--- a/book/docx-por-capitulo/capitulo-04-memoria-almacenamiento.docx
+++ b/book/docx-por-capitulo/capitulo-04-memoria-almacenamiento.docx
@@ -7,6 +7,7 @@
         <w:pStyle w:val="Endure-ChapterTitle"/>
         <w:keepNext/>
         <w:spacing w:before="480" w:after="240"/>
+        <w:outlineLvl w:val="0"/>
       </w:pPr>
       <w:r>
         <w:rPr>
@@ -26,80 +27,112 @@
         <w:pStyle w:val="Endure-Subhead"/>
         <w:keepNext/>
         <w:spacing w:before="240" w:after="60"/>
+        <w:outlineLvl w:val="1"/>
       </w:pPr>
       <w:r>
+        <w:rPr>
+          <w:sz w:val="24"/>
+        </w:rPr>
         <w:t>Introducción</w:t>
       </w:r>
     </w:p>
     <w:p>
       <w:pPr>
         <w:pStyle w:val="Endure-FirstParagraphBodyText"/>
+        <w:spacing w:before="100" w:after="100"/>
       </w:pPr>
       <w:r>
+        <w:rPr>
+          <w:sz w:val="20"/>
+        </w:rPr>
         <w:t>El Jetson AGX Orin 64GB tiene una ventaja enorme sobre cualquier GPU de escritorio: 64 GB de memoria unificada que la CPU y la GPU comparten. Un modelo de 26 GB cabe completamente en RAM con margen sobrante. Sin embargo, cuando el sistema operativo, los servicios activos y el modelo suman más de 64 GB, el kernel no tiene adónde poner el excedente y mata procesos o entra en pánico.</w:t>
       </w:r>
     </w:p>
     <w:p>
       <w:pPr>
         <w:pStyle w:val="Endure-ChapterBodyText"/>
+        <w:spacing w:before="100" w:after="100"/>
       </w:pPr>
       <w:r>
+        <w:rPr>
+          <w:sz w:val="20"/>
+        </w:rPr>
         <w:t xml:space="preserve">La solución es un sistema de overflow en dos capas: </w:t>
       </w:r>
       <w:r>
         <w:rPr>
           <w:b/>
+          <w:sz w:val="20"/>
         </w:rPr>
         <w:t>ZRAM</w:t>
       </w:r>
       <w:r>
+        <w:rPr>
+          <w:sz w:val="20"/>
+        </w:rPr>
         <w:t xml:space="preserve"> (swap comprimido en RAM — más rápido, menor espacio real) y </w:t>
       </w:r>
       <w:r>
         <w:rPr>
           <w:b/>
+          <w:sz w:val="20"/>
         </w:rPr>
         <w:t>swap en NVMe</w:t>
       </w:r>
       <w:r>
+        <w:rPr>
+          <w:sz w:val="20"/>
+        </w:rPr>
         <w:t xml:space="preserve"> (disco SSD — más lento, pero sin límite práctico). Con estas dos capas configuradas, el Jetson puede manejar modelos de hasta ~55 GB con fluidez y bordear los 60 GB sin colapsar.</w:t>
       </w:r>
     </w:p>
     <w:p>
       <w:pPr>
         <w:pStyle w:val="Endure-ChapterBodyText"/>
+        <w:spacing w:before="100" w:after="100"/>
       </w:pPr>
       <w:r>
         <w:rPr>
           <w:b/>
+          <w:sz w:val="20"/>
         </w:rPr>
         <w:t>Prerequisito:</w:t>
       </w:r>
       <w:r>
+        <w:rPr>
+          <w:sz w:val="20"/>
+        </w:rPr>
         <w:t xml:space="preserve"> Capítulo 1 completada. NVMe SSD instalado recomendado (aunque la guía cubre también eMMC como alternativa).</w:t>
       </w:r>
     </w:p>
     <w:p>
       <w:pPr>
         <w:pStyle w:val="Endure-ChapterBodyText"/>
+        <w:spacing w:before="100" w:after="100"/>
       </w:pPr>
       <w:r>
         <w:rPr>
           <w:b/>
+          <w:sz w:val="20"/>
         </w:rPr>
         <w:t>Tiempo estimado:</w:t>
       </w:r>
       <w:r>
+        <w:rPr>
+          <w:sz w:val="20"/>
+        </w:rPr>
         <w:t xml:space="preserve"> 15–20 minutos.</w:t>
       </w:r>
     </w:p>
     <w:p>
       <w:pPr>
         <w:pStyle w:val="Endure-ChapterBodyText"/>
+        <w:spacing w:before="100" w:after="100"/>
       </w:pPr>
       <w:r>
         <w:rPr>
           <w:b/>
+          <w:sz w:val="20"/>
         </w:rPr>
         <w:t>Al final de esta parte tendrá:</w:t>
       </w:r>
@@ -107,70 +140,82 @@
     <w:p>
       <w:pPr>
         <w:pStyle w:val="Endure-ChapterBodyText"/>
-        <w:spacing w:before="20" w:after="20"/>
+        <w:spacing w:before="40" w:after="40"/>
         <w:ind w:left="360" w:hanging="216"/>
       </w:pPr>
       <w:r>
         <w:rPr>
-          <w:sz w:val="18"/>
+          <w:sz w:val="20"/>
         </w:rPr>
         <w:t xml:space="preserve">• </w:t>
       </w:r>
       <w:r>
+        <w:rPr>
+          <w:sz w:val="20"/>
+        </w:rPr>
         <w:t>ZRAM de 8 GB (swap comprimido en RAM)</w:t>
       </w:r>
     </w:p>
     <w:p>
       <w:pPr>
         <w:pStyle w:val="Endure-ChapterBodyText"/>
-        <w:spacing w:before="20" w:after="20"/>
+        <w:spacing w:before="40" w:after="40"/>
         <w:ind w:left="360" w:hanging="216"/>
       </w:pPr>
       <w:r>
         <w:rPr>
-          <w:sz w:val="18"/>
+          <w:sz w:val="20"/>
         </w:rPr>
         <w:t xml:space="preserve">• </w:t>
       </w:r>
       <w:r>
+        <w:rPr>
+          <w:sz w:val="20"/>
+        </w:rPr>
         <w:t>Swap de 16 GB en NVMe SSD (o eMMC si no hay NVMe)</w:t>
       </w:r>
     </w:p>
     <w:p>
       <w:pPr>
         <w:pStyle w:val="Endure-ChapterBodyText"/>
-        <w:spacing w:before="20" w:after="20"/>
+        <w:spacing w:before="40" w:after="40"/>
         <w:ind w:left="360" w:hanging="216"/>
       </w:pPr>
       <w:r>
         <w:rPr>
-          <w:sz w:val="18"/>
+          <w:sz w:val="20"/>
         </w:rPr>
         <w:t xml:space="preserve">• </w:t>
       </w:r>
       <w:r>
+        <w:rPr>
+          <w:sz w:val="20"/>
+        </w:rPr>
         <w:t>Swappiness optimizado para cargas de LLM</w:t>
       </w:r>
     </w:p>
     <w:p>
       <w:pPr>
         <w:pStyle w:val="Endure-ChapterBodyText"/>
-        <w:spacing w:before="20" w:after="20"/>
+        <w:spacing w:before="40" w:after="40"/>
         <w:ind w:left="360" w:hanging="216"/>
       </w:pPr>
       <w:r>
         <w:rPr>
-          <w:sz w:val="18"/>
+          <w:sz w:val="20"/>
         </w:rPr>
         <w:t xml:space="preserve">• </w:t>
       </w:r>
       <w:r>
+        <w:rPr>
+          <w:sz w:val="20"/>
+        </w:rPr>
         <w:t xml:space="preserve">Directorio de modelos en NVMe montado como </w:t>
       </w:r>
       <w:r>
         <w:rPr>
           <w:rFonts w:ascii="Courier New" w:hAnsi="Courier New"/>
-          <w:sz w:val="17"/>
+          <w:sz w:val="16"/>
         </w:rPr>
         <w:t>/data</w:t>
       </w:r>
@@ -178,16 +223,19 @@
     <w:p>
       <w:pPr>
         <w:pStyle w:val="Endure-ChapterBodyText"/>
-        <w:spacing w:before="20" w:after="20"/>
+        <w:spacing w:before="40" w:after="40"/>
         <w:ind w:left="360" w:hanging="216"/>
       </w:pPr>
       <w:r>
         <w:rPr>
-          <w:sz w:val="18"/>
+          <w:sz w:val="20"/>
         </w:rPr>
         <w:t xml:space="preserve">• </w:t>
       </w:r>
       <w:r>
+        <w:rPr>
+          <w:sz w:val="20"/>
+        </w:rPr>
         <w:t>Comprensión del impacto de swap en velocidad de inferencia</w:t>
       </w:r>
     </w:p>
@@ -201,8 +249,12 @@
         <w:pStyle w:val="Endure-Subhead"/>
         <w:keepNext/>
         <w:spacing w:before="240" w:after="60"/>
+        <w:outlineLvl w:val="1"/>
       </w:pPr>
       <w:r>
+        <w:rPr>
+          <w:sz w:val="24"/>
+        </w:rPr>
         <w:t>4.1 Arquitectura de Memoria del Jetson</w:t>
       </w:r>
     </w:p>
@@ -254,6 +306,7 @@
       <w:r>
         <w:rPr>
           <w:i/>
+          <w:sz w:val="16"/>
         </w:rPr>
         <w:t>Arquitectura de Memoria Unificada del Jetson</w:t>
       </w:r>
@@ -261,8 +314,12 @@
     <w:p>
       <w:pPr>
         <w:pStyle w:val="Endure-ChapterBodyText"/>
+        <w:spacing w:before="100" w:after="100"/>
       </w:pPr>
       <w:r>
+        <w:rPr>
+          <w:sz w:val="20"/>
+        </w:rPr>
         <w:t>Antes de configurar el swap, conviene entender la jerarquía de memoria que usará el sistema:</w:t>
       </w:r>
     </w:p>
@@ -279,7 +336,7 @@
         <w:tc>
           <w:tcPr>
             <w:tcW w:type="dxa" w:w="8152"/>
-            <w:shd w:val="clear" w:color="auto" w:fill="F2F2F2"/>
+            <w:shd w:val="clear" w:color="auto" w:fill="EAEAEA"/>
             <w:tcBorders>
               <w:left w:val="thick" w:sz="24" w:color="1A5A6A"/>
             </w:tcBorders>
@@ -300,6 +357,7 @@
             <w:r>
               <w:rPr>
                 <w:rFonts w:ascii="Courier New" w:hAnsi="Courier New"/>
+                <w:i/>
                 <w:color w:val="555555"/>
                 <w:sz w:val="16"/>
               </w:rPr>
@@ -316,6 +374,7 @@
             <w:r>
               <w:rPr>
                 <w:rFonts w:ascii="Courier New" w:hAnsi="Courier New"/>
+                <w:i/>
                 <w:color w:val="555555"/>
                 <w:sz w:val="16"/>
               </w:rPr>
@@ -332,6 +391,7 @@
             <w:r>
               <w:rPr>
                 <w:rFonts w:ascii="Courier New" w:hAnsi="Courier New"/>
+                <w:i/>
                 <w:color w:val="555555"/>
                 <w:sz w:val="16"/>
               </w:rPr>
@@ -348,6 +408,7 @@
             <w:r>
               <w:rPr>
                 <w:rFonts w:ascii="Courier New" w:hAnsi="Courier New"/>
+                <w:i/>
                 <w:color w:val="555555"/>
                 <w:sz w:val="16"/>
               </w:rPr>
@@ -364,6 +425,7 @@
             <w:r>
               <w:rPr>
                 <w:rFonts w:ascii="Courier New" w:hAnsi="Courier New"/>
+                <w:i/>
                 <w:color w:val="555555"/>
                 <w:sz w:val="16"/>
               </w:rPr>
@@ -380,6 +442,7 @@
             <w:r>
               <w:rPr>
                 <w:rFonts w:ascii="Courier New" w:hAnsi="Courier New"/>
+                <w:i/>
                 <w:color w:val="555555"/>
                 <w:sz w:val="16"/>
               </w:rPr>
@@ -396,6 +459,7 @@
             <w:r>
               <w:rPr>
                 <w:rFonts w:ascii="Courier New" w:hAnsi="Courier New"/>
+                <w:i/>
                 <w:color w:val="555555"/>
                 <w:sz w:val="16"/>
               </w:rPr>
@@ -412,6 +476,7 @@
             <w:r>
               <w:rPr>
                 <w:rFonts w:ascii="Courier New" w:hAnsi="Courier New"/>
+                <w:i/>
                 <w:color w:val="555555"/>
                 <w:sz w:val="16"/>
               </w:rPr>
@@ -428,6 +493,7 @@
             <w:r>
               <w:rPr>
                 <w:rFonts w:ascii="Courier New" w:hAnsi="Courier New"/>
+                <w:i/>
                 <w:color w:val="555555"/>
                 <w:sz w:val="16"/>
               </w:rPr>
@@ -444,6 +510,7 @@
             <w:r>
               <w:rPr>
                 <w:rFonts w:ascii="Courier New" w:hAnsi="Courier New"/>
+                <w:i/>
                 <w:color w:val="555555"/>
                 <w:sz w:val="16"/>
               </w:rPr>
@@ -460,6 +527,7 @@
             <w:r>
               <w:rPr>
                 <w:rFonts w:ascii="Courier New" w:hAnsi="Courier New"/>
+                <w:i/>
                 <w:color w:val="555555"/>
                 <w:sz w:val="16"/>
               </w:rPr>
@@ -476,6 +544,7 @@
             <w:r>
               <w:rPr>
                 <w:rFonts w:ascii="Courier New" w:hAnsi="Courier New"/>
+                <w:i/>
                 <w:color w:val="555555"/>
                 <w:sz w:val="16"/>
               </w:rPr>
@@ -492,6 +561,7 @@
             <w:r>
               <w:rPr>
                 <w:rFonts w:ascii="Courier New" w:hAnsi="Courier New"/>
+                <w:i/>
                 <w:color w:val="555555"/>
                 <w:sz w:val="16"/>
               </w:rPr>
@@ -508,6 +578,7 @@
             <w:r>
               <w:rPr>
                 <w:rFonts w:ascii="Courier New" w:hAnsi="Courier New"/>
+                <w:i/>
                 <w:color w:val="555555"/>
                 <w:sz w:val="16"/>
               </w:rPr>
@@ -524,6 +595,7 @@
             <w:r>
               <w:rPr>
                 <w:rFonts w:ascii="Courier New" w:hAnsi="Courier New"/>
+                <w:i/>
                 <w:color w:val="555555"/>
                 <w:sz w:val="16"/>
               </w:rPr>
@@ -540,6 +612,7 @@
             <w:r>
               <w:rPr>
                 <w:rFonts w:ascii="Courier New" w:hAnsi="Courier New"/>
+                <w:i/>
                 <w:color w:val="555555"/>
                 <w:sz w:val="16"/>
               </w:rPr>
@@ -556,6 +629,7 @@
             <w:r>
               <w:rPr>
                 <w:rFonts w:ascii="Courier New" w:hAnsi="Courier New"/>
+                <w:i/>
                 <w:color w:val="555555"/>
                 <w:sz w:val="16"/>
               </w:rPr>
@@ -572,6 +646,7 @@
             <w:r>
               <w:rPr>
                 <w:rFonts w:ascii="Courier New" w:hAnsi="Courier New"/>
+                <w:i/>
                 <w:color w:val="555555"/>
                 <w:sz w:val="16"/>
               </w:rPr>
@@ -588,6 +663,7 @@
             <w:r>
               <w:rPr>
                 <w:rFonts w:ascii="Courier New" w:hAnsi="Courier New"/>
+                <w:i/>
                 <w:color w:val="555555"/>
                 <w:sz w:val="16"/>
               </w:rPr>
@@ -604,6 +680,7 @@
             <w:r>
               <w:rPr>
                 <w:rFonts w:ascii="Courier New" w:hAnsi="Courier New"/>
+                <w:i/>
                 <w:color w:val="555555"/>
                 <w:sz w:val="16"/>
               </w:rPr>
@@ -675,16 +752,24 @@
         <w:pStyle w:val="Endure-Subhead"/>
         <w:keepNext/>
         <w:spacing w:before="240" w:after="60"/>
+        <w:outlineLvl w:val="1"/>
       </w:pPr>
       <w:r>
+        <w:rPr>
+          <w:sz w:val="24"/>
+        </w:rPr>
         <w:t>4.2 Detectar su Configuración de Almacenamiento</w:t>
       </w:r>
     </w:p>
     <w:p>
       <w:pPr>
         <w:pStyle w:val="Endure-FirstParagraphBodyText"/>
+        <w:spacing w:before="100" w:after="100"/>
       </w:pPr>
       <w:r>
+        <w:rPr>
+          <w:sz w:val="20"/>
+        </w:rPr>
         <w:t>El Jetson puede estar configurado de dos formas. Identifique la suya antes de continuar:</w:t>
       </w:r>
     </w:p>
@@ -701,7 +786,7 @@
         <w:tc>
           <w:tcPr>
             <w:tcW w:type="dxa" w:w="8152"/>
-            <w:shd w:val="clear" w:color="auto" w:fill="F2F2F2"/>
+            <w:shd w:val="clear" w:color="auto" w:fill="EAEAEA"/>
             <w:tcBorders>
               <w:left w:val="thick" w:sz="24" w:color="1A5A6A"/>
             </w:tcBorders>
@@ -771,6 +856,7 @@
             <w:r>
               <w:rPr>
                 <w:rFonts w:ascii="Courier New" w:hAnsi="Courier New"/>
+                <w:i/>
                 <w:color w:val="555555"/>
                 <w:sz w:val="16"/>
               </w:rPr>
@@ -788,10 +874,12 @@
     <w:p>
       <w:pPr>
         <w:pStyle w:val="Endure-ChapterBodyText"/>
+        <w:spacing w:before="100" w:after="100"/>
       </w:pPr>
       <w:r>
         <w:rPr>
           <w:b/>
+          <w:sz w:val="20"/>
         </w:rPr>
         <w:t>Configuración A — SO en eMMC + NVMe como disco extra (caso clásico):</w:t>
       </w:r>
@@ -809,7 +897,7 @@
         <w:tc>
           <w:tcPr>
             <w:tcW w:type="dxa" w:w="8152"/>
-            <w:shd w:val="clear" w:color="auto" w:fill="F2F2F2"/>
+            <w:shd w:val="clear" w:color="auto" w:fill="EAEAEA"/>
             <w:tcBorders>
               <w:left w:val="thick" w:sz="24" w:color="1A5A6A"/>
             </w:tcBorders>
@@ -830,6 +918,7 @@
             <w:r>
               <w:rPr>
                 <w:rFonts w:ascii="Courier New" w:hAnsi="Courier New"/>
+                <w:i/>
                 <w:color w:val="555555"/>
                 <w:sz w:val="16"/>
               </w:rPr>
@@ -846,6 +935,7 @@
             <w:r>
               <w:rPr>
                 <w:rFonts w:ascii="Courier New" w:hAnsi="Courier New"/>
+                <w:i/>
                 <w:color w:val="555555"/>
                 <w:sz w:val="16"/>
               </w:rPr>
@@ -862,6 +952,7 @@
             <w:r>
               <w:rPr>
                 <w:rFonts w:ascii="Courier New" w:hAnsi="Courier New"/>
+                <w:i/>
                 <w:color w:val="555555"/>
                 <w:sz w:val="16"/>
               </w:rPr>
@@ -878,6 +969,7 @@
             <w:r>
               <w:rPr>
                 <w:rFonts w:ascii="Courier New" w:hAnsi="Courier New"/>
+                <w:i/>
                 <w:color w:val="555555"/>
                 <w:sz w:val="16"/>
               </w:rPr>
@@ -894,6 +986,7 @@
             <w:r>
               <w:rPr>
                 <w:rFonts w:ascii="Courier New" w:hAnsi="Courier New"/>
+                <w:i/>
                 <w:color w:val="555555"/>
                 <w:sz w:val="16"/>
               </w:rPr>
@@ -911,10 +1004,12 @@
     <w:p>
       <w:pPr>
         <w:pStyle w:val="Endure-ChapterBodyText"/>
+        <w:spacing w:before="100" w:after="100"/>
       </w:pPr>
       <w:r>
         <w:rPr>
           <w:b/>
+          <w:sz w:val="20"/>
         </w:rPr>
         <w:t>Configuración B — SO instalado directamente en NVMe (recomendada):</w:t>
       </w:r>
@@ -932,7 +1027,7 @@
         <w:tc>
           <w:tcPr>
             <w:tcW w:type="dxa" w:w="8152"/>
-            <w:shd w:val="clear" w:color="auto" w:fill="F2F2F2"/>
+            <w:shd w:val="clear" w:color="auto" w:fill="EAEAEA"/>
             <w:tcBorders>
               <w:left w:val="thick" w:sz="24" w:color="1A5A6A"/>
             </w:tcBorders>
@@ -953,6 +1048,7 @@
             <w:r>
               <w:rPr>
                 <w:rFonts w:ascii="Courier New" w:hAnsi="Courier New"/>
+                <w:i/>
                 <w:color w:val="555555"/>
                 <w:sz w:val="16"/>
               </w:rPr>
@@ -969,6 +1065,7 @@
             <w:r>
               <w:rPr>
                 <w:rFonts w:ascii="Courier New" w:hAnsi="Courier New"/>
+                <w:i/>
                 <w:color w:val="555555"/>
                 <w:sz w:val="16"/>
               </w:rPr>
@@ -985,6 +1082,7 @@
             <w:r>
               <w:rPr>
                 <w:rFonts w:ascii="Courier New" w:hAnsi="Courier New"/>
+                <w:i/>
                 <w:color w:val="555555"/>
                 <w:sz w:val="16"/>
               </w:rPr>
@@ -1001,6 +1099,7 @@
             <w:r>
               <w:rPr>
                 <w:rFonts w:ascii="Courier New" w:hAnsi="Courier New"/>
+                <w:i/>
                 <w:color w:val="555555"/>
                 <w:sz w:val="16"/>
               </w:rPr>
@@ -1061,7 +1160,7 @@
             <w:r>
               <w:rPr>
                 <w:rFonts w:ascii="Courier New" w:hAnsi="Courier New"/>
-                <w:sz w:val="17"/>
+                <w:sz w:val="16"/>
               </w:rPr>
               <w:t>df -h</w:t>
             </w:r>
@@ -1071,7 +1170,7 @@
             <w:r>
               <w:rPr>
                 <w:rFonts w:ascii="Courier New" w:hAnsi="Courier New"/>
-                <w:sz w:val="17"/>
+                <w:sz w:val="16"/>
               </w:rPr>
               <w:t>/</w:t>
             </w:r>
@@ -1081,7 +1180,7 @@
             <w:r>
               <w:rPr>
                 <w:rFonts w:ascii="Courier New" w:hAnsi="Courier New"/>
-                <w:sz w:val="17"/>
+                <w:sz w:val="16"/>
               </w:rPr>
               <w:t>/dev/nvme0n1p1</w:t>
             </w:r>
@@ -1091,7 +1190,7 @@
             <w:r>
               <w:rPr>
                 <w:rFonts w:ascii="Courier New" w:hAnsi="Courier New"/>
-                <w:sz w:val="17"/>
+                <w:sz w:val="16"/>
               </w:rPr>
               <w:t>/dev/mmcblk0p1</w:t>
             </w:r>
@@ -1112,8 +1211,12 @@
         <w:pStyle w:val="Endure-Subhead"/>
         <w:keepNext/>
         <w:spacing w:before="240" w:after="60"/>
+        <w:outlineLvl w:val="1"/>
       </w:pPr>
       <w:r>
+        <w:rPr>
+          <w:sz w:val="24"/>
+        </w:rPr>
         <w:t>4.3 Preparar el Directorio `/data`</w:t>
       </w:r>
     </w:p>
@@ -1122,10 +1225,11 @@
         <w:pStyle w:val="Endure-Subhead"/>
         <w:keepNext/>
         <w:spacing w:before="160" w:after="60"/>
+        <w:outlineLvl w:val="2"/>
       </w:pPr>
       <w:r>
         <w:rPr>
-          <w:sz w:val="18"/>
+          <w:sz w:val="22"/>
         </w:rPr>
         <w:t>Configuración A — NVMe como disco extra (SO en eMMC)</w:t>
       </w:r>
@@ -1133,33 +1237,44 @@
     <w:p>
       <w:pPr>
         <w:pStyle w:val="Endure-FirstParagraphBodyText"/>
+        <w:spacing w:before="100" w:after="100"/>
       </w:pPr>
       <w:r>
+        <w:rPr>
+          <w:sz w:val="20"/>
+        </w:rPr>
         <w:t xml:space="preserve">Si el NVMe aparece en </w:t>
       </w:r>
       <w:r>
         <w:rPr>
           <w:rFonts w:ascii="Courier New" w:hAnsi="Courier New"/>
-          <w:sz w:val="17"/>
+          <w:sz w:val="16"/>
         </w:rPr>
         <w:t>lsblk</w:t>
       </w:r>
       <w:r>
+        <w:rPr>
+          <w:sz w:val="20"/>
+        </w:rPr>
         <w:t xml:space="preserve"> sin sistema de archivos, formatéelo y móntelo como </w:t>
       </w:r>
       <w:r>
         <w:rPr>
           <w:rFonts w:ascii="Courier New" w:hAnsi="Courier New"/>
-          <w:sz w:val="17"/>
+          <w:sz w:val="16"/>
         </w:rPr>
         <w:t>/data</w:t>
       </w:r>
       <w:r>
+        <w:rPr>
+          <w:sz w:val="20"/>
+        </w:rPr>
         <w:t xml:space="preserve">. </w:t>
       </w:r>
       <w:r>
         <w:rPr>
           <w:b/>
+          <w:sz w:val="20"/>
         </w:rPr>
         <w:t>ATENCIÓN: este proceso borra todo el contenido del NVMe.</w:t>
       </w:r>
@@ -1177,7 +1292,7 @@
         <w:tc>
           <w:tcPr>
             <w:tcW w:type="dxa" w:w="8152"/>
-            <w:shd w:val="clear" w:color="auto" w:fill="F2F2F2"/>
+            <w:shd w:val="clear" w:color="auto" w:fill="EAEAEA"/>
             <w:tcBorders>
               <w:left w:val="thick" w:sz="24" w:color="1A5A6A"/>
             </w:tcBorders>
@@ -1472,6 +1587,7 @@
             <w:r>
               <w:rPr>
                 <w:rFonts w:ascii="Courier New" w:hAnsi="Courier New"/>
+                <w:i/>
                 <w:color w:val="555555"/>
                 <w:sz w:val="16"/>
               </w:rPr>
@@ -1499,7 +1615,7 @@
         <w:tc>
           <w:tcPr>
             <w:tcW w:type="dxa" w:w="8152"/>
-            <w:shd w:val="clear" w:color="auto" w:fill="F2F2F2"/>
+            <w:shd w:val="clear" w:color="auto" w:fill="EAEAEA"/>
             <w:tcBorders>
               <w:left w:val="thick" w:sz="24" w:color="1A5A6A"/>
             </w:tcBorders>
@@ -1537,6 +1653,7 @@
             <w:r>
               <w:rPr>
                 <w:rFonts w:ascii="Courier New" w:hAnsi="Courier New"/>
+                <w:i/>
                 <w:color w:val="555555"/>
                 <w:sz w:val="16"/>
               </w:rPr>
@@ -1553,6 +1670,7 @@
             <w:r>
               <w:rPr>
                 <w:rFonts w:ascii="Courier New" w:hAnsi="Courier New"/>
+                <w:i/>
                 <w:color w:val="555555"/>
                 <w:sz w:val="16"/>
               </w:rPr>
@@ -1572,38 +1690,50 @@
         <w:pStyle w:val="Endure-Subhead"/>
         <w:keepNext/>
         <w:spacing w:before="160" w:after="60"/>
+        <w:outlineLvl w:val="2"/>
       </w:pPr>
       <w:r>
         <w:rPr>
-          <w:sz w:val="18"/>
+          <w:sz w:val="22"/>
         </w:rPr>
-        <w:t>Configuración B — SO instalado en NVMe (caso del autor)</w:t>
+        <w:t>Configuración B — SO instalado en NVMe (condición ideal)</w:t>
       </w:r>
     </w:p>
     <w:p>
       <w:pPr>
         <w:pStyle w:val="Endure-FirstParagraphBodyText"/>
+        <w:spacing w:before="100" w:after="100"/>
       </w:pPr>
       <w:r>
+        <w:rPr>
+          <w:sz w:val="20"/>
+        </w:rPr>
         <w:t xml:space="preserve">Si el sistema operativo ya está en el NVMe, </w:t>
       </w:r>
       <w:r>
         <w:rPr>
           <w:b/>
+          <w:sz w:val="20"/>
         </w:rPr>
         <w:t>no formatee nada</w:t>
       </w:r>
       <w:r>
+        <w:rPr>
+          <w:sz w:val="20"/>
+        </w:rPr>
         <w:t xml:space="preserve">. Solo cree el directorio </w:t>
       </w:r>
       <w:r>
         <w:rPr>
           <w:rFonts w:ascii="Courier New" w:hAnsi="Courier New"/>
-          <w:sz w:val="17"/>
+          <w:sz w:val="16"/>
         </w:rPr>
         <w:t>/data</w:t>
       </w:r>
       <w:r>
+        <w:rPr>
+          <w:sz w:val="20"/>
+        </w:rPr>
         <w:t xml:space="preserve"> dentro del disco raíz y asigne los permisos correctos:</w:t>
       </w:r>
     </w:p>
@@ -1620,7 +1750,7 @@
         <w:tc>
           <w:tcPr>
             <w:tcW w:type="dxa" w:w="8152"/>
-            <w:shd w:val="clear" w:color="auto" w:fill="F2F2F2"/>
+            <w:shd w:val="clear" w:color="auto" w:fill="EAEAEA"/>
             <w:tcBorders>
               <w:left w:val="thick" w:sz="24" w:color="1A5A6A"/>
             </w:tcBorders>
@@ -1722,6 +1852,7 @@
             <w:r>
               <w:rPr>
                 <w:rFonts w:ascii="Courier New" w:hAnsi="Courier New"/>
+                <w:i/>
                 <w:color w:val="555555"/>
                 <w:sz w:val="16"/>
               </w:rPr>
@@ -1749,7 +1880,7 @@
         <w:tc>
           <w:tcPr>
             <w:tcW w:type="dxa" w:w="8152"/>
-            <w:shd w:val="clear" w:color="auto" w:fill="F2F2F2"/>
+            <w:shd w:val="clear" w:color="auto" w:fill="EAEAEA"/>
             <w:tcBorders>
               <w:left w:val="thick" w:sz="24" w:color="1A5A6A"/>
             </w:tcBorders>
@@ -1787,6 +1918,7 @@
             <w:r>
               <w:rPr>
                 <w:rFonts w:ascii="Courier New" w:hAnsi="Courier New"/>
+                <w:i/>
                 <w:color w:val="555555"/>
                 <w:sz w:val="16"/>
               </w:rPr>
@@ -1847,7 +1979,7 @@
             <w:r>
               <w:rPr>
                 <w:rFonts w:ascii="Courier New" w:hAnsi="Courier New"/>
-                <w:sz w:val="17"/>
+                <w:sz w:val="16"/>
               </w:rPr>
               <w:t>/</w:t>
             </w:r>
@@ -1857,7 +1989,7 @@
             <w:r>
               <w:rPr>
                 <w:rFonts w:ascii="Courier New" w:hAnsi="Courier New"/>
-                <w:sz w:val="17"/>
+                <w:sz w:val="16"/>
               </w:rPr>
               <w:t>/data</w:t>
             </w:r>
@@ -1876,10 +2008,12 @@
     <w:p>
       <w:pPr>
         <w:pStyle w:val="Endure-ChapterBodyText"/>
+        <w:spacing w:before="100" w:after="100"/>
       </w:pPr>
       <w:r>
         <w:rPr>
           <w:b/>
+          <w:sz w:val="20"/>
         </w:rPr>
         <w:t>Verificar permisos de `/data` (aplica para ambas configuraciones):</w:t>
       </w:r>
@@ -1897,7 +2031,7 @@
         <w:tc>
           <w:tcPr>
             <w:tcW w:type="dxa" w:w="8152"/>
-            <w:shd w:val="clear" w:color="auto" w:fill="F2F2F2"/>
+            <w:shd w:val="clear" w:color="auto" w:fill="EAEAEA"/>
             <w:tcBorders>
               <w:left w:val="thick" w:sz="24" w:color="1A5A6A"/>
             </w:tcBorders>
@@ -2026,7 +2160,7 @@
         <w:tc>
           <w:tcPr>
             <w:tcW w:type="dxa" w:w="8152"/>
-            <w:shd w:val="clear" w:color="auto" w:fill="F2F2F2"/>
+            <w:shd w:val="clear" w:color="auto" w:fill="EAEAEA"/>
             <w:tcBorders>
               <w:left w:val="thick" w:sz="24" w:color="1A5A6A"/>
             </w:tcBorders>
@@ -2064,6 +2198,7 @@
             <w:r>
               <w:rPr>
                 <w:rFonts w:ascii="Courier New" w:hAnsi="Courier New"/>
+                <w:i/>
                 <w:color w:val="555555"/>
                 <w:sz w:val="16"/>
               </w:rPr>
@@ -2083,34 +2218,49 @@
         <w:pStyle w:val="Endure-Subhead"/>
         <w:keepNext/>
         <w:spacing w:before="240" w:after="60"/>
+        <w:outlineLvl w:val="1"/>
       </w:pPr>
       <w:r>
+        <w:rPr>
+          <w:sz w:val="24"/>
+        </w:rPr>
         <w:t>4.4 Configurar ZRAM</w:t>
       </w:r>
     </w:p>
     <w:p>
       <w:pPr>
         <w:pStyle w:val="Endure-FirstParagraphBodyText"/>
+        <w:spacing w:before="100" w:after="100"/>
       </w:pPr>
       <w:r>
+        <w:rPr>
+          <w:sz w:val="20"/>
+        </w:rPr>
         <w:t>ZRAM es un dispositivo de swap virtual que comprime las páginas de memoria antes de "escribirlas" — en realidad las mantiene en RAM comprimidas. Ocupa menos espacio real del que reporta y es mucho más rápido que el swap en disco.</w:t>
       </w:r>
     </w:p>
     <w:p>
       <w:pPr>
         <w:pStyle w:val="Endure-ChapterBodyText"/>
+        <w:spacing w:before="100" w:after="100"/>
       </w:pPr>
       <w:r>
+        <w:rPr>
+          <w:sz w:val="20"/>
+        </w:rPr>
         <w:t xml:space="preserve">Ubuntu 24.04 incluye </w:t>
       </w:r>
       <w:r>
         <w:rPr>
           <w:rFonts w:ascii="Courier New" w:hAnsi="Courier New"/>
-          <w:sz w:val="17"/>
+          <w:sz w:val="16"/>
         </w:rPr>
         <w:t>zram-config</w:t>
       </w:r>
       <w:r>
+        <w:rPr>
+          <w:sz w:val="20"/>
+        </w:rPr>
         <w:t xml:space="preserve"> pero necesita instalarse:</w:t>
       </w:r>
     </w:p>
@@ -2127,7 +2277,7 @@
         <w:tc>
           <w:tcPr>
             <w:tcW w:type="dxa" w:w="8152"/>
-            <w:shd w:val="clear" w:color="auto" w:fill="F2F2F2"/>
+            <w:shd w:val="clear" w:color="auto" w:fill="EAEAEA"/>
             <w:tcBorders>
               <w:left w:val="thick" w:sz="24" w:color="1A5A6A"/>
             </w:tcBorders>
@@ -2240,7 +2390,7 @@
         <w:tc>
           <w:tcPr>
             <w:tcW w:type="dxa" w:w="8152"/>
-            <w:shd w:val="clear" w:color="auto" w:fill="F2F2F2"/>
+            <w:shd w:val="clear" w:color="auto" w:fill="EAEAEA"/>
             <w:tcBorders>
               <w:left w:val="thick" w:sz="24" w:color="1A5A6A"/>
             </w:tcBorders>
@@ -2278,6 +2428,7 @@
             <w:r>
               <w:rPr>
                 <w:rFonts w:ascii="Courier New" w:hAnsi="Courier New"/>
+                <w:i/>
                 <w:color w:val="555555"/>
                 <w:sz w:val="16"/>
               </w:rPr>
@@ -2294,6 +2445,7 @@
             <w:r>
               <w:rPr>
                 <w:rFonts w:ascii="Courier New" w:hAnsi="Courier New"/>
+                <w:i/>
                 <w:color w:val="555555"/>
                 <w:sz w:val="16"/>
               </w:rPr>
@@ -2321,7 +2473,7 @@
         <w:tc>
           <w:tcPr>
             <w:tcW w:type="dxa" w:w="8152"/>
-            <w:shd w:val="clear" w:color="auto" w:fill="F2F2F2"/>
+            <w:shd w:val="clear" w:color="auto" w:fill="EAEAEA"/>
             <w:tcBorders>
               <w:left w:val="thick" w:sz="24" w:color="1A5A6A"/>
             </w:tcBorders>
@@ -2359,6 +2511,7 @@
             <w:r>
               <w:rPr>
                 <w:rFonts w:ascii="Courier New" w:hAnsi="Courier New"/>
+                <w:i/>
                 <w:color w:val="555555"/>
                 <w:sz w:val="16"/>
               </w:rPr>
@@ -2386,7 +2539,7 @@
         <w:tc>
           <w:tcPr>
             <w:tcW w:type="dxa" w:w="8152"/>
-            <w:shd w:val="clear" w:color="auto" w:fill="F2F2F2"/>
+            <w:shd w:val="clear" w:color="auto" w:fill="EAEAEA"/>
             <w:tcBorders>
               <w:left w:val="thick" w:sz="24" w:color="1A5A6A"/>
             </w:tcBorders>
@@ -2424,6 +2577,7 @@
             <w:r>
               <w:rPr>
                 <w:rFonts w:ascii="Courier New" w:hAnsi="Courier New"/>
+                <w:i/>
                 <w:color w:val="555555"/>
                 <w:sz w:val="16"/>
               </w:rPr>
@@ -2440,6 +2594,7 @@
             <w:r>
               <w:rPr>
                 <w:rFonts w:ascii="Courier New" w:hAnsi="Courier New"/>
+                <w:i/>
                 <w:color w:val="555555"/>
                 <w:sz w:val="16"/>
               </w:rPr>
@@ -2457,28 +2612,38 @@
     <w:p>
       <w:pPr>
         <w:pStyle w:val="Endure-ChapterBodyText"/>
+        <w:spacing w:before="100" w:after="100"/>
       </w:pPr>
       <w:r>
+        <w:rPr>
+          <w:sz w:val="20"/>
+        </w:rPr>
         <w:t xml:space="preserve">Por defecto, </w:t>
       </w:r>
       <w:r>
         <w:rPr>
           <w:rFonts w:ascii="Courier New" w:hAnsi="Courier New"/>
-          <w:sz w:val="17"/>
+          <w:sz w:val="16"/>
         </w:rPr>
         <w:t>zram-config</w:t>
       </w:r>
       <w:r>
+        <w:rPr>
+          <w:sz w:val="20"/>
+        </w:rPr>
         <w:t xml:space="preserve"> crea un dispositivo de aproximadamente la mitad de la RAM (8 GB en el caso del Jetson 64GB) con prioridad alta (</w:t>
       </w:r>
       <w:r>
         <w:rPr>
           <w:rFonts w:ascii="Courier New" w:hAnsi="Courier New"/>
-          <w:sz w:val="17"/>
+          <w:sz w:val="16"/>
         </w:rPr>
         <w:t>PRIO 100</w:t>
       </w:r>
       <w:r>
+        <w:rPr>
+          <w:sz w:val="20"/>
+        </w:rPr>
         <w:t>), lo que significa que Linux lo llenará primero antes de tocar el swap en disco.</w:t>
       </w:r>
     </w:p>
@@ -2528,7 +2693,7 @@
             <w:r>
               <w:rPr>
                 <w:rFonts w:ascii="Courier New" w:hAnsi="Courier New"/>
-                <w:sz w:val="17"/>
+                <w:sz w:val="16"/>
               </w:rPr>
               <w:t>zram-config</w:t>
             </w:r>
@@ -2538,7 +2703,7 @@
             <w:r>
               <w:rPr>
                 <w:rFonts w:ascii="Courier New" w:hAnsi="Courier New"/>
-                <w:sz w:val="17"/>
+                <w:sz w:val="16"/>
               </w:rPr>
               <w:t>`</w:t>
             </w:r>
@@ -2548,7 +2713,7 @@
             <w:r>
               <w:rPr>
                 <w:rFonts w:ascii="Courier New" w:hAnsi="Courier New"/>
-                <w:sz w:val="17"/>
+                <w:sz w:val="16"/>
               </w:rPr>
               <w:t>`</w:t>
             </w:r>
@@ -2576,38 +2741,51 @@
     <w:p>
       <w:pPr>
         <w:pStyle w:val="Endure-FirstParagraphBodyText"/>
+        <w:spacing w:before="100" w:after="100"/>
       </w:pPr>
       <w:r>
+        <w:rPr>
+          <w:sz w:val="20"/>
+        </w:rPr>
         <w:t xml:space="preserve">En Ubuntu 24.04, el paquete </w:t>
       </w:r>
       <w:r>
         <w:rPr>
           <w:rFonts w:ascii="Courier New" w:hAnsi="Courier New"/>
-          <w:sz w:val="17"/>
+          <w:sz w:val="16"/>
         </w:rPr>
         <w:t>zram-config</w:t>
       </w:r>
       <w:r>
+        <w:rPr>
+          <w:sz w:val="20"/>
+        </w:rPr>
         <w:t xml:space="preserve"> a veces sale como </w:t>
       </w:r>
       <w:r>
         <w:rPr>
           <w:rFonts w:ascii="Courier New" w:hAnsi="Courier New"/>
-          <w:sz w:val="17"/>
+          <w:sz w:val="16"/>
         </w:rPr>
         <w:t>inactive (dead)</w:t>
       </w:r>
       <w:r>
+        <w:rPr>
+          <w:sz w:val="20"/>
+        </w:rPr>
         <w:t xml:space="preserve"> o falla al arrancar automáticamente debido a conflictos con el kernel de NVIDIA. Si </w:t>
       </w:r>
       <w:r>
         <w:rPr>
           <w:rFonts w:ascii="Courier New" w:hAnsi="Courier New"/>
-          <w:sz w:val="17"/>
+          <w:sz w:val="16"/>
         </w:rPr>
         <w:t>swapon --show</w:t>
       </w:r>
       <w:r>
+        <w:rPr>
+          <w:sz w:val="20"/>
+        </w:rPr>
         <w:t xml:space="preserve"> devuelve resultados vacíos, use este método alternativo que es 100% confiable:</w:t>
       </w:r>
     </w:p>
@@ -2624,7 +2802,7 @@
         <w:tc>
           <w:tcPr>
             <w:tcW w:type="dxa" w:w="8152"/>
-            <w:shd w:val="clear" w:color="auto" w:fill="F2F2F2"/>
+            <w:shd w:val="clear" w:color="auto" w:fill="EAEAEA"/>
             <w:tcBorders>
               <w:left w:val="thick" w:sz="24" w:color="1A5A6A"/>
             </w:tcBorders>
@@ -2662,6 +2840,7 @@
             <w:r>
               <w:rPr>
                 <w:rFonts w:ascii="Courier New" w:hAnsi="Courier New"/>
+                <w:i/>
                 <w:color w:val="555555"/>
                 <w:sz w:val="16"/>
               </w:rPr>
@@ -2806,6 +2985,7 @@
             <w:r>
               <w:rPr>
                 <w:rFonts w:ascii="Courier New" w:hAnsi="Courier New"/>
+                <w:i/>
                 <w:color w:val="555555"/>
                 <w:sz w:val="16"/>
               </w:rPr>
@@ -2833,7 +3013,7 @@
         <w:tc>
           <w:tcPr>
             <w:tcW w:type="dxa" w:w="8152"/>
-            <w:shd w:val="clear" w:color="auto" w:fill="F2F2F2"/>
+            <w:shd w:val="clear" w:color="auto" w:fill="EAEAEA"/>
             <w:tcBorders>
               <w:left w:val="thick" w:sz="24" w:color="1A5A6A"/>
             </w:tcBorders>
@@ -2871,6 +3051,7 @@
             <w:r>
               <w:rPr>
                 <w:rFonts w:ascii="Courier New" w:hAnsi="Courier New"/>
+                <w:i/>
                 <w:color w:val="555555"/>
                 <w:sz w:val="16"/>
               </w:rPr>
@@ -2887,6 +3068,7 @@
             <w:r>
               <w:rPr>
                 <w:rFonts w:ascii="Courier New" w:hAnsi="Courier New"/>
+                <w:i/>
                 <w:color w:val="555555"/>
                 <w:sz w:val="16"/>
               </w:rPr>
@@ -2914,7 +3096,7 @@
         <w:tc>
           <w:tcPr>
             <w:tcW w:type="dxa" w:w="8152"/>
-            <w:shd w:val="clear" w:color="auto" w:fill="F2F2F2"/>
+            <w:shd w:val="clear" w:color="auto" w:fill="EAEAEA"/>
             <w:tcBorders>
               <w:left w:val="thick" w:sz="24" w:color="1A5A6A"/>
             </w:tcBorders>
@@ -2968,6 +3150,7 @@
             <w:r>
               <w:rPr>
                 <w:rFonts w:ascii="Courier New" w:hAnsi="Courier New"/>
+                <w:i/>
                 <w:color w:val="555555"/>
                 <w:sz w:val="16"/>
               </w:rPr>
@@ -2984,6 +3167,7 @@
             <w:r>
               <w:rPr>
                 <w:rFonts w:ascii="Courier New" w:hAnsi="Courier New"/>
+                <w:i/>
                 <w:color w:val="555555"/>
                 <w:sz w:val="16"/>
               </w:rPr>
@@ -3000,6 +3184,7 @@
             <w:r>
               <w:rPr>
                 <w:rFonts w:ascii="Courier New" w:hAnsi="Courier New"/>
+                <w:i/>
                 <w:color w:val="555555"/>
                 <w:sz w:val="16"/>
               </w:rPr>
@@ -3031,6 +3216,7 @@
             <w:r>
               <w:rPr>
                 <w:rFonts w:ascii="Courier New" w:hAnsi="Courier New"/>
+                <w:i/>
                 <w:color w:val="555555"/>
                 <w:sz w:val="16"/>
               </w:rPr>
@@ -3047,6 +3233,7 @@
             <w:r>
               <w:rPr>
                 <w:rFonts w:ascii="Courier New" w:hAnsi="Courier New"/>
+                <w:i/>
                 <w:color w:val="555555"/>
                 <w:sz w:val="16"/>
               </w:rPr>
@@ -3063,6 +3250,7 @@
             <w:r>
               <w:rPr>
                 <w:rFonts w:ascii="Courier New" w:hAnsi="Courier New"/>
+                <w:i/>
                 <w:color w:val="555555"/>
                 <w:sz w:val="16"/>
               </w:rPr>
@@ -3079,6 +3267,7 @@
             <w:r>
               <w:rPr>
                 <w:rFonts w:ascii="Courier New" w:hAnsi="Courier New"/>
+                <w:i/>
                 <w:color w:val="555555"/>
                 <w:sz w:val="16"/>
               </w:rPr>
@@ -3095,6 +3284,7 @@
             <w:r>
               <w:rPr>
                 <w:rFonts w:ascii="Courier New" w:hAnsi="Courier New"/>
+                <w:i/>
                 <w:color w:val="555555"/>
                 <w:sz w:val="16"/>
               </w:rPr>
@@ -3111,6 +3301,7 @@
             <w:r>
               <w:rPr>
                 <w:rFonts w:ascii="Courier New" w:hAnsi="Courier New"/>
+                <w:i/>
                 <w:color w:val="555555"/>
                 <w:sz w:val="16"/>
               </w:rPr>
@@ -3127,6 +3318,7 @@
             <w:r>
               <w:rPr>
                 <w:rFonts w:ascii="Courier New" w:hAnsi="Courier New"/>
+                <w:i/>
                 <w:color w:val="555555"/>
                 <w:sz w:val="16"/>
               </w:rPr>
@@ -3158,6 +3350,7 @@
             <w:r>
               <w:rPr>
                 <w:rFonts w:ascii="Courier New" w:hAnsi="Courier New"/>
+                <w:i/>
                 <w:color w:val="555555"/>
                 <w:sz w:val="16"/>
               </w:rPr>
@@ -3174,6 +3367,7 @@
             <w:r>
               <w:rPr>
                 <w:rFonts w:ascii="Courier New" w:hAnsi="Courier New"/>
+                <w:i/>
                 <w:color w:val="555555"/>
                 <w:sz w:val="16"/>
               </w:rPr>
@@ -3190,6 +3384,7 @@
             <w:r>
               <w:rPr>
                 <w:rFonts w:ascii="Courier New" w:hAnsi="Courier New"/>
+                <w:i/>
                 <w:color w:val="555555"/>
                 <w:sz w:val="16"/>
               </w:rPr>
@@ -3297,7 +3492,7 @@
             <w:r>
               <w:rPr>
                 <w:rFonts w:ascii="Courier New" w:hAnsi="Courier New"/>
-                <w:sz w:val="17"/>
+                <w:sz w:val="16"/>
               </w:rPr>
               <w:t>zram-manual.service</w:t>
             </w:r>
@@ -3307,7 +3502,7 @@
             <w:r>
               <w:rPr>
                 <w:rFonts w:ascii="Courier New" w:hAnsi="Courier New"/>
-                <w:sz w:val="17"/>
+                <w:sz w:val="16"/>
               </w:rPr>
               <w:t>sudo systemctl status zram-manual.service</w:t>
             </w:r>
@@ -3328,24 +3523,36 @@
         <w:pStyle w:val="Endure-Subhead"/>
         <w:keepNext/>
         <w:spacing w:before="240" w:after="60"/>
+        <w:outlineLvl w:val="1"/>
       </w:pPr>
       <w:r>
+        <w:rPr>
+          <w:sz w:val="24"/>
+        </w:rPr>
         <w:t>4.5 Crear Swap en NVMe</w:t>
       </w:r>
     </w:p>
     <w:p>
       <w:pPr>
         <w:pStyle w:val="Endure-FirstParagraphBodyText"/>
+        <w:spacing w:before="100" w:after="100"/>
       </w:pPr>
       <w:r>
+        <w:rPr>
+          <w:sz w:val="20"/>
+        </w:rPr>
         <w:t>El swap en NVMe es el segundo nivel de overflow. 16 GB es suficiente para la mayoría de escenarios — si un modelo requiere más de 50 GB + 8 GB ZRAM + 16 GB NVMe swap = 74 GB, probablemente no debería ejecutarse en este sistema de todos modos.</w:t>
       </w:r>
     </w:p>
     <w:p>
       <w:pPr>
         <w:pStyle w:val="Endure-ChapterBodyText"/>
+        <w:spacing w:before="100" w:after="100"/>
       </w:pPr>
       <w:r>
+        <w:rPr>
+          <w:sz w:val="20"/>
+        </w:rPr>
         <w:t>La ruta del archivo de swap varía según su configuración de almacenamiento:</w:t>
       </w:r>
     </w:p>
@@ -3354,10 +3561,11 @@
         <w:pStyle w:val="Endure-Subhead"/>
         <w:keepNext/>
         <w:spacing w:before="160" w:after="60"/>
+        <w:outlineLvl w:val="2"/>
       </w:pPr>
       <w:r>
         <w:rPr>
-          <w:sz w:val="18"/>
+          <w:sz w:val="22"/>
         </w:rPr>
         <w:t>Configuración A — NVMe montado en `/data`</w:t>
       </w:r>
@@ -3375,7 +3583,7 @@
         <w:tc>
           <w:tcPr>
             <w:tcW w:type="dxa" w:w="8152"/>
-            <w:shd w:val="clear" w:color="auto" w:fill="F2F2F2"/>
+            <w:shd w:val="clear" w:color="auto" w:fill="EAEAEA"/>
             <w:tcBorders>
               <w:left w:val="thick" w:sz="24" w:color="1A5A6A"/>
             </w:tcBorders>
@@ -3413,6 +3621,7 @@
             <w:r>
               <w:rPr>
                 <w:rFonts w:ascii="Courier New" w:hAnsi="Courier New"/>
+                <w:i/>
                 <w:color w:val="555555"/>
                 <w:sz w:val="16"/>
               </w:rPr>
@@ -3576,10 +3785,11 @@
         <w:pStyle w:val="Endure-Subhead"/>
         <w:keepNext/>
         <w:spacing w:before="160" w:after="60"/>
+        <w:outlineLvl w:val="2"/>
       </w:pPr>
       <w:r>
         <w:rPr>
-          <w:sz w:val="18"/>
+          <w:sz w:val="22"/>
         </w:rPr>
         <w:t>Configuración B — SO instalado en NVMe (raíz `/`)</w:t>
       </w:r>
@@ -3587,18 +3797,25 @@
     <w:p>
       <w:pPr>
         <w:pStyle w:val="Endure-FirstParagraphBodyText"/>
+        <w:spacing w:before="100" w:after="100"/>
       </w:pPr>
       <w:r>
+        <w:rPr>
+          <w:sz w:val="20"/>
+        </w:rPr>
         <w:t xml:space="preserve">Cuando el NVMe es su disco raíz, la práctica estándar de Linux es colocar el swap directamente en la raíz como </w:t>
       </w:r>
       <w:r>
         <w:rPr>
           <w:rFonts w:ascii="Courier New" w:hAnsi="Courier New"/>
-          <w:sz w:val="17"/>
+          <w:sz w:val="16"/>
         </w:rPr>
         <w:t>/swapfile</w:t>
       </w:r>
       <w:r>
+        <w:rPr>
+          <w:sz w:val="20"/>
+        </w:rPr>
         <w:t>:</w:t>
       </w:r>
     </w:p>
@@ -3615,7 +3832,7 @@
         <w:tc>
           <w:tcPr>
             <w:tcW w:type="dxa" w:w="8152"/>
-            <w:shd w:val="clear" w:color="auto" w:fill="F2F2F2"/>
+            <w:shd w:val="clear" w:color="auto" w:fill="EAEAEA"/>
             <w:tcBorders>
               <w:left w:val="thick" w:sz="24" w:color="1A5A6A"/>
             </w:tcBorders>
@@ -3653,6 +3870,7 @@
             <w:r>
               <w:rPr>
                 <w:rFonts w:ascii="Courier New" w:hAnsi="Courier New"/>
+                <w:i/>
                 <w:color w:val="555555"/>
                 <w:sz w:val="16"/>
               </w:rPr>
@@ -3880,10 +4098,11 @@
         <w:pStyle w:val="Endure-Subhead"/>
         <w:keepNext/>
         <w:spacing w:before="160" w:after="60"/>
+        <w:outlineLvl w:val="2"/>
       </w:pPr>
       <w:r>
         <w:rPr>
-          <w:sz w:val="18"/>
+          <w:sz w:val="22"/>
         </w:rPr>
         <w:t>Verificar que ambas capas de swap están activas</w:t>
       </w:r>
@@ -3901,7 +4120,7 @@
         <w:tc>
           <w:tcPr>
             <w:tcW w:type="dxa" w:w="8152"/>
-            <w:shd w:val="clear" w:color="auto" w:fill="F2F2F2"/>
+            <w:shd w:val="clear" w:color="auto" w:fill="EAEAEA"/>
             <w:tcBorders>
               <w:left w:val="thick" w:sz="24" w:color="1A5A6A"/>
             </w:tcBorders>
@@ -3939,6 +4158,7 @@
             <w:r>
               <w:rPr>
                 <w:rFonts w:ascii="Courier New" w:hAnsi="Courier New"/>
+                <w:i/>
                 <w:color w:val="555555"/>
                 <w:sz w:val="16"/>
               </w:rPr>
@@ -3966,7 +4186,7 @@
         <w:tc>
           <w:tcPr>
             <w:tcW w:type="dxa" w:w="8152"/>
-            <w:shd w:val="clear" w:color="auto" w:fill="F2F2F2"/>
+            <w:shd w:val="clear" w:color="auto" w:fill="EAEAEA"/>
             <w:tcBorders>
               <w:left w:val="thick" w:sz="24" w:color="1A5A6A"/>
             </w:tcBorders>
@@ -4004,6 +4224,7 @@
             <w:r>
               <w:rPr>
                 <w:rFonts w:ascii="Courier New" w:hAnsi="Courier New"/>
+                <w:i/>
                 <w:color w:val="555555"/>
                 <w:sz w:val="16"/>
               </w:rPr>
@@ -4020,6 +4241,7 @@
             <w:r>
               <w:rPr>
                 <w:rFonts w:ascii="Courier New" w:hAnsi="Courier New"/>
+                <w:i/>
                 <w:color w:val="555555"/>
                 <w:sz w:val="16"/>
               </w:rPr>
@@ -4036,6 +4258,7 @@
             <w:r>
               <w:rPr>
                 <w:rFonts w:ascii="Courier New" w:hAnsi="Courier New"/>
+                <w:i/>
                 <w:color w:val="555555"/>
                 <w:sz w:val="16"/>
               </w:rPr>
@@ -4084,6 +4307,7 @@
             <w:r>
               <w:rPr>
                 <w:rFonts w:ascii="Courier New" w:hAnsi="Courier New"/>
+                <w:i/>
                 <w:color w:val="555555"/>
                 <w:sz w:val="16"/>
               </w:rPr>
@@ -4100,6 +4324,7 @@
             <w:r>
               <w:rPr>
                 <w:rFonts w:ascii="Courier New" w:hAnsi="Courier New"/>
+                <w:i/>
                 <w:color w:val="555555"/>
                 <w:sz w:val="16"/>
               </w:rPr>
@@ -4116,6 +4341,7 @@
             <w:r>
               <w:rPr>
                 <w:rFonts w:ascii="Courier New" w:hAnsi="Courier New"/>
+                <w:i/>
                 <w:color w:val="555555"/>
                 <w:sz w:val="16"/>
               </w:rPr>
@@ -4143,7 +4369,7 @@
         <w:tc>
           <w:tcPr>
             <w:tcW w:type="dxa" w:w="8152"/>
-            <w:shd w:val="clear" w:color="auto" w:fill="F2F2F2"/>
+            <w:shd w:val="clear" w:color="auto" w:fill="EAEAEA"/>
             <w:tcBorders>
               <w:left w:val="thick" w:sz="24" w:color="1A5A6A"/>
             </w:tcBorders>
@@ -4181,7 +4407,7 @@
             <w:r>
               <w:rPr>
                 <w:rFonts w:ascii="Courier New" w:hAnsi="Courier New"/>
-                <w:color w:val="555555"/>
+                <w:color w:val="1A1A1A"/>
                 <w:sz w:val="16"/>
               </w:rPr>
               <w:t>grep swap /etc/fstab</w:t>
@@ -4200,23 +4426,31 @@
         <w:pStyle w:val="Endure-Subhead"/>
         <w:keepNext/>
         <w:spacing w:before="240" w:after="60"/>
+        <w:outlineLvl w:val="1"/>
       </w:pPr>
       <w:r>
+        <w:rPr>
+          <w:sz w:val="24"/>
+        </w:rPr>
         <w:t>4.6 Ajustar Swappiness y Parámetros de Memoria</w:t>
       </w:r>
     </w:p>
     <w:p>
       <w:pPr>
         <w:pStyle w:val="Endure-FirstParagraphBodyText"/>
+        <w:spacing w:before="100" w:after="100"/>
       </w:pPr>
       <w:r>
         <w:rPr>
           <w:rFonts w:ascii="Courier New" w:hAnsi="Courier New"/>
-          <w:sz w:val="17"/>
+          <w:sz w:val="16"/>
         </w:rPr>
         <w:t>swappiness</w:t>
       </w:r>
       <w:r>
+        <w:rPr>
+          <w:sz w:val="20"/>
+        </w:rPr>
         <w:t xml:space="preserve"> controla con qué agresividad el kernel mueve páginas de RAM a swap. El valor por defecto (60) hace que Linux empiece a usar swap cuando la RAM aún está al 40% de uso. Para inferencia con LLMs, queremos que el kernel mantenga todo en RAM el mayor tiempo posible:</w:t>
       </w:r>
     </w:p>
@@ -4233,7 +4467,7 @@
         <w:tc>
           <w:tcPr>
             <w:tcW w:type="dxa" w:w="8152"/>
-            <w:shd w:val="clear" w:color="auto" w:fill="F2F2F2"/>
+            <w:shd w:val="clear" w:color="auto" w:fill="EAEAEA"/>
             <w:tcBorders>
               <w:left w:val="thick" w:sz="24" w:color="1A5A6A"/>
             </w:tcBorders>
@@ -4304,6 +4538,7 @@
             <w:r>
               <w:rPr>
                 <w:rFonts w:ascii="Courier New" w:hAnsi="Courier New"/>
+                <w:i/>
                 <w:color w:val="555555"/>
                 <w:sz w:val="16"/>
               </w:rPr>
@@ -4369,6 +4604,7 @@
             <w:r>
               <w:rPr>
                 <w:rFonts w:ascii="Courier New" w:hAnsi="Courier New"/>
+                <w:i/>
                 <w:color w:val="555555"/>
                 <w:sz w:val="16"/>
               </w:rPr>
@@ -4417,6 +4653,7 @@
             <w:r>
               <w:rPr>
                 <w:rFonts w:ascii="Courier New" w:hAnsi="Courier New"/>
+                <w:i/>
                 <w:color w:val="555555"/>
                 <w:sz w:val="16"/>
               </w:rPr>
@@ -4465,6 +4702,7 @@
             <w:r>
               <w:rPr>
                 <w:rFonts w:ascii="Courier New" w:hAnsi="Courier New"/>
+                <w:i/>
                 <w:color w:val="555555"/>
                 <w:sz w:val="16"/>
               </w:rPr>
@@ -4481,6 +4719,7 @@
             <w:r>
               <w:rPr>
                 <w:rFonts w:ascii="Courier New" w:hAnsi="Courier New"/>
+                <w:i/>
                 <w:color w:val="555555"/>
                 <w:sz w:val="16"/>
               </w:rPr>
@@ -4556,7 +4795,7 @@
         <w:tc>
           <w:tcPr>
             <w:tcW w:type="dxa" w:w="8152"/>
-            <w:shd w:val="clear" w:color="auto" w:fill="F2F2F2"/>
+            <w:shd w:val="clear" w:color="auto" w:fill="EAEAEA"/>
             <w:tcBorders>
               <w:left w:val="thick" w:sz="24" w:color="1A5A6A"/>
             </w:tcBorders>
@@ -4594,6 +4833,7 @@
             <w:r>
               <w:rPr>
                 <w:rFonts w:ascii="Courier New" w:hAnsi="Courier New"/>
+                <w:i/>
                 <w:color w:val="555555"/>
                 <w:sz w:val="16"/>
               </w:rPr>
@@ -4610,6 +4850,7 @@
             <w:r>
               <w:rPr>
                 <w:rFonts w:ascii="Courier New" w:hAnsi="Courier New"/>
+                <w:i/>
                 <w:color w:val="555555"/>
                 <w:sz w:val="16"/>
               </w:rPr>
@@ -4626,6 +4867,7 @@
             <w:r>
               <w:rPr>
                 <w:rFonts w:ascii="Courier New" w:hAnsi="Courier New"/>
+                <w:i/>
                 <w:color w:val="555555"/>
                 <w:sz w:val="16"/>
               </w:rPr>
@@ -4642,6 +4884,7 @@
             <w:r>
               <w:rPr>
                 <w:rFonts w:ascii="Courier New" w:hAnsi="Courier New"/>
+                <w:i/>
                 <w:color w:val="555555"/>
                 <w:sz w:val="16"/>
               </w:rPr>
@@ -4669,20 +4912,38 @@
         <w:gridCol w:w="2038"/>
       </w:tblGrid>
       <w:tr>
+        <w:trPr>
+          <w:trHeight w:val="453" w:hRule="atLeast"/>
+          <w:tblHeader/>
+        </w:trPr>
         <w:tc>
           <w:tcPr>
             <w:tcW w:type="dxa" w:w="2038"/>
             <w:shd w:val="clear" w:color="auto" w:fill="1A5A6A"/>
+            <w:tcBorders>
+              <w:top w:val="single" w:sz="12" w:color="FFFFFF"/>
+              <w:left w:val="single" w:sz="12" w:color="FFFFFF"/>
+              <w:bottom w:val="single" w:sz="12" w:color="FFFFFF"/>
+              <w:right w:val="single" w:sz="12" w:color="FFFFFF"/>
+            </w:tcBorders>
+            <w:vAlign w:val="center"/>
+            <w:tcMar>
+              <w:top w:w="60" w:type="dxa"/>
+              <w:left w:w="120" w:type="dxa"/>
+              <w:bottom w:w="60" w:type="dxa"/>
+              <w:right w:w="80" w:type="dxa"/>
+            </w:tcMar>
           </w:tcPr>
           <w:p>
             <w:pPr>
+              <w:spacing w:before="0" w:after="0"/>
               <w:jc w:val="center"/>
             </w:pPr>
             <w:r>
               <w:rPr>
                 <w:b/>
                 <w:color w:val="FFFFFF"/>
-                <w:sz w:val="17"/>
+                <w:sz w:val="16"/>
               </w:rPr>
               <w:t>Parámetro</w:t>
             </w:r>
@@ -4692,16 +4953,30 @@
           <w:tcPr>
             <w:tcW w:type="dxa" w:w="2038"/>
             <w:shd w:val="clear" w:color="auto" w:fill="1A5A6A"/>
+            <w:tcBorders>
+              <w:top w:val="single" w:sz="12" w:color="FFFFFF"/>
+              <w:left w:val="single" w:sz="12" w:color="FFFFFF"/>
+              <w:bottom w:val="single" w:sz="12" w:color="FFFFFF"/>
+              <w:right w:val="single" w:sz="12" w:color="FFFFFF"/>
+            </w:tcBorders>
+            <w:vAlign w:val="center"/>
+            <w:tcMar>
+              <w:top w:w="60" w:type="dxa"/>
+              <w:left w:w="120" w:type="dxa"/>
+              <w:bottom w:w="60" w:type="dxa"/>
+              <w:right w:w="80" w:type="dxa"/>
+            </w:tcMar>
           </w:tcPr>
           <w:p>
             <w:pPr>
+              <w:spacing w:before="0" w:after="0"/>
               <w:jc w:val="center"/>
             </w:pPr>
             <w:r>
               <w:rPr>
                 <w:b/>
                 <w:color w:val="FFFFFF"/>
-                <w:sz w:val="17"/>
+                <w:sz w:val="16"/>
               </w:rPr>
               <w:t>Valor por defecto</w:t>
             </w:r>
@@ -4711,16 +4986,30 @@
           <w:tcPr>
             <w:tcW w:type="dxa" w:w="2038"/>
             <w:shd w:val="clear" w:color="auto" w:fill="1A5A6A"/>
+            <w:tcBorders>
+              <w:top w:val="single" w:sz="12" w:color="FFFFFF"/>
+              <w:left w:val="single" w:sz="12" w:color="FFFFFF"/>
+              <w:bottom w:val="single" w:sz="12" w:color="FFFFFF"/>
+              <w:right w:val="single" w:sz="12" w:color="FFFFFF"/>
+            </w:tcBorders>
+            <w:vAlign w:val="center"/>
+            <w:tcMar>
+              <w:top w:w="60" w:type="dxa"/>
+              <w:left w:w="120" w:type="dxa"/>
+              <w:bottom w:w="60" w:type="dxa"/>
+              <w:right w:w="80" w:type="dxa"/>
+            </w:tcMar>
           </w:tcPr>
           <w:p>
             <w:pPr>
+              <w:spacing w:before="0" w:after="0"/>
               <w:jc w:val="center"/>
             </w:pPr>
             <w:r>
               <w:rPr>
                 <w:b/>
                 <w:color w:val="FFFFFF"/>
-                <w:sz w:val="17"/>
+                <w:sz w:val="16"/>
               </w:rPr>
               <w:t>Valor Jetson</w:t>
             </w:r>
@@ -4730,16 +5019,30 @@
           <w:tcPr>
             <w:tcW w:type="dxa" w:w="2038"/>
             <w:shd w:val="clear" w:color="auto" w:fill="1A5A6A"/>
+            <w:tcBorders>
+              <w:top w:val="single" w:sz="12" w:color="FFFFFF"/>
+              <w:left w:val="single" w:sz="12" w:color="FFFFFF"/>
+              <w:bottom w:val="single" w:sz="12" w:color="FFFFFF"/>
+              <w:right w:val="single" w:sz="12" w:color="FFFFFF"/>
+            </w:tcBorders>
+            <w:vAlign w:val="center"/>
+            <w:tcMar>
+              <w:top w:w="60" w:type="dxa"/>
+              <w:left w:w="120" w:type="dxa"/>
+              <w:bottom w:w="60" w:type="dxa"/>
+              <w:right w:w="80" w:type="dxa"/>
+            </w:tcMar>
           </w:tcPr>
           <w:p>
             <w:pPr>
+              <w:spacing w:before="0" w:after="0"/>
               <w:jc w:val="center"/>
             </w:pPr>
             <w:r>
               <w:rPr>
                 <w:b/>
                 <w:color w:val="FFFFFF"/>
-                <w:sz w:val="17"/>
+                <w:sz w:val="16"/>
               </w:rPr>
               <w:t>Por qué</w:t>
             </w:r>
@@ -4747,15 +5050,35 @@
         </w:tc>
       </w:tr>
       <w:tr>
+        <w:trPr>
+          <w:trHeight w:val="283" w:hRule="atLeast"/>
+        </w:trPr>
         <w:tc>
           <w:tcPr>
             <w:tcW w:type="dxa" w:w="2038"/>
-            <w:shd w:val="clear" w:color="auto" w:fill="F8F8F8"/>
+            <w:shd w:val="clear" w:color="auto" w:fill="EAEAEA"/>
+            <w:tcBorders>
+              <w:top w:val="single" w:sz="12" w:color="FFFFFF"/>
+              <w:left w:val="single" w:sz="12" w:color="FFFFFF"/>
+              <w:bottom w:val="single" w:sz="12" w:color="FFFFFF"/>
+              <w:right w:val="single" w:sz="12" w:color="FFFFFF"/>
+            </w:tcBorders>
+            <w:vAlign w:val="center"/>
+            <w:tcMar>
+              <w:top w:w="40" w:type="dxa"/>
+              <w:left w:w="120" w:type="dxa"/>
+              <w:bottom w:w="40" w:type="dxa"/>
+              <w:right w:w="80" w:type="dxa"/>
+            </w:tcMar>
           </w:tcPr>
           <w:p>
-            <w:r>
-              <w:rPr>
-                <w:sz w:val="17"/>
+            <w:pPr>
+              <w:spacing w:before="0" w:after="0"/>
+              <w:jc w:val="center"/>
+            </w:pPr>
+            <w:r>
+              <w:rPr>
+                <w:sz w:val="16"/>
               </w:rPr>
               <w:t>vm.swappiness</w:t>
             </w:r>
@@ -4764,12 +5087,29 @@
         <w:tc>
           <w:tcPr>
             <w:tcW w:type="dxa" w:w="2038"/>
-            <w:shd w:val="clear" w:color="auto" w:fill="F8F8F8"/>
+            <w:shd w:val="clear" w:color="auto" w:fill="EAEAEA"/>
+            <w:tcBorders>
+              <w:top w:val="single" w:sz="12" w:color="FFFFFF"/>
+              <w:left w:val="single" w:sz="12" w:color="FFFFFF"/>
+              <w:bottom w:val="single" w:sz="12" w:color="FFFFFF"/>
+              <w:right w:val="single" w:sz="12" w:color="FFFFFF"/>
+            </w:tcBorders>
+            <w:vAlign w:val="center"/>
+            <w:tcMar>
+              <w:top w:w="40" w:type="dxa"/>
+              <w:left w:w="120" w:type="dxa"/>
+              <w:bottom w:w="40" w:type="dxa"/>
+              <w:right w:w="80" w:type="dxa"/>
+            </w:tcMar>
           </w:tcPr>
           <w:p>
-            <w:r>
-              <w:rPr>
-                <w:sz w:val="17"/>
+            <w:pPr>
+              <w:spacing w:before="0" w:after="0"/>
+              <w:jc w:val="center"/>
+            </w:pPr>
+            <w:r>
+              <w:rPr>
+                <w:sz w:val="16"/>
               </w:rPr>
               <w:t>60</w:t>
             </w:r>
@@ -4778,12 +5118,29 @@
         <w:tc>
           <w:tcPr>
             <w:tcW w:type="dxa" w:w="2038"/>
-            <w:shd w:val="clear" w:color="auto" w:fill="F8F8F8"/>
+            <w:shd w:val="clear" w:color="auto" w:fill="EAEAEA"/>
+            <w:tcBorders>
+              <w:top w:val="single" w:sz="12" w:color="FFFFFF"/>
+              <w:left w:val="single" w:sz="12" w:color="FFFFFF"/>
+              <w:bottom w:val="single" w:sz="12" w:color="FFFFFF"/>
+              <w:right w:val="single" w:sz="12" w:color="FFFFFF"/>
+            </w:tcBorders>
+            <w:vAlign w:val="center"/>
+            <w:tcMar>
+              <w:top w:w="40" w:type="dxa"/>
+              <w:left w:w="120" w:type="dxa"/>
+              <w:bottom w:w="40" w:type="dxa"/>
+              <w:right w:w="80" w:type="dxa"/>
+            </w:tcMar>
           </w:tcPr>
           <w:p>
-            <w:r>
-              <w:rPr>
-                <w:sz w:val="17"/>
+            <w:pPr>
+              <w:spacing w:before="0" w:after="0"/>
+              <w:jc w:val="center"/>
+            </w:pPr>
+            <w:r>
+              <w:rPr>
+                <w:sz w:val="16"/>
               </w:rPr>
               <w:t>10</w:t>
             </w:r>
@@ -4792,12 +5149,29 @@
         <w:tc>
           <w:tcPr>
             <w:tcW w:type="dxa" w:w="2038"/>
-            <w:shd w:val="clear" w:color="auto" w:fill="F8F8F8"/>
+            <w:shd w:val="clear" w:color="auto" w:fill="EAEAEA"/>
+            <w:tcBorders>
+              <w:top w:val="single" w:sz="12" w:color="FFFFFF"/>
+              <w:left w:val="single" w:sz="12" w:color="FFFFFF"/>
+              <w:bottom w:val="single" w:sz="12" w:color="FFFFFF"/>
+              <w:right w:val="single" w:sz="12" w:color="FFFFFF"/>
+            </w:tcBorders>
+            <w:vAlign w:val="center"/>
+            <w:tcMar>
+              <w:top w:w="40" w:type="dxa"/>
+              <w:left w:w="120" w:type="dxa"/>
+              <w:bottom w:w="40" w:type="dxa"/>
+              <w:right w:w="80" w:type="dxa"/>
+            </w:tcMar>
           </w:tcPr>
           <w:p>
-            <w:r>
-              <w:rPr>
-                <w:sz w:val="17"/>
+            <w:pPr>
+              <w:spacing w:before="0" w:after="0"/>
+              <w:jc w:val="center"/>
+            </w:pPr>
+            <w:r>
+              <w:rPr>
+                <w:sz w:val="16"/>
               </w:rPr>
               <w:t>Priorizar RAM para el modelo</w:t>
             </w:r>
@@ -4805,15 +5179,35 @@
         </w:tc>
       </w:tr>
       <w:tr>
+        <w:trPr>
+          <w:trHeight w:val="283" w:hRule="atLeast"/>
+        </w:trPr>
         <w:tc>
           <w:tcPr>
             <w:tcW w:type="dxa" w:w="2038"/>
-            <w:shd w:val="clear" w:color="auto" w:fill="FFFFFF"/>
+            <w:shd w:val="clear" w:color="auto" w:fill="EAEAEA"/>
+            <w:tcBorders>
+              <w:top w:val="single" w:sz="12" w:color="FFFFFF"/>
+              <w:left w:val="single" w:sz="12" w:color="FFFFFF"/>
+              <w:bottom w:val="single" w:sz="12" w:color="FFFFFF"/>
+              <w:right w:val="single" w:sz="12" w:color="FFFFFF"/>
+            </w:tcBorders>
+            <w:vAlign w:val="center"/>
+            <w:tcMar>
+              <w:top w:w="40" w:type="dxa"/>
+              <w:left w:w="120" w:type="dxa"/>
+              <w:bottom w:w="40" w:type="dxa"/>
+              <w:right w:w="80" w:type="dxa"/>
+            </w:tcMar>
           </w:tcPr>
           <w:p>
-            <w:r>
-              <w:rPr>
-                <w:sz w:val="17"/>
+            <w:pPr>
+              <w:spacing w:before="0" w:after="0"/>
+              <w:jc w:val="center"/>
+            </w:pPr>
+            <w:r>
+              <w:rPr>
+                <w:sz w:val="16"/>
               </w:rPr>
               <w:t>vm.vfs_cache_pressure</w:t>
             </w:r>
@@ -4822,12 +5216,29 @@
         <w:tc>
           <w:tcPr>
             <w:tcW w:type="dxa" w:w="2038"/>
-            <w:shd w:val="clear" w:color="auto" w:fill="FFFFFF"/>
+            <w:shd w:val="clear" w:color="auto" w:fill="EAEAEA"/>
+            <w:tcBorders>
+              <w:top w:val="single" w:sz="12" w:color="FFFFFF"/>
+              <w:left w:val="single" w:sz="12" w:color="FFFFFF"/>
+              <w:bottom w:val="single" w:sz="12" w:color="FFFFFF"/>
+              <w:right w:val="single" w:sz="12" w:color="FFFFFF"/>
+            </w:tcBorders>
+            <w:vAlign w:val="center"/>
+            <w:tcMar>
+              <w:top w:w="40" w:type="dxa"/>
+              <w:left w:w="120" w:type="dxa"/>
+              <w:bottom w:w="40" w:type="dxa"/>
+              <w:right w:w="80" w:type="dxa"/>
+            </w:tcMar>
           </w:tcPr>
           <w:p>
-            <w:r>
-              <w:rPr>
-                <w:sz w:val="17"/>
+            <w:pPr>
+              <w:spacing w:before="0" w:after="0"/>
+              <w:jc w:val="center"/>
+            </w:pPr>
+            <w:r>
+              <w:rPr>
+                <w:sz w:val="16"/>
               </w:rPr>
               <w:t>100</w:t>
             </w:r>
@@ -4836,12 +5247,29 @@
         <w:tc>
           <w:tcPr>
             <w:tcW w:type="dxa" w:w="2038"/>
-            <w:shd w:val="clear" w:color="auto" w:fill="FFFFFF"/>
+            <w:shd w:val="clear" w:color="auto" w:fill="EAEAEA"/>
+            <w:tcBorders>
+              <w:top w:val="single" w:sz="12" w:color="FFFFFF"/>
+              <w:left w:val="single" w:sz="12" w:color="FFFFFF"/>
+              <w:bottom w:val="single" w:sz="12" w:color="FFFFFF"/>
+              <w:right w:val="single" w:sz="12" w:color="FFFFFF"/>
+            </w:tcBorders>
+            <w:vAlign w:val="center"/>
+            <w:tcMar>
+              <w:top w:w="40" w:type="dxa"/>
+              <w:left w:w="120" w:type="dxa"/>
+              <w:bottom w:w="40" w:type="dxa"/>
+              <w:right w:w="80" w:type="dxa"/>
+            </w:tcMar>
           </w:tcPr>
           <w:p>
-            <w:r>
-              <w:rPr>
-                <w:sz w:val="17"/>
+            <w:pPr>
+              <w:spacing w:before="0" w:after="0"/>
+              <w:jc w:val="center"/>
+            </w:pPr>
+            <w:r>
+              <w:rPr>
+                <w:sz w:val="16"/>
               </w:rPr>
               <w:t>50</w:t>
             </w:r>
@@ -4850,12 +5278,29 @@
         <w:tc>
           <w:tcPr>
             <w:tcW w:type="dxa" w:w="2038"/>
-            <w:shd w:val="clear" w:color="auto" w:fill="FFFFFF"/>
+            <w:shd w:val="clear" w:color="auto" w:fill="EAEAEA"/>
+            <w:tcBorders>
+              <w:top w:val="single" w:sz="12" w:color="FFFFFF"/>
+              <w:left w:val="single" w:sz="12" w:color="FFFFFF"/>
+              <w:bottom w:val="single" w:sz="12" w:color="FFFFFF"/>
+              <w:right w:val="single" w:sz="12" w:color="FFFFFF"/>
+            </w:tcBorders>
+            <w:vAlign w:val="center"/>
+            <w:tcMar>
+              <w:top w:w="40" w:type="dxa"/>
+              <w:left w:w="120" w:type="dxa"/>
+              <w:bottom w:w="40" w:type="dxa"/>
+              <w:right w:w="80" w:type="dxa"/>
+            </w:tcMar>
           </w:tcPr>
           <w:p>
-            <w:r>
-              <w:rPr>
-                <w:sz w:val="17"/>
+            <w:pPr>
+              <w:spacing w:before="0" w:after="0"/>
+              <w:jc w:val="both"/>
+            </w:pPr>
+            <w:r>
+              <w:rPr>
+                <w:sz w:val="16"/>
               </w:rPr>
               <w:t>Mantener cache de archivos más tiempo</w:t>
             </w:r>
@@ -4863,15 +5308,35 @@
         </w:tc>
       </w:tr>
       <w:tr>
+        <w:trPr>
+          <w:trHeight w:val="283" w:hRule="atLeast"/>
+        </w:trPr>
         <w:tc>
           <w:tcPr>
             <w:tcW w:type="dxa" w:w="2038"/>
-            <w:shd w:val="clear" w:color="auto" w:fill="F8F8F8"/>
+            <w:shd w:val="clear" w:color="auto" w:fill="EAEAEA"/>
+            <w:tcBorders>
+              <w:top w:val="single" w:sz="12" w:color="FFFFFF"/>
+              <w:left w:val="single" w:sz="12" w:color="FFFFFF"/>
+              <w:bottom w:val="single" w:sz="12" w:color="FFFFFF"/>
+              <w:right w:val="single" w:sz="12" w:color="FFFFFF"/>
+            </w:tcBorders>
+            <w:vAlign w:val="center"/>
+            <w:tcMar>
+              <w:top w:w="40" w:type="dxa"/>
+              <w:left w:w="120" w:type="dxa"/>
+              <w:bottom w:w="40" w:type="dxa"/>
+              <w:right w:w="80" w:type="dxa"/>
+            </w:tcMar>
           </w:tcPr>
           <w:p>
-            <w:r>
-              <w:rPr>
-                <w:sz w:val="17"/>
+            <w:pPr>
+              <w:spacing w:before="0" w:after="0"/>
+              <w:jc w:val="center"/>
+            </w:pPr>
+            <w:r>
+              <w:rPr>
+                <w:sz w:val="16"/>
               </w:rPr>
               <w:t>vm.panic_on_oom</w:t>
             </w:r>
@@ -4880,12 +5345,29 @@
         <w:tc>
           <w:tcPr>
             <w:tcW w:type="dxa" w:w="2038"/>
-            <w:shd w:val="clear" w:color="auto" w:fill="F8F8F8"/>
+            <w:shd w:val="clear" w:color="auto" w:fill="EAEAEA"/>
+            <w:tcBorders>
+              <w:top w:val="single" w:sz="12" w:color="FFFFFF"/>
+              <w:left w:val="single" w:sz="12" w:color="FFFFFF"/>
+              <w:bottom w:val="single" w:sz="12" w:color="FFFFFF"/>
+              <w:right w:val="single" w:sz="12" w:color="FFFFFF"/>
+            </w:tcBorders>
+            <w:vAlign w:val="center"/>
+            <w:tcMar>
+              <w:top w:w="40" w:type="dxa"/>
+              <w:left w:w="120" w:type="dxa"/>
+              <w:bottom w:w="40" w:type="dxa"/>
+              <w:right w:w="80" w:type="dxa"/>
+            </w:tcMar>
           </w:tcPr>
           <w:p>
-            <w:r>
-              <w:rPr>
-                <w:sz w:val="17"/>
+            <w:pPr>
+              <w:spacing w:before="0" w:after="0"/>
+              <w:jc w:val="center"/>
+            </w:pPr>
+            <w:r>
+              <w:rPr>
+                <w:sz w:val="16"/>
               </w:rPr>
               <w:t>0</w:t>
             </w:r>
@@ -4894,12 +5376,29 @@
         <w:tc>
           <w:tcPr>
             <w:tcW w:type="dxa" w:w="2038"/>
-            <w:shd w:val="clear" w:color="auto" w:fill="F8F8F8"/>
+            <w:shd w:val="clear" w:color="auto" w:fill="EAEAEA"/>
+            <w:tcBorders>
+              <w:top w:val="single" w:sz="12" w:color="FFFFFF"/>
+              <w:left w:val="single" w:sz="12" w:color="FFFFFF"/>
+              <w:bottom w:val="single" w:sz="12" w:color="FFFFFF"/>
+              <w:right w:val="single" w:sz="12" w:color="FFFFFF"/>
+            </w:tcBorders>
+            <w:vAlign w:val="center"/>
+            <w:tcMar>
+              <w:top w:w="40" w:type="dxa"/>
+              <w:left w:w="120" w:type="dxa"/>
+              <w:bottom w:w="40" w:type="dxa"/>
+              <w:right w:w="80" w:type="dxa"/>
+            </w:tcMar>
           </w:tcPr>
           <w:p>
-            <w:r>
-              <w:rPr>
-                <w:sz w:val="17"/>
+            <w:pPr>
+              <w:spacing w:before="0" w:after="0"/>
+              <w:jc w:val="center"/>
+            </w:pPr>
+            <w:r>
+              <w:rPr>
+                <w:sz w:val="16"/>
               </w:rPr>
               <w:t>0</w:t>
             </w:r>
@@ -4908,12 +5407,29 @@
         <w:tc>
           <w:tcPr>
             <w:tcW w:type="dxa" w:w="2038"/>
-            <w:shd w:val="clear" w:color="auto" w:fill="F8F8F8"/>
+            <w:shd w:val="clear" w:color="auto" w:fill="EAEAEA"/>
+            <w:tcBorders>
+              <w:top w:val="single" w:sz="12" w:color="FFFFFF"/>
+              <w:left w:val="single" w:sz="12" w:color="FFFFFF"/>
+              <w:bottom w:val="single" w:sz="12" w:color="FFFFFF"/>
+              <w:right w:val="single" w:sz="12" w:color="FFFFFF"/>
+            </w:tcBorders>
+            <w:vAlign w:val="center"/>
+            <w:tcMar>
+              <w:top w:w="40" w:type="dxa"/>
+              <w:left w:w="120" w:type="dxa"/>
+              <w:bottom w:w="40" w:type="dxa"/>
+              <w:right w:w="80" w:type="dxa"/>
+            </w:tcMar>
           </w:tcPr>
           <w:p>
-            <w:r>
-              <w:rPr>
-                <w:sz w:val="17"/>
+            <w:pPr>
+              <w:spacing w:before="0" w:after="0"/>
+              <w:jc w:val="both"/>
+            </w:pPr>
+            <w:r>
+              <w:rPr>
+                <w:sz w:val="16"/>
               </w:rPr>
               <w:t>Dejar actuar el OOM killer, no reboot</w:t>
             </w:r>
@@ -4921,15 +5437,35 @@
         </w:tc>
       </w:tr>
       <w:tr>
+        <w:trPr>
+          <w:trHeight w:val="283" w:hRule="atLeast"/>
+        </w:trPr>
         <w:tc>
           <w:tcPr>
             <w:tcW w:type="dxa" w:w="2038"/>
-            <w:shd w:val="clear" w:color="auto" w:fill="FFFFFF"/>
+            <w:shd w:val="clear" w:color="auto" w:fill="EAEAEA"/>
+            <w:tcBorders>
+              <w:top w:val="single" w:sz="12" w:color="FFFFFF"/>
+              <w:left w:val="single" w:sz="12" w:color="FFFFFF"/>
+              <w:bottom w:val="single" w:sz="12" w:color="FFFFFF"/>
+              <w:right w:val="single" w:sz="12" w:color="FFFFFF"/>
+            </w:tcBorders>
+            <w:vAlign w:val="center"/>
+            <w:tcMar>
+              <w:top w:w="40" w:type="dxa"/>
+              <w:left w:w="120" w:type="dxa"/>
+              <w:bottom w:w="40" w:type="dxa"/>
+              <w:right w:w="80" w:type="dxa"/>
+            </w:tcMar>
           </w:tcPr>
           <w:p>
-            <w:r>
-              <w:rPr>
-                <w:sz w:val="17"/>
+            <w:pPr>
+              <w:spacing w:before="0" w:after="0"/>
+              <w:jc w:val="center"/>
+            </w:pPr>
+            <w:r>
+              <w:rPr>
+                <w:sz w:val="16"/>
               </w:rPr>
               <w:t>vm.oom_kill_allocating_task</w:t>
             </w:r>
@@ -4938,12 +5474,29 @@
         <w:tc>
           <w:tcPr>
             <w:tcW w:type="dxa" w:w="2038"/>
-            <w:shd w:val="clear" w:color="auto" w:fill="FFFFFF"/>
+            <w:shd w:val="clear" w:color="auto" w:fill="EAEAEA"/>
+            <w:tcBorders>
+              <w:top w:val="single" w:sz="12" w:color="FFFFFF"/>
+              <w:left w:val="single" w:sz="12" w:color="FFFFFF"/>
+              <w:bottom w:val="single" w:sz="12" w:color="FFFFFF"/>
+              <w:right w:val="single" w:sz="12" w:color="FFFFFF"/>
+            </w:tcBorders>
+            <w:vAlign w:val="center"/>
+            <w:tcMar>
+              <w:top w:w="40" w:type="dxa"/>
+              <w:left w:w="120" w:type="dxa"/>
+              <w:bottom w:w="40" w:type="dxa"/>
+              <w:right w:w="80" w:type="dxa"/>
+            </w:tcMar>
           </w:tcPr>
           <w:p>
-            <w:r>
-              <w:rPr>
-                <w:sz w:val="17"/>
+            <w:pPr>
+              <w:spacing w:before="0" w:after="0"/>
+              <w:jc w:val="center"/>
+            </w:pPr>
+            <w:r>
+              <w:rPr>
+                <w:sz w:val="16"/>
               </w:rPr>
               <w:t>0</w:t>
             </w:r>
@@ -4952,12 +5505,29 @@
         <w:tc>
           <w:tcPr>
             <w:tcW w:type="dxa" w:w="2038"/>
-            <w:shd w:val="clear" w:color="auto" w:fill="FFFFFF"/>
+            <w:shd w:val="clear" w:color="auto" w:fill="EAEAEA"/>
+            <w:tcBorders>
+              <w:top w:val="single" w:sz="12" w:color="FFFFFF"/>
+              <w:left w:val="single" w:sz="12" w:color="FFFFFF"/>
+              <w:bottom w:val="single" w:sz="12" w:color="FFFFFF"/>
+              <w:right w:val="single" w:sz="12" w:color="FFFFFF"/>
+            </w:tcBorders>
+            <w:vAlign w:val="center"/>
+            <w:tcMar>
+              <w:top w:w="40" w:type="dxa"/>
+              <w:left w:w="120" w:type="dxa"/>
+              <w:bottom w:w="40" w:type="dxa"/>
+              <w:right w:w="80" w:type="dxa"/>
+            </w:tcMar>
           </w:tcPr>
           <w:p>
-            <w:r>
-              <w:rPr>
-                <w:sz w:val="17"/>
+            <w:pPr>
+              <w:spacing w:before="0" w:after="0"/>
+              <w:jc w:val="center"/>
+            </w:pPr>
+            <w:r>
+              <w:rPr>
+                <w:sz w:val="16"/>
               </w:rPr>
               <w:t>1</w:t>
             </w:r>
@@ -4966,12 +5536,29 @@
         <w:tc>
           <w:tcPr>
             <w:tcW w:type="dxa" w:w="2038"/>
-            <w:shd w:val="clear" w:color="auto" w:fill="FFFFFF"/>
+            <w:shd w:val="clear" w:color="auto" w:fill="EAEAEA"/>
+            <w:tcBorders>
+              <w:top w:val="single" w:sz="12" w:color="FFFFFF"/>
+              <w:left w:val="single" w:sz="12" w:color="FFFFFF"/>
+              <w:bottom w:val="single" w:sz="12" w:color="FFFFFF"/>
+              <w:right w:val="single" w:sz="12" w:color="FFFFFF"/>
+            </w:tcBorders>
+            <w:vAlign w:val="center"/>
+            <w:tcMar>
+              <w:top w:w="40" w:type="dxa"/>
+              <w:left w:w="120" w:type="dxa"/>
+              <w:bottom w:w="40" w:type="dxa"/>
+              <w:right w:w="80" w:type="dxa"/>
+            </w:tcMar>
           </w:tcPr>
           <w:p>
-            <w:r>
-              <w:rPr>
-                <w:sz w:val="17"/>
+            <w:pPr>
+              <w:spacing w:before="0" w:after="0"/>
+              <w:jc w:val="both"/>
+            </w:pPr>
+            <w:r>
+              <w:rPr>
+                <w:sz w:val="16"/>
               </w:rPr>
               <w:t>Matar al responsable, no a un proceso aleatorio</w:t>
             </w:r>
@@ -4989,16 +5576,24 @@
         <w:pStyle w:val="Endure-Subhead"/>
         <w:keepNext/>
         <w:spacing w:before="240" w:after="60"/>
+        <w:outlineLvl w:val="1"/>
       </w:pPr>
       <w:r>
+        <w:rPr>
+          <w:sz w:val="24"/>
+        </w:rPr>
         <w:t>4.7 Directorio de Modelos en NVMe</w:t>
       </w:r>
     </w:p>
     <w:p>
       <w:pPr>
         <w:pStyle w:val="Endure-FirstParagraphBodyText"/>
+        <w:spacing w:before="100" w:after="100"/>
       </w:pPr>
       <w:r>
+        <w:rPr>
+          <w:sz w:val="20"/>
+        </w:rPr>
         <w:t>Si el NVMe tiene más de 200 GB libres, es conveniente configurar los cachés de modelos para que apunten al NVMe en lugar del eMMC (que tiene solo ~43 GB libres tras la instalación del sistema):</w:t>
       </w:r>
     </w:p>
@@ -5015,7 +5610,7 @@
         <w:tc>
           <w:tcPr>
             <w:tcW w:type="dxa" w:w="8152"/>
-            <w:shd w:val="clear" w:color="auto" w:fill="F2F2F2"/>
+            <w:shd w:val="clear" w:color="auto" w:fill="EAEAEA"/>
             <w:tcBorders>
               <w:left w:val="thick" w:sz="24" w:color="1A5A6A"/>
             </w:tcBorders>
@@ -5166,6 +5761,7 @@
             <w:r>
               <w:rPr>
                 <w:rFonts w:ascii="Courier New" w:hAnsi="Courier New"/>
+                <w:i/>
                 <w:color w:val="555555"/>
                 <w:sz w:val="16"/>
               </w:rPr>
@@ -5241,7 +5837,7 @@
         <w:tc>
           <w:tcPr>
             <w:tcW w:type="dxa" w:w="8152"/>
-            <w:shd w:val="clear" w:color="auto" w:fill="F2F2F2"/>
+            <w:shd w:val="clear" w:color="auto" w:fill="EAEAEA"/>
             <w:tcBorders>
               <w:left w:val="thick" w:sz="24" w:color="1A5A6A"/>
             </w:tcBorders>
@@ -5279,6 +5875,7 @@
             <w:r>
               <w:rPr>
                 <w:rFonts w:ascii="Courier New" w:hAnsi="Courier New"/>
+                <w:i/>
                 <w:color w:val="555555"/>
                 <w:sz w:val="16"/>
               </w:rPr>
@@ -5306,7 +5903,7 @@
         <w:tc>
           <w:tcPr>
             <w:tcW w:type="dxa" w:w="8152"/>
-            <w:shd w:val="clear" w:color="auto" w:fill="F2F2F2"/>
+            <w:shd w:val="clear" w:color="auto" w:fill="EAEAEA"/>
             <w:tcBorders>
               <w:left w:val="thick" w:sz="24" w:color="1A5A6A"/>
             </w:tcBorders>
@@ -5436,7 +6033,7 @@
             <w:r>
               <w:rPr>
                 <w:rFonts w:ascii="Courier New" w:hAnsi="Courier New"/>
-                <w:sz w:val="17"/>
+                <w:sz w:val="16"/>
               </w:rPr>
               <w:t>~/.cache/huggingface/token</w:t>
             </w:r>
@@ -5457,16 +6054,24 @@
         <w:pStyle w:val="Endure-Subhead"/>
         <w:keepNext/>
         <w:spacing w:before="240" w:after="60"/>
+        <w:outlineLvl w:val="1"/>
       </w:pPr>
       <w:r>
+        <w:rPr>
+          <w:sz w:val="24"/>
+        </w:rPr>
         <w:t>4.8 Impacto del Swap en la Velocidad de Inferencia</w:t>
       </w:r>
     </w:p>
     <w:p>
       <w:pPr>
         <w:pStyle w:val="Endure-FirstParagraphBodyText"/>
+        <w:spacing w:before="100" w:after="100"/>
       </w:pPr>
       <w:r>
+        <w:rPr>
+          <w:sz w:val="20"/>
+        </w:rPr>
         <w:t>Es fundamental entender qué ocurre con la velocidad de inferencia cuando un modelo excede la RAM disponible:</w:t>
       </w:r>
     </w:p>
@@ -5483,20 +6088,38 @@
         <w:gridCol w:w="2038"/>
       </w:tblGrid>
       <w:tr>
+        <w:trPr>
+          <w:trHeight w:val="453" w:hRule="atLeast"/>
+          <w:tblHeader/>
+        </w:trPr>
         <w:tc>
           <w:tcPr>
             <w:tcW w:type="dxa" w:w="2038"/>
             <w:shd w:val="clear" w:color="auto" w:fill="1A5A6A"/>
+            <w:tcBorders>
+              <w:top w:val="single" w:sz="12" w:color="FFFFFF"/>
+              <w:left w:val="single" w:sz="12" w:color="FFFFFF"/>
+              <w:bottom w:val="single" w:sz="12" w:color="FFFFFF"/>
+              <w:right w:val="single" w:sz="12" w:color="FFFFFF"/>
+            </w:tcBorders>
+            <w:vAlign w:val="center"/>
+            <w:tcMar>
+              <w:top w:w="60" w:type="dxa"/>
+              <w:left w:w="120" w:type="dxa"/>
+              <w:bottom w:w="60" w:type="dxa"/>
+              <w:right w:w="80" w:type="dxa"/>
+            </w:tcMar>
           </w:tcPr>
           <w:p>
             <w:pPr>
+              <w:spacing w:before="0" w:after="0"/>
               <w:jc w:val="center"/>
             </w:pPr>
             <w:r>
               <w:rPr>
                 <w:b/>
                 <w:color w:val="FFFFFF"/>
-                <w:sz w:val="17"/>
+                <w:sz w:val="16"/>
               </w:rPr>
               <w:t>Escenario</w:t>
             </w:r>
@@ -5506,16 +6129,30 @@
           <w:tcPr>
             <w:tcW w:type="dxa" w:w="2038"/>
             <w:shd w:val="clear" w:color="auto" w:fill="1A5A6A"/>
+            <w:tcBorders>
+              <w:top w:val="single" w:sz="12" w:color="FFFFFF"/>
+              <w:left w:val="single" w:sz="12" w:color="FFFFFF"/>
+              <w:bottom w:val="single" w:sz="12" w:color="FFFFFF"/>
+              <w:right w:val="single" w:sz="12" w:color="FFFFFF"/>
+            </w:tcBorders>
+            <w:vAlign w:val="center"/>
+            <w:tcMar>
+              <w:top w:w="60" w:type="dxa"/>
+              <w:left w:w="120" w:type="dxa"/>
+              <w:bottom w:w="60" w:type="dxa"/>
+              <w:right w:w="80" w:type="dxa"/>
+            </w:tcMar>
           </w:tcPr>
           <w:p>
             <w:pPr>
+              <w:spacing w:before="0" w:after="0"/>
               <w:jc w:val="center"/>
             </w:pPr>
             <w:r>
               <w:rPr>
                 <w:b/>
                 <w:color w:val="FFFFFF"/>
-                <w:sz w:val="17"/>
+                <w:sz w:val="16"/>
               </w:rPr>
               <w:t>RAM usada</w:t>
             </w:r>
@@ -5525,16 +6162,30 @@
           <w:tcPr>
             <w:tcW w:type="dxa" w:w="2038"/>
             <w:shd w:val="clear" w:color="auto" w:fill="1A5A6A"/>
+            <w:tcBorders>
+              <w:top w:val="single" w:sz="12" w:color="FFFFFF"/>
+              <w:left w:val="single" w:sz="12" w:color="FFFFFF"/>
+              <w:bottom w:val="single" w:sz="12" w:color="FFFFFF"/>
+              <w:right w:val="single" w:sz="12" w:color="FFFFFF"/>
+            </w:tcBorders>
+            <w:vAlign w:val="center"/>
+            <w:tcMar>
+              <w:top w:w="60" w:type="dxa"/>
+              <w:left w:w="120" w:type="dxa"/>
+              <w:bottom w:w="60" w:type="dxa"/>
+              <w:right w:w="80" w:type="dxa"/>
+            </w:tcMar>
           </w:tcPr>
           <w:p>
             <w:pPr>
+              <w:spacing w:before="0" w:after="0"/>
               <w:jc w:val="center"/>
             </w:pPr>
             <w:r>
               <w:rPr>
                 <w:b/>
                 <w:color w:val="FFFFFF"/>
-                <w:sz w:val="17"/>
+                <w:sz w:val="16"/>
               </w:rPr>
               <w:t>Swap usado</w:t>
             </w:r>
@@ -5544,16 +6195,30 @@
           <w:tcPr>
             <w:tcW w:type="dxa" w:w="2038"/>
             <w:shd w:val="clear" w:color="auto" w:fill="1A5A6A"/>
+            <w:tcBorders>
+              <w:top w:val="single" w:sz="12" w:color="FFFFFF"/>
+              <w:left w:val="single" w:sz="12" w:color="FFFFFF"/>
+              <w:bottom w:val="single" w:sz="12" w:color="FFFFFF"/>
+              <w:right w:val="single" w:sz="12" w:color="FFFFFF"/>
+            </w:tcBorders>
+            <w:vAlign w:val="center"/>
+            <w:tcMar>
+              <w:top w:w="60" w:type="dxa"/>
+              <w:left w:w="120" w:type="dxa"/>
+              <w:bottom w:w="60" w:type="dxa"/>
+              <w:right w:w="80" w:type="dxa"/>
+            </w:tcMar>
           </w:tcPr>
           <w:p>
             <w:pPr>
+              <w:spacing w:before="0" w:after="0"/>
               <w:jc w:val="center"/>
             </w:pPr>
             <w:r>
               <w:rPr>
                 <w:b/>
                 <w:color w:val="FFFFFF"/>
-                <w:sz w:val="17"/>
+                <w:sz w:val="16"/>
               </w:rPr>
               <w:t>Velocidad</w:t>
             </w:r>
@@ -5561,15 +6226,35 @@
         </w:tc>
       </w:tr>
       <w:tr>
+        <w:trPr>
+          <w:trHeight w:val="283" w:hRule="atLeast"/>
+        </w:trPr>
         <w:tc>
           <w:tcPr>
             <w:tcW w:type="dxa" w:w="2038"/>
-            <w:shd w:val="clear" w:color="auto" w:fill="F8F8F8"/>
+            <w:shd w:val="clear" w:color="auto" w:fill="EAEAEA"/>
+            <w:tcBorders>
+              <w:top w:val="single" w:sz="12" w:color="FFFFFF"/>
+              <w:left w:val="single" w:sz="12" w:color="FFFFFF"/>
+              <w:bottom w:val="single" w:sz="12" w:color="FFFFFF"/>
+              <w:right w:val="single" w:sz="12" w:color="FFFFFF"/>
+            </w:tcBorders>
+            <w:vAlign w:val="center"/>
+            <w:tcMar>
+              <w:top w:w="40" w:type="dxa"/>
+              <w:left w:w="120" w:type="dxa"/>
+              <w:bottom w:w="40" w:type="dxa"/>
+              <w:right w:w="80" w:type="dxa"/>
+            </w:tcMar>
           </w:tcPr>
           <w:p>
-            <w:r>
-              <w:rPr>
-                <w:sz w:val="17"/>
+            <w:pPr>
+              <w:spacing w:before="0" w:after="0"/>
+              <w:jc w:val="center"/>
+            </w:pPr>
+            <w:r>
+              <w:rPr>
+                <w:sz w:val="16"/>
               </w:rPr>
               <w:t>Modelo 7B Q4 (4 GB)</w:t>
             </w:r>
@@ -5578,12 +6263,29 @@
         <w:tc>
           <w:tcPr>
             <w:tcW w:type="dxa" w:w="2038"/>
-            <w:shd w:val="clear" w:color="auto" w:fill="F8F8F8"/>
+            <w:shd w:val="clear" w:color="auto" w:fill="EAEAEA"/>
+            <w:tcBorders>
+              <w:top w:val="single" w:sz="12" w:color="FFFFFF"/>
+              <w:left w:val="single" w:sz="12" w:color="FFFFFF"/>
+              <w:bottom w:val="single" w:sz="12" w:color="FFFFFF"/>
+              <w:right w:val="single" w:sz="12" w:color="FFFFFF"/>
+            </w:tcBorders>
+            <w:vAlign w:val="center"/>
+            <w:tcMar>
+              <w:top w:w="40" w:type="dxa"/>
+              <w:left w:w="120" w:type="dxa"/>
+              <w:bottom w:w="40" w:type="dxa"/>
+              <w:right w:w="80" w:type="dxa"/>
+            </w:tcMar>
           </w:tcPr>
           <w:p>
-            <w:r>
-              <w:rPr>
-                <w:sz w:val="17"/>
+            <w:pPr>
+              <w:spacing w:before="0" w:after="0"/>
+              <w:jc w:val="center"/>
+            </w:pPr>
+            <w:r>
+              <w:rPr>
+                <w:sz w:val="16"/>
               </w:rPr>
               <w:t>4 GB</w:t>
             </w:r>
@@ -5592,12 +6294,29 @@
         <w:tc>
           <w:tcPr>
             <w:tcW w:type="dxa" w:w="2038"/>
-            <w:shd w:val="clear" w:color="auto" w:fill="F8F8F8"/>
+            <w:shd w:val="clear" w:color="auto" w:fill="EAEAEA"/>
+            <w:tcBorders>
+              <w:top w:val="single" w:sz="12" w:color="FFFFFF"/>
+              <w:left w:val="single" w:sz="12" w:color="FFFFFF"/>
+              <w:bottom w:val="single" w:sz="12" w:color="FFFFFF"/>
+              <w:right w:val="single" w:sz="12" w:color="FFFFFF"/>
+            </w:tcBorders>
+            <w:vAlign w:val="center"/>
+            <w:tcMar>
+              <w:top w:w="40" w:type="dxa"/>
+              <w:left w:w="120" w:type="dxa"/>
+              <w:bottom w:w="40" w:type="dxa"/>
+              <w:right w:w="80" w:type="dxa"/>
+            </w:tcMar>
           </w:tcPr>
           <w:p>
-            <w:r>
-              <w:rPr>
-                <w:sz w:val="17"/>
+            <w:pPr>
+              <w:spacing w:before="0" w:after="0"/>
+              <w:jc w:val="center"/>
+            </w:pPr>
+            <w:r>
+              <w:rPr>
+                <w:sz w:val="16"/>
               </w:rPr>
               <w:t>0</w:t>
             </w:r>
@@ -5606,12 +6325,29 @@
         <w:tc>
           <w:tcPr>
             <w:tcW w:type="dxa" w:w="2038"/>
-            <w:shd w:val="clear" w:color="auto" w:fill="F8F8F8"/>
+            <w:shd w:val="clear" w:color="auto" w:fill="EAEAEA"/>
+            <w:tcBorders>
+              <w:top w:val="single" w:sz="12" w:color="FFFFFF"/>
+              <w:left w:val="single" w:sz="12" w:color="FFFFFF"/>
+              <w:bottom w:val="single" w:sz="12" w:color="FFFFFF"/>
+              <w:right w:val="single" w:sz="12" w:color="FFFFFF"/>
+            </w:tcBorders>
+            <w:vAlign w:val="center"/>
+            <w:tcMar>
+              <w:top w:w="40" w:type="dxa"/>
+              <w:left w:w="120" w:type="dxa"/>
+              <w:bottom w:w="40" w:type="dxa"/>
+              <w:right w:w="80" w:type="dxa"/>
+            </w:tcMar>
           </w:tcPr>
           <w:p>
-            <w:r>
-              <w:rPr>
-                <w:sz w:val="17"/>
+            <w:pPr>
+              <w:spacing w:before="0" w:after="0"/>
+              <w:jc w:val="center"/>
+            </w:pPr>
+            <w:r>
+              <w:rPr>
+                <w:sz w:val="16"/>
               </w:rPr>
               <w:t>~35–50 tok/s</w:t>
             </w:r>
@@ -5619,15 +6355,35 @@
         </w:tc>
       </w:tr>
       <w:tr>
+        <w:trPr>
+          <w:trHeight w:val="283" w:hRule="atLeast"/>
+        </w:trPr>
         <w:tc>
           <w:tcPr>
             <w:tcW w:type="dxa" w:w="2038"/>
-            <w:shd w:val="clear" w:color="auto" w:fill="FFFFFF"/>
+            <w:shd w:val="clear" w:color="auto" w:fill="EAEAEA"/>
+            <w:tcBorders>
+              <w:top w:val="single" w:sz="12" w:color="FFFFFF"/>
+              <w:left w:val="single" w:sz="12" w:color="FFFFFF"/>
+              <w:bottom w:val="single" w:sz="12" w:color="FFFFFF"/>
+              <w:right w:val="single" w:sz="12" w:color="FFFFFF"/>
+            </w:tcBorders>
+            <w:vAlign w:val="center"/>
+            <w:tcMar>
+              <w:top w:w="40" w:type="dxa"/>
+              <w:left w:w="120" w:type="dxa"/>
+              <w:bottom w:w="40" w:type="dxa"/>
+              <w:right w:w="80" w:type="dxa"/>
+            </w:tcMar>
           </w:tcPr>
           <w:p>
-            <w:r>
-              <w:rPr>
-                <w:sz w:val="17"/>
+            <w:pPr>
+              <w:spacing w:before="0" w:after="0"/>
+              <w:jc w:val="center"/>
+            </w:pPr>
+            <w:r>
+              <w:rPr>
+                <w:sz w:val="16"/>
               </w:rPr>
               <w:t>Modelo 13B Q4 (8 GB)</w:t>
             </w:r>
@@ -5636,12 +6392,29 @@
         <w:tc>
           <w:tcPr>
             <w:tcW w:type="dxa" w:w="2038"/>
-            <w:shd w:val="clear" w:color="auto" w:fill="FFFFFF"/>
+            <w:shd w:val="clear" w:color="auto" w:fill="EAEAEA"/>
+            <w:tcBorders>
+              <w:top w:val="single" w:sz="12" w:color="FFFFFF"/>
+              <w:left w:val="single" w:sz="12" w:color="FFFFFF"/>
+              <w:bottom w:val="single" w:sz="12" w:color="FFFFFF"/>
+              <w:right w:val="single" w:sz="12" w:color="FFFFFF"/>
+            </w:tcBorders>
+            <w:vAlign w:val="center"/>
+            <w:tcMar>
+              <w:top w:w="40" w:type="dxa"/>
+              <w:left w:w="120" w:type="dxa"/>
+              <w:bottom w:w="40" w:type="dxa"/>
+              <w:right w:w="80" w:type="dxa"/>
+            </w:tcMar>
           </w:tcPr>
           <w:p>
-            <w:r>
-              <w:rPr>
-                <w:sz w:val="17"/>
+            <w:pPr>
+              <w:spacing w:before="0" w:after="0"/>
+              <w:jc w:val="center"/>
+            </w:pPr>
+            <w:r>
+              <w:rPr>
+                <w:sz w:val="16"/>
               </w:rPr>
               <w:t>8 GB</w:t>
             </w:r>
@@ -5650,12 +6423,29 @@
         <w:tc>
           <w:tcPr>
             <w:tcW w:type="dxa" w:w="2038"/>
-            <w:shd w:val="clear" w:color="auto" w:fill="FFFFFF"/>
+            <w:shd w:val="clear" w:color="auto" w:fill="EAEAEA"/>
+            <w:tcBorders>
+              <w:top w:val="single" w:sz="12" w:color="FFFFFF"/>
+              <w:left w:val="single" w:sz="12" w:color="FFFFFF"/>
+              <w:bottom w:val="single" w:sz="12" w:color="FFFFFF"/>
+              <w:right w:val="single" w:sz="12" w:color="FFFFFF"/>
+            </w:tcBorders>
+            <w:vAlign w:val="center"/>
+            <w:tcMar>
+              <w:top w:w="40" w:type="dxa"/>
+              <w:left w:w="120" w:type="dxa"/>
+              <w:bottom w:w="40" w:type="dxa"/>
+              <w:right w:w="80" w:type="dxa"/>
+            </w:tcMar>
           </w:tcPr>
           <w:p>
-            <w:r>
-              <w:rPr>
-                <w:sz w:val="17"/>
+            <w:pPr>
+              <w:spacing w:before="0" w:after="0"/>
+              <w:jc w:val="center"/>
+            </w:pPr>
+            <w:r>
+              <w:rPr>
+                <w:sz w:val="16"/>
               </w:rPr>
               <w:t>0</w:t>
             </w:r>
@@ -5664,12 +6454,29 @@
         <w:tc>
           <w:tcPr>
             <w:tcW w:type="dxa" w:w="2038"/>
-            <w:shd w:val="clear" w:color="auto" w:fill="FFFFFF"/>
+            <w:shd w:val="clear" w:color="auto" w:fill="EAEAEA"/>
+            <w:tcBorders>
+              <w:top w:val="single" w:sz="12" w:color="FFFFFF"/>
+              <w:left w:val="single" w:sz="12" w:color="FFFFFF"/>
+              <w:bottom w:val="single" w:sz="12" w:color="FFFFFF"/>
+              <w:right w:val="single" w:sz="12" w:color="FFFFFF"/>
+            </w:tcBorders>
+            <w:vAlign w:val="center"/>
+            <w:tcMar>
+              <w:top w:w="40" w:type="dxa"/>
+              <w:left w:w="120" w:type="dxa"/>
+              <w:bottom w:w="40" w:type="dxa"/>
+              <w:right w:w="80" w:type="dxa"/>
+            </w:tcMar>
           </w:tcPr>
           <w:p>
-            <w:r>
-              <w:rPr>
-                <w:sz w:val="17"/>
+            <w:pPr>
+              <w:spacing w:before="0" w:after="0"/>
+              <w:jc w:val="center"/>
+            </w:pPr>
+            <w:r>
+              <w:rPr>
+                <w:sz w:val="16"/>
               </w:rPr>
               <w:t>~25–35 tok/s</w:t>
             </w:r>
@@ -5677,15 +6484,35 @@
         </w:tc>
       </w:tr>
       <w:tr>
+        <w:trPr>
+          <w:trHeight w:val="283" w:hRule="atLeast"/>
+        </w:trPr>
         <w:tc>
           <w:tcPr>
             <w:tcW w:type="dxa" w:w="2038"/>
-            <w:shd w:val="clear" w:color="auto" w:fill="F8F8F8"/>
+            <w:shd w:val="clear" w:color="auto" w:fill="EAEAEA"/>
+            <w:tcBorders>
+              <w:top w:val="single" w:sz="12" w:color="FFFFFF"/>
+              <w:left w:val="single" w:sz="12" w:color="FFFFFF"/>
+              <w:bottom w:val="single" w:sz="12" w:color="FFFFFF"/>
+              <w:right w:val="single" w:sz="12" w:color="FFFFFF"/>
+            </w:tcBorders>
+            <w:vAlign w:val="center"/>
+            <w:tcMar>
+              <w:top w:w="40" w:type="dxa"/>
+              <w:left w:w="120" w:type="dxa"/>
+              <w:bottom w:w="40" w:type="dxa"/>
+              <w:right w:w="80" w:type="dxa"/>
+            </w:tcMar>
           </w:tcPr>
           <w:p>
-            <w:r>
-              <w:rPr>
-                <w:sz w:val="17"/>
+            <w:pPr>
+              <w:spacing w:before="0" w:after="0"/>
+              <w:jc w:val="center"/>
+            </w:pPr>
+            <w:r>
+              <w:rPr>
+                <w:sz w:val="16"/>
               </w:rPr>
               <w:t>Modelo 35B MoE (26 GB)</w:t>
             </w:r>
@@ -5694,12 +6521,29 @@
         <w:tc>
           <w:tcPr>
             <w:tcW w:type="dxa" w:w="2038"/>
-            <w:shd w:val="clear" w:color="auto" w:fill="F8F8F8"/>
+            <w:shd w:val="clear" w:color="auto" w:fill="EAEAEA"/>
+            <w:tcBorders>
+              <w:top w:val="single" w:sz="12" w:color="FFFFFF"/>
+              <w:left w:val="single" w:sz="12" w:color="FFFFFF"/>
+              <w:bottom w:val="single" w:sz="12" w:color="FFFFFF"/>
+              <w:right w:val="single" w:sz="12" w:color="FFFFFF"/>
+            </w:tcBorders>
+            <w:vAlign w:val="center"/>
+            <w:tcMar>
+              <w:top w:w="40" w:type="dxa"/>
+              <w:left w:w="120" w:type="dxa"/>
+              <w:bottom w:w="40" w:type="dxa"/>
+              <w:right w:w="80" w:type="dxa"/>
+            </w:tcMar>
           </w:tcPr>
           <w:p>
-            <w:r>
-              <w:rPr>
-                <w:sz w:val="17"/>
+            <w:pPr>
+              <w:spacing w:before="0" w:after="0"/>
+              <w:jc w:val="center"/>
+            </w:pPr>
+            <w:r>
+              <w:rPr>
+                <w:sz w:val="16"/>
               </w:rPr>
               <w:t>26 GB</w:t>
             </w:r>
@@ -5708,12 +6552,29 @@
         <w:tc>
           <w:tcPr>
             <w:tcW w:type="dxa" w:w="2038"/>
-            <w:shd w:val="clear" w:color="auto" w:fill="F8F8F8"/>
+            <w:shd w:val="clear" w:color="auto" w:fill="EAEAEA"/>
+            <w:tcBorders>
+              <w:top w:val="single" w:sz="12" w:color="FFFFFF"/>
+              <w:left w:val="single" w:sz="12" w:color="FFFFFF"/>
+              <w:bottom w:val="single" w:sz="12" w:color="FFFFFF"/>
+              <w:right w:val="single" w:sz="12" w:color="FFFFFF"/>
+            </w:tcBorders>
+            <w:vAlign w:val="center"/>
+            <w:tcMar>
+              <w:top w:w="40" w:type="dxa"/>
+              <w:left w:w="120" w:type="dxa"/>
+              <w:bottom w:w="40" w:type="dxa"/>
+              <w:right w:w="80" w:type="dxa"/>
+            </w:tcMar>
           </w:tcPr>
           <w:p>
-            <w:r>
-              <w:rPr>
-                <w:sz w:val="17"/>
+            <w:pPr>
+              <w:spacing w:before="0" w:after="0"/>
+              <w:jc w:val="center"/>
+            </w:pPr>
+            <w:r>
+              <w:rPr>
+                <w:sz w:val="16"/>
               </w:rPr>
               <w:t>0</w:t>
             </w:r>
@@ -5722,12 +6583,29 @@
         <w:tc>
           <w:tcPr>
             <w:tcW w:type="dxa" w:w="2038"/>
-            <w:shd w:val="clear" w:color="auto" w:fill="F8F8F8"/>
+            <w:shd w:val="clear" w:color="auto" w:fill="EAEAEA"/>
+            <w:tcBorders>
+              <w:top w:val="single" w:sz="12" w:color="FFFFFF"/>
+              <w:left w:val="single" w:sz="12" w:color="FFFFFF"/>
+              <w:bottom w:val="single" w:sz="12" w:color="FFFFFF"/>
+              <w:right w:val="single" w:sz="12" w:color="FFFFFF"/>
+            </w:tcBorders>
+            <w:vAlign w:val="center"/>
+            <w:tcMar>
+              <w:top w:w="40" w:type="dxa"/>
+              <w:left w:w="120" w:type="dxa"/>
+              <w:bottom w:w="40" w:type="dxa"/>
+              <w:right w:w="80" w:type="dxa"/>
+            </w:tcMar>
           </w:tcPr>
           <w:p>
-            <w:r>
-              <w:rPr>
-                <w:sz w:val="17"/>
+            <w:pPr>
+              <w:spacing w:before="0" w:after="0"/>
+              <w:jc w:val="center"/>
+            </w:pPr>
+            <w:r>
+              <w:rPr>
+                <w:sz w:val="16"/>
               </w:rPr>
               <w:t>~28–32 tok/s</w:t>
             </w:r>
@@ -5735,15 +6613,35 @@
         </w:tc>
       </w:tr>
       <w:tr>
+        <w:trPr>
+          <w:trHeight w:val="283" w:hRule="atLeast"/>
+        </w:trPr>
         <w:tc>
           <w:tcPr>
             <w:tcW w:type="dxa" w:w="2038"/>
-            <w:shd w:val="clear" w:color="auto" w:fill="FFFFFF"/>
+            <w:shd w:val="clear" w:color="auto" w:fill="EAEAEA"/>
+            <w:tcBorders>
+              <w:top w:val="single" w:sz="12" w:color="FFFFFF"/>
+              <w:left w:val="single" w:sz="12" w:color="FFFFFF"/>
+              <w:bottom w:val="single" w:sz="12" w:color="FFFFFF"/>
+              <w:right w:val="single" w:sz="12" w:color="FFFFFF"/>
+            </w:tcBorders>
+            <w:vAlign w:val="center"/>
+            <w:tcMar>
+              <w:top w:w="40" w:type="dxa"/>
+              <w:left w:w="120" w:type="dxa"/>
+              <w:bottom w:w="40" w:type="dxa"/>
+              <w:right w:w="80" w:type="dxa"/>
+            </w:tcMar>
           </w:tcPr>
           <w:p>
-            <w:r>
-              <w:rPr>
-                <w:sz w:val="17"/>
+            <w:pPr>
+              <w:spacing w:before="0" w:after="0"/>
+              <w:jc w:val="center"/>
+            </w:pPr>
+            <w:r>
+              <w:rPr>
+                <w:sz w:val="16"/>
               </w:rPr>
               <w:t>Modelo 35B Q4 completo (20 GB)</w:t>
             </w:r>
@@ -5752,12 +6650,29 @@
         <w:tc>
           <w:tcPr>
             <w:tcW w:type="dxa" w:w="2038"/>
-            <w:shd w:val="clear" w:color="auto" w:fill="FFFFFF"/>
+            <w:shd w:val="clear" w:color="auto" w:fill="EAEAEA"/>
+            <w:tcBorders>
+              <w:top w:val="single" w:sz="12" w:color="FFFFFF"/>
+              <w:left w:val="single" w:sz="12" w:color="FFFFFF"/>
+              <w:bottom w:val="single" w:sz="12" w:color="FFFFFF"/>
+              <w:right w:val="single" w:sz="12" w:color="FFFFFF"/>
+            </w:tcBorders>
+            <w:vAlign w:val="center"/>
+            <w:tcMar>
+              <w:top w:w="40" w:type="dxa"/>
+              <w:left w:w="120" w:type="dxa"/>
+              <w:bottom w:w="40" w:type="dxa"/>
+              <w:right w:w="80" w:type="dxa"/>
+            </w:tcMar>
           </w:tcPr>
           <w:p>
-            <w:r>
-              <w:rPr>
-                <w:sz w:val="17"/>
+            <w:pPr>
+              <w:spacing w:before="0" w:after="0"/>
+              <w:jc w:val="center"/>
+            </w:pPr>
+            <w:r>
+              <w:rPr>
+                <w:sz w:val="16"/>
               </w:rPr>
               <w:t>20 GB</w:t>
             </w:r>
@@ -5766,12 +6681,29 @@
         <w:tc>
           <w:tcPr>
             <w:tcW w:type="dxa" w:w="2038"/>
-            <w:shd w:val="clear" w:color="auto" w:fill="FFFFFF"/>
+            <w:shd w:val="clear" w:color="auto" w:fill="EAEAEA"/>
+            <w:tcBorders>
+              <w:top w:val="single" w:sz="12" w:color="FFFFFF"/>
+              <w:left w:val="single" w:sz="12" w:color="FFFFFF"/>
+              <w:bottom w:val="single" w:sz="12" w:color="FFFFFF"/>
+              <w:right w:val="single" w:sz="12" w:color="FFFFFF"/>
+            </w:tcBorders>
+            <w:vAlign w:val="center"/>
+            <w:tcMar>
+              <w:top w:w="40" w:type="dxa"/>
+              <w:left w:w="120" w:type="dxa"/>
+              <w:bottom w:w="40" w:type="dxa"/>
+              <w:right w:w="80" w:type="dxa"/>
+            </w:tcMar>
           </w:tcPr>
           <w:p>
-            <w:r>
-              <w:rPr>
-                <w:sz w:val="17"/>
+            <w:pPr>
+              <w:spacing w:before="0" w:after="0"/>
+              <w:jc w:val="center"/>
+            </w:pPr>
+            <w:r>
+              <w:rPr>
+                <w:sz w:val="16"/>
               </w:rPr>
               <w:t>0</w:t>
             </w:r>
@@ -5780,12 +6712,29 @@
         <w:tc>
           <w:tcPr>
             <w:tcW w:type="dxa" w:w="2038"/>
-            <w:shd w:val="clear" w:color="auto" w:fill="FFFFFF"/>
+            <w:shd w:val="clear" w:color="auto" w:fill="EAEAEA"/>
+            <w:tcBorders>
+              <w:top w:val="single" w:sz="12" w:color="FFFFFF"/>
+              <w:left w:val="single" w:sz="12" w:color="FFFFFF"/>
+              <w:bottom w:val="single" w:sz="12" w:color="FFFFFF"/>
+              <w:right w:val="single" w:sz="12" w:color="FFFFFF"/>
+            </w:tcBorders>
+            <w:vAlign w:val="center"/>
+            <w:tcMar>
+              <w:top w:w="40" w:type="dxa"/>
+              <w:left w:w="120" w:type="dxa"/>
+              <w:bottom w:w="40" w:type="dxa"/>
+              <w:right w:w="80" w:type="dxa"/>
+            </w:tcMar>
           </w:tcPr>
           <w:p>
-            <w:r>
-              <w:rPr>
-                <w:sz w:val="17"/>
+            <w:pPr>
+              <w:spacing w:before="0" w:after="0"/>
+              <w:jc w:val="center"/>
+            </w:pPr>
+            <w:r>
+              <w:rPr>
+                <w:sz w:val="16"/>
               </w:rPr>
               <w:t>~18–25 tok/s</w:t>
             </w:r>
@@ -5793,15 +6742,35 @@
         </w:tc>
       </w:tr>
       <w:tr>
+        <w:trPr>
+          <w:trHeight w:val="283" w:hRule="atLeast"/>
+        </w:trPr>
         <w:tc>
           <w:tcPr>
             <w:tcW w:type="dxa" w:w="2038"/>
-            <w:shd w:val="clear" w:color="auto" w:fill="F8F8F8"/>
+            <w:shd w:val="clear" w:color="auto" w:fill="EAEAEA"/>
+            <w:tcBorders>
+              <w:top w:val="single" w:sz="12" w:color="FFFFFF"/>
+              <w:left w:val="single" w:sz="12" w:color="FFFFFF"/>
+              <w:bottom w:val="single" w:sz="12" w:color="FFFFFF"/>
+              <w:right w:val="single" w:sz="12" w:color="FFFFFF"/>
+            </w:tcBorders>
+            <w:vAlign w:val="center"/>
+            <w:tcMar>
+              <w:top w:w="40" w:type="dxa"/>
+              <w:left w:w="120" w:type="dxa"/>
+              <w:bottom w:w="40" w:type="dxa"/>
+              <w:right w:w="80" w:type="dxa"/>
+            </w:tcMar>
           </w:tcPr>
           <w:p>
-            <w:r>
-              <w:rPr>
-                <w:sz w:val="17"/>
+            <w:pPr>
+              <w:spacing w:before="0" w:after="0"/>
+              <w:jc w:val="center"/>
+            </w:pPr>
+            <w:r>
+              <w:rPr>
+                <w:sz w:val="16"/>
               </w:rPr>
               <w:t>Modelo 70B Q4 (40 GB)</w:t>
             </w:r>
@@ -5810,12 +6779,29 @@
         <w:tc>
           <w:tcPr>
             <w:tcW w:type="dxa" w:w="2038"/>
-            <w:shd w:val="clear" w:color="auto" w:fill="F8F8F8"/>
+            <w:shd w:val="clear" w:color="auto" w:fill="EAEAEA"/>
+            <w:tcBorders>
+              <w:top w:val="single" w:sz="12" w:color="FFFFFF"/>
+              <w:left w:val="single" w:sz="12" w:color="FFFFFF"/>
+              <w:bottom w:val="single" w:sz="12" w:color="FFFFFF"/>
+              <w:right w:val="single" w:sz="12" w:color="FFFFFF"/>
+            </w:tcBorders>
+            <w:vAlign w:val="center"/>
+            <w:tcMar>
+              <w:top w:w="40" w:type="dxa"/>
+              <w:left w:w="120" w:type="dxa"/>
+              <w:bottom w:w="40" w:type="dxa"/>
+              <w:right w:w="80" w:type="dxa"/>
+            </w:tcMar>
           </w:tcPr>
           <w:p>
-            <w:r>
-              <w:rPr>
-                <w:sz w:val="17"/>
+            <w:pPr>
+              <w:spacing w:before="0" w:after="0"/>
+              <w:jc w:val="center"/>
+            </w:pPr>
+            <w:r>
+              <w:rPr>
+                <w:sz w:val="16"/>
               </w:rPr>
               <w:t>40 GB</w:t>
             </w:r>
@@ -5824,12 +6810,29 @@
         <w:tc>
           <w:tcPr>
             <w:tcW w:type="dxa" w:w="2038"/>
-            <w:shd w:val="clear" w:color="auto" w:fill="F8F8F8"/>
+            <w:shd w:val="clear" w:color="auto" w:fill="EAEAEA"/>
+            <w:tcBorders>
+              <w:top w:val="single" w:sz="12" w:color="FFFFFF"/>
+              <w:left w:val="single" w:sz="12" w:color="FFFFFF"/>
+              <w:bottom w:val="single" w:sz="12" w:color="FFFFFF"/>
+              <w:right w:val="single" w:sz="12" w:color="FFFFFF"/>
+            </w:tcBorders>
+            <w:vAlign w:val="center"/>
+            <w:tcMar>
+              <w:top w:w="40" w:type="dxa"/>
+              <w:left w:w="120" w:type="dxa"/>
+              <w:bottom w:w="40" w:type="dxa"/>
+              <w:right w:w="80" w:type="dxa"/>
+            </w:tcMar>
           </w:tcPr>
           <w:p>
-            <w:r>
-              <w:rPr>
-                <w:sz w:val="17"/>
+            <w:pPr>
+              <w:spacing w:before="0" w:after="0"/>
+              <w:jc w:val="center"/>
+            </w:pPr>
+            <w:r>
+              <w:rPr>
+                <w:sz w:val="16"/>
               </w:rPr>
               <w:t>0</w:t>
             </w:r>
@@ -5838,12 +6841,29 @@
         <w:tc>
           <w:tcPr>
             <w:tcW w:type="dxa" w:w="2038"/>
-            <w:shd w:val="clear" w:color="auto" w:fill="F8F8F8"/>
+            <w:shd w:val="clear" w:color="auto" w:fill="EAEAEA"/>
+            <w:tcBorders>
+              <w:top w:val="single" w:sz="12" w:color="FFFFFF"/>
+              <w:left w:val="single" w:sz="12" w:color="FFFFFF"/>
+              <w:bottom w:val="single" w:sz="12" w:color="FFFFFF"/>
+              <w:right w:val="single" w:sz="12" w:color="FFFFFF"/>
+            </w:tcBorders>
+            <w:vAlign w:val="center"/>
+            <w:tcMar>
+              <w:top w:w="40" w:type="dxa"/>
+              <w:left w:w="120" w:type="dxa"/>
+              <w:bottom w:w="40" w:type="dxa"/>
+              <w:right w:w="80" w:type="dxa"/>
+            </w:tcMar>
           </w:tcPr>
           <w:p>
-            <w:r>
-              <w:rPr>
-                <w:sz w:val="17"/>
+            <w:pPr>
+              <w:spacing w:before="0" w:after="0"/>
+              <w:jc w:val="center"/>
+            </w:pPr>
+            <w:r>
+              <w:rPr>
+                <w:sz w:val="16"/>
               </w:rPr>
               <w:t>~8–12 tok/s</w:t>
             </w:r>
@@ -5851,15 +6871,35 @@
         </w:tc>
       </w:tr>
       <w:tr>
+        <w:trPr>
+          <w:trHeight w:val="283" w:hRule="atLeast"/>
+        </w:trPr>
         <w:tc>
           <w:tcPr>
             <w:tcW w:type="dxa" w:w="2038"/>
-            <w:shd w:val="clear" w:color="auto" w:fill="FFFFFF"/>
+            <w:shd w:val="clear" w:color="auto" w:fill="EAEAEA"/>
+            <w:tcBorders>
+              <w:top w:val="single" w:sz="12" w:color="FFFFFF"/>
+              <w:left w:val="single" w:sz="12" w:color="FFFFFF"/>
+              <w:bottom w:val="single" w:sz="12" w:color="FFFFFF"/>
+              <w:right w:val="single" w:sz="12" w:color="FFFFFF"/>
+            </w:tcBorders>
+            <w:vAlign w:val="center"/>
+            <w:tcMar>
+              <w:top w:w="40" w:type="dxa"/>
+              <w:left w:w="120" w:type="dxa"/>
+              <w:bottom w:w="40" w:type="dxa"/>
+              <w:right w:w="80" w:type="dxa"/>
+            </w:tcMar>
           </w:tcPr>
           <w:p>
-            <w:r>
-              <w:rPr>
-                <w:sz w:val="17"/>
+            <w:pPr>
+              <w:spacing w:before="0" w:after="0"/>
+              <w:jc w:val="center"/>
+            </w:pPr>
+            <w:r>
+              <w:rPr>
+                <w:sz w:val="16"/>
               </w:rPr>
               <w:t>Modelo que excede RAM (usa ZRAM)</w:t>
             </w:r>
@@ -5868,12 +6908,29 @@
         <w:tc>
           <w:tcPr>
             <w:tcW w:type="dxa" w:w="2038"/>
-            <w:shd w:val="clear" w:color="auto" w:fill="FFFFFF"/>
+            <w:shd w:val="clear" w:color="auto" w:fill="EAEAEA"/>
+            <w:tcBorders>
+              <w:top w:val="single" w:sz="12" w:color="FFFFFF"/>
+              <w:left w:val="single" w:sz="12" w:color="FFFFFF"/>
+              <w:bottom w:val="single" w:sz="12" w:color="FFFFFF"/>
+              <w:right w:val="single" w:sz="12" w:color="FFFFFF"/>
+            </w:tcBorders>
+            <w:vAlign w:val="center"/>
+            <w:tcMar>
+              <w:top w:w="40" w:type="dxa"/>
+              <w:left w:w="120" w:type="dxa"/>
+              <w:bottom w:w="40" w:type="dxa"/>
+              <w:right w:w="80" w:type="dxa"/>
+            </w:tcMar>
           </w:tcPr>
           <w:p>
-            <w:r>
-              <w:rPr>
-                <w:sz w:val="17"/>
+            <w:pPr>
+              <w:spacing w:before="0" w:after="0"/>
+              <w:jc w:val="center"/>
+            </w:pPr>
+            <w:r>
+              <w:rPr>
+                <w:sz w:val="16"/>
               </w:rPr>
               <w:t>~50 GB</w:t>
             </w:r>
@@ -5882,12 +6939,29 @@
         <w:tc>
           <w:tcPr>
             <w:tcW w:type="dxa" w:w="2038"/>
-            <w:shd w:val="clear" w:color="auto" w:fill="FFFFFF"/>
+            <w:shd w:val="clear" w:color="auto" w:fill="EAEAEA"/>
+            <w:tcBorders>
+              <w:top w:val="single" w:sz="12" w:color="FFFFFF"/>
+              <w:left w:val="single" w:sz="12" w:color="FFFFFF"/>
+              <w:bottom w:val="single" w:sz="12" w:color="FFFFFF"/>
+              <w:right w:val="single" w:sz="12" w:color="FFFFFF"/>
+            </w:tcBorders>
+            <w:vAlign w:val="center"/>
+            <w:tcMar>
+              <w:top w:w="40" w:type="dxa"/>
+              <w:left w:w="120" w:type="dxa"/>
+              <w:bottom w:w="40" w:type="dxa"/>
+              <w:right w:w="80" w:type="dxa"/>
+            </w:tcMar>
           </w:tcPr>
           <w:p>
-            <w:r>
-              <w:rPr>
-                <w:sz w:val="17"/>
+            <w:pPr>
+              <w:spacing w:before="0" w:after="0"/>
+              <w:jc w:val="center"/>
+            </w:pPr>
+            <w:r>
+              <w:rPr>
+                <w:sz w:val="16"/>
               </w:rPr>
               <w:t>8 GB ZRAM</w:t>
             </w:r>
@@ -5896,12 +6970,29 @@
         <w:tc>
           <w:tcPr>
             <w:tcW w:type="dxa" w:w="2038"/>
-            <w:shd w:val="clear" w:color="auto" w:fill="FFFFFF"/>
+            <w:shd w:val="clear" w:color="auto" w:fill="EAEAEA"/>
+            <w:tcBorders>
+              <w:top w:val="single" w:sz="12" w:color="FFFFFF"/>
+              <w:left w:val="single" w:sz="12" w:color="FFFFFF"/>
+              <w:bottom w:val="single" w:sz="12" w:color="FFFFFF"/>
+              <w:right w:val="single" w:sz="12" w:color="FFFFFF"/>
+            </w:tcBorders>
+            <w:vAlign w:val="center"/>
+            <w:tcMar>
+              <w:top w:w="40" w:type="dxa"/>
+              <w:left w:w="120" w:type="dxa"/>
+              <w:bottom w:w="40" w:type="dxa"/>
+              <w:right w:w="80" w:type="dxa"/>
+            </w:tcMar>
           </w:tcPr>
           <w:p>
-            <w:r>
-              <w:rPr>
-                <w:sz w:val="17"/>
+            <w:pPr>
+              <w:spacing w:before="0" w:after="0"/>
+              <w:jc w:val="center"/>
+            </w:pPr>
+            <w:r>
+              <w:rPr>
+                <w:sz w:val="16"/>
               </w:rPr>
               <w:t>~5–8 tok/s</w:t>
             </w:r>
@@ -5909,15 +7000,35 @@
         </w:tc>
       </w:tr>
       <w:tr>
+        <w:trPr>
+          <w:trHeight w:val="283" w:hRule="atLeast"/>
+        </w:trPr>
         <w:tc>
           <w:tcPr>
             <w:tcW w:type="dxa" w:w="2038"/>
-            <w:shd w:val="clear" w:color="auto" w:fill="F8F8F8"/>
+            <w:shd w:val="clear" w:color="auto" w:fill="EAEAEA"/>
+            <w:tcBorders>
+              <w:top w:val="single" w:sz="12" w:color="FFFFFF"/>
+              <w:left w:val="single" w:sz="12" w:color="FFFFFF"/>
+              <w:bottom w:val="single" w:sz="12" w:color="FFFFFF"/>
+              <w:right w:val="single" w:sz="12" w:color="FFFFFF"/>
+            </w:tcBorders>
+            <w:vAlign w:val="center"/>
+            <w:tcMar>
+              <w:top w:w="40" w:type="dxa"/>
+              <w:left w:w="120" w:type="dxa"/>
+              <w:bottom w:w="40" w:type="dxa"/>
+              <w:right w:w="80" w:type="dxa"/>
+            </w:tcMar>
           </w:tcPr>
           <w:p>
-            <w:r>
-              <w:rPr>
-                <w:sz w:val="17"/>
+            <w:pPr>
+              <w:spacing w:before="0" w:after="0"/>
+              <w:jc w:val="both"/>
+            </w:pPr>
+            <w:r>
+              <w:rPr>
+                <w:sz w:val="16"/>
               </w:rPr>
               <w:t>Modelo que excede RAM+ZRAM (usa NVMe swap)</w:t>
             </w:r>
@@ -5926,12 +7037,29 @@
         <w:tc>
           <w:tcPr>
             <w:tcW w:type="dxa" w:w="2038"/>
-            <w:shd w:val="clear" w:color="auto" w:fill="F8F8F8"/>
+            <w:shd w:val="clear" w:color="auto" w:fill="EAEAEA"/>
+            <w:tcBorders>
+              <w:top w:val="single" w:sz="12" w:color="FFFFFF"/>
+              <w:left w:val="single" w:sz="12" w:color="FFFFFF"/>
+              <w:bottom w:val="single" w:sz="12" w:color="FFFFFF"/>
+              <w:right w:val="single" w:sz="12" w:color="FFFFFF"/>
+            </w:tcBorders>
+            <w:vAlign w:val="center"/>
+            <w:tcMar>
+              <w:top w:w="40" w:type="dxa"/>
+              <w:left w:w="120" w:type="dxa"/>
+              <w:bottom w:w="40" w:type="dxa"/>
+              <w:right w:w="80" w:type="dxa"/>
+            </w:tcMar>
           </w:tcPr>
           <w:p>
-            <w:r>
-              <w:rPr>
-                <w:sz w:val="17"/>
+            <w:pPr>
+              <w:spacing w:before="0" w:after="0"/>
+              <w:jc w:val="center"/>
+            </w:pPr>
+            <w:r>
+              <w:rPr>
+                <w:sz w:val="16"/>
               </w:rPr>
               <w:t>~50 GB</w:t>
             </w:r>
@@ -5940,12 +7068,29 @@
         <w:tc>
           <w:tcPr>
             <w:tcW w:type="dxa" w:w="2038"/>
-            <w:shd w:val="clear" w:color="auto" w:fill="F8F8F8"/>
+            <w:shd w:val="clear" w:color="auto" w:fill="EAEAEA"/>
+            <w:tcBorders>
+              <w:top w:val="single" w:sz="12" w:color="FFFFFF"/>
+              <w:left w:val="single" w:sz="12" w:color="FFFFFF"/>
+              <w:bottom w:val="single" w:sz="12" w:color="FFFFFF"/>
+              <w:right w:val="single" w:sz="12" w:color="FFFFFF"/>
+            </w:tcBorders>
+            <w:vAlign w:val="center"/>
+            <w:tcMar>
+              <w:top w:w="40" w:type="dxa"/>
+              <w:left w:w="120" w:type="dxa"/>
+              <w:bottom w:w="40" w:type="dxa"/>
+              <w:right w:w="80" w:type="dxa"/>
+            </w:tcMar>
           </w:tcPr>
           <w:p>
-            <w:r>
-              <w:rPr>
-                <w:sz w:val="17"/>
+            <w:pPr>
+              <w:spacing w:before="0" w:after="0"/>
+              <w:jc w:val="center"/>
+            </w:pPr>
+            <w:r>
+              <w:rPr>
+                <w:sz w:val="16"/>
               </w:rPr>
               <w:t>16 GB NVMe</w:t>
             </w:r>
@@ -5954,12 +7099,29 @@
         <w:tc>
           <w:tcPr>
             <w:tcW w:type="dxa" w:w="2038"/>
-            <w:shd w:val="clear" w:color="auto" w:fill="F8F8F8"/>
+            <w:shd w:val="clear" w:color="auto" w:fill="EAEAEA"/>
+            <w:tcBorders>
+              <w:top w:val="single" w:sz="12" w:color="FFFFFF"/>
+              <w:left w:val="single" w:sz="12" w:color="FFFFFF"/>
+              <w:bottom w:val="single" w:sz="12" w:color="FFFFFF"/>
+              <w:right w:val="single" w:sz="12" w:color="FFFFFF"/>
+            </w:tcBorders>
+            <w:vAlign w:val="center"/>
+            <w:tcMar>
+              <w:top w:w="40" w:type="dxa"/>
+              <w:left w:w="120" w:type="dxa"/>
+              <w:bottom w:w="40" w:type="dxa"/>
+              <w:right w:w="80" w:type="dxa"/>
+            </w:tcMar>
           </w:tcPr>
           <w:p>
-            <w:r>
-              <w:rPr>
-                <w:sz w:val="17"/>
+            <w:pPr>
+              <w:spacing w:before="0" w:after="0"/>
+              <w:jc w:val="center"/>
+            </w:pPr>
+            <w:r>
+              <w:rPr>
+                <w:sz w:val="16"/>
               </w:rPr>
               <w:t>~0.5–2 tok/s</w:t>
             </w:r>
@@ -5975,17 +7137,25 @@
     <w:p>
       <w:pPr>
         <w:pStyle w:val="Endure-ChapterBodyText"/>
+        <w:spacing w:before="100" w:after="100"/>
       </w:pPr>
       <w:r>
+        <w:rPr>
+          <w:sz w:val="20"/>
+        </w:rPr>
         <w:t xml:space="preserve">La recomendación práctica: </w:t>
       </w:r>
       <w:r>
         <w:rPr>
           <w:b/>
+          <w:sz w:val="20"/>
         </w:rPr>
         <w:t>mantenga sus modelos dentro del presupuesto de ~50 GB</w:t>
       </w:r>
       <w:r>
+        <w:rPr>
+          <w:sz w:val="20"/>
+        </w:rPr>
         <w:t>. Para modelos de 35B+ MoE (que tienen muchos parámetros pero activan solo una fracción), el consumo real es mucho menor que el tamaño nominal.</w:t>
       </w:r>
     </w:p>
@@ -5994,16 +7164,24 @@
         <w:pStyle w:val="Endure-Subhead"/>
         <w:keepNext/>
         <w:spacing w:before="240" w:after="60"/>
+        <w:outlineLvl w:val="1"/>
       </w:pPr>
       <w:r>
+        <w:rPr>
+          <w:sz w:val="24"/>
+        </w:rPr>
         <w:t>4.9 Script de Liberación de Memoria</w:t>
       </w:r>
     </w:p>
     <w:p>
       <w:pPr>
         <w:pStyle w:val="Endure-FirstParagraphBodyText"/>
+        <w:spacing w:before="100" w:after="100"/>
       </w:pPr>
       <w:r>
+        <w:rPr>
+          <w:sz w:val="20"/>
+        </w:rPr>
         <w:t>En ocasiones, tras ejecutar y detener un modelo, la RAM no se libera completamente porque el kernel mantiene cachés en memoria. Este script fuerza la limpieza:</w:t>
       </w:r>
     </w:p>
@@ -6020,7 +7198,7 @@
         <w:tc>
           <w:tcPr>
             <w:tcW w:type="dxa" w:w="8152"/>
-            <w:shd w:val="clear" w:color="auto" w:fill="F2F2F2"/>
+            <w:shd w:val="clear" w:color="auto" w:fill="EAEAEA"/>
             <w:tcBorders>
               <w:left w:val="thick" w:sz="24" w:color="1A5A6A"/>
             </w:tcBorders>
@@ -6106,6 +7284,7 @@
             <w:r>
               <w:rPr>
                 <w:rFonts w:ascii="Courier New" w:hAnsi="Courier New"/>
+                <w:i/>
                 <w:color w:val="555555"/>
                 <w:sz w:val="16"/>
               </w:rPr>
@@ -6137,6 +7316,7 @@
             <w:r>
               <w:rPr>
                 <w:rFonts w:ascii="Courier New" w:hAnsi="Courier New"/>
+                <w:i/>
                 <w:color w:val="555555"/>
                 <w:sz w:val="16"/>
               </w:rPr>
@@ -6169,6 +7349,7 @@
             <w:r>
               <w:rPr>
                 <w:rFonts w:ascii="Courier New" w:hAnsi="Courier New"/>
+                <w:i/>
                 <w:color w:val="555555"/>
                 <w:sz w:val="16"/>
               </w:rPr>
@@ -6281,6 +7462,7 @@
             <w:r>
               <w:rPr>
                 <w:rFonts w:ascii="Courier New" w:hAnsi="Courier New"/>
+                <w:i/>
                 <w:color w:val="555555"/>
                 <w:sz w:val="16"/>
               </w:rPr>
@@ -6297,6 +7479,7 @@
             <w:r>
               <w:rPr>
                 <w:rFonts w:ascii="Courier New" w:hAnsi="Courier New"/>
+                <w:i/>
                 <w:color w:val="555555"/>
                 <w:sz w:val="16"/>
               </w:rPr>
@@ -6313,6 +7496,7 @@
             <w:r>
               <w:rPr>
                 <w:rFonts w:ascii="Courier New" w:hAnsi="Courier New"/>
+                <w:i/>
                 <w:color w:val="555555"/>
                 <w:sz w:val="16"/>
               </w:rPr>
@@ -6371,7 +7555,7 @@
         <w:tc>
           <w:tcPr>
             <w:tcW w:type="dxa" w:w="8152"/>
-            <w:shd w:val="clear" w:color="auto" w:fill="F2F2F2"/>
+            <w:shd w:val="clear" w:color="auto" w:fill="EAEAEA"/>
             <w:tcBorders>
               <w:left w:val="thick" w:sz="24" w:color="1A5A6A"/>
             </w:tcBorders>
@@ -6457,6 +7641,7 @@
             <w:r>
               <w:rPr>
                 <w:rFonts w:ascii="Courier New" w:hAnsi="Courier New"/>
+                <w:i/>
                 <w:color w:val="555555"/>
                 <w:sz w:val="16"/>
               </w:rPr>
@@ -6476,8 +7661,12 @@
         <w:pStyle w:val="Endure-Subhead"/>
         <w:keepNext/>
         <w:spacing w:before="240" w:after="60"/>
+        <w:outlineLvl w:val="1"/>
       </w:pPr>
       <w:r>
+        <w:rPr>
+          <w:sz w:val="24"/>
+        </w:rPr>
         <w:t>4.10 Verificación Final del Capítulo</w:t>
       </w:r>
     </w:p>
@@ -6494,7 +7683,7 @@
         <w:tc>
           <w:tcPr>
             <w:tcW w:type="dxa" w:w="8152"/>
-            <w:shd w:val="clear" w:color="auto" w:fill="F2F2F2"/>
+            <w:shd w:val="clear" w:color="auto" w:fill="EAEAEA"/>
             <w:tcBorders>
               <w:left w:val="thick" w:sz="24" w:color="1A5A6A"/>
             </w:tcBorders>
@@ -6706,6 +7895,7 @@
             <w:r>
               <w:rPr>
                 <w:rFonts w:ascii="Courier New" w:hAnsi="Courier New"/>
+                <w:i/>
                 <w:color w:val="555555"/>
                 <w:sz w:val="16"/>
               </w:rPr>
@@ -6786,6 +7976,7 @@
             <w:r>
               <w:rPr>
                 <w:rFonts w:ascii="Courier New" w:hAnsi="Courier New"/>
+                <w:i/>
                 <w:color w:val="555555"/>
                 <w:sz w:val="16"/>
               </w:rPr>
@@ -6849,6 +8040,7 @@
             <w:r>
               <w:rPr>
                 <w:rFonts w:ascii="Courier New" w:hAnsi="Courier New"/>
+                <w:i/>
                 <w:color w:val="555555"/>
                 <w:sz w:val="16"/>
               </w:rPr>
@@ -6928,6 +8120,7 @@
             <w:r>
               <w:rPr>
                 <w:rFonts w:ascii="Courier New" w:hAnsi="Courier New"/>
+                <w:i/>
                 <w:color w:val="555555"/>
                 <w:sz w:val="16"/>
               </w:rPr>
@@ -6955,7 +8148,7 @@
         <w:tc>
           <w:tcPr>
             <w:tcW w:type="dxa" w:w="8152"/>
-            <w:shd w:val="clear" w:color="auto" w:fill="F2F2F2"/>
+            <w:shd w:val="clear" w:color="auto" w:fill="EAEAEA"/>
             <w:tcBorders>
               <w:left w:val="thick" w:sz="24" w:color="1A5A6A"/>
             </w:tcBorders>
@@ -6993,6 +8186,7 @@
             <w:r>
               <w:rPr>
                 <w:rFonts w:ascii="Courier New" w:hAnsi="Courier New"/>
+                <w:i/>
                 <w:color w:val="555555"/>
                 <w:sz w:val="16"/>
               </w:rPr>
@@ -7009,6 +8203,7 @@
             <w:r>
               <w:rPr>
                 <w:rFonts w:ascii="Courier New" w:hAnsi="Courier New"/>
+                <w:i/>
                 <w:color w:val="555555"/>
                 <w:sz w:val="16"/>
               </w:rPr>
@@ -7025,6 +8220,7 @@
             <w:r>
               <w:rPr>
                 <w:rFonts w:ascii="Courier New" w:hAnsi="Courier New"/>
+                <w:i/>
                 <w:color w:val="555555"/>
                 <w:sz w:val="16"/>
               </w:rPr>
@@ -7056,6 +8252,7 @@
             <w:r>
               <w:rPr>
                 <w:rFonts w:ascii="Courier New" w:hAnsi="Courier New"/>
+                <w:i/>
                 <w:color w:val="555555"/>
                 <w:sz w:val="16"/>
               </w:rPr>
@@ -7072,6 +8269,7 @@
             <w:r>
               <w:rPr>
                 <w:rFonts w:ascii="Courier New" w:hAnsi="Courier New"/>
+                <w:i/>
                 <w:color w:val="555555"/>
                 <w:sz w:val="16"/>
               </w:rPr>
@@ -7088,6 +8286,7 @@
             <w:r>
               <w:rPr>
                 <w:rFonts w:ascii="Courier New" w:hAnsi="Courier New"/>
+                <w:i/>
                 <w:color w:val="555555"/>
                 <w:sz w:val="16"/>
               </w:rPr>
@@ -7104,6 +8303,7 @@
             <w:r>
               <w:rPr>
                 <w:rFonts w:ascii="Courier New" w:hAnsi="Courier New"/>
+                <w:i/>
                 <w:color w:val="555555"/>
                 <w:sz w:val="16"/>
               </w:rPr>
@@ -7120,6 +8320,7 @@
             <w:r>
               <w:rPr>
                 <w:rFonts w:ascii="Courier New" w:hAnsi="Courier New"/>
+                <w:i/>
                 <w:color w:val="555555"/>
                 <w:sz w:val="16"/>
               </w:rPr>
@@ -7136,6 +8337,7 @@
             <w:r>
               <w:rPr>
                 <w:rFonts w:ascii="Courier New" w:hAnsi="Courier New"/>
+                <w:i/>
                 <w:color w:val="555555"/>
                 <w:sz w:val="16"/>
               </w:rPr>
@@ -7167,6 +8369,7 @@
             <w:r>
               <w:rPr>
                 <w:rFonts w:ascii="Courier New" w:hAnsi="Courier New"/>
+                <w:i/>
                 <w:color w:val="555555"/>
                 <w:sz w:val="16"/>
               </w:rPr>
@@ -7183,6 +8386,7 @@
             <w:r>
               <w:rPr>
                 <w:rFonts w:ascii="Courier New" w:hAnsi="Courier New"/>
+                <w:i/>
                 <w:color w:val="555555"/>
                 <w:sz w:val="16"/>
               </w:rPr>
@@ -7199,6 +8403,7 @@
             <w:r>
               <w:rPr>
                 <w:rFonts w:ascii="Courier New" w:hAnsi="Courier New"/>
+                <w:i/>
                 <w:color w:val="555555"/>
                 <w:sz w:val="16"/>
               </w:rPr>
@@ -7215,6 +8420,7 @@
             <w:r>
               <w:rPr>
                 <w:rFonts w:ascii="Courier New" w:hAnsi="Courier New"/>
+                <w:i/>
                 <w:color w:val="555555"/>
                 <w:sz w:val="16"/>
               </w:rPr>
@@ -7246,6 +8452,7 @@
             <w:r>
               <w:rPr>
                 <w:rFonts w:ascii="Courier New" w:hAnsi="Courier New"/>
+                <w:i/>
                 <w:color w:val="555555"/>
                 <w:sz w:val="16"/>
               </w:rPr>
@@ -7262,6 +8469,7 @@
             <w:r>
               <w:rPr>
                 <w:rFonts w:ascii="Courier New" w:hAnsi="Courier New"/>
+                <w:i/>
                 <w:color w:val="555555"/>
                 <w:sz w:val="16"/>
               </w:rPr>
@@ -7278,6 +8486,7 @@
             <w:r>
               <w:rPr>
                 <w:rFonts w:ascii="Courier New" w:hAnsi="Courier New"/>
+                <w:i/>
                 <w:color w:val="555555"/>
                 <w:sz w:val="16"/>
               </w:rPr>
@@ -7294,6 +8503,7 @@
             <w:r>
               <w:rPr>
                 <w:rFonts w:ascii="Courier New" w:hAnsi="Courier New"/>
+                <w:i/>
                 <w:color w:val="555555"/>
                 <w:sz w:val="16"/>
               </w:rPr>
@@ -7325,6 +8535,7 @@
             <w:r>
               <w:rPr>
                 <w:rFonts w:ascii="Courier New" w:hAnsi="Courier New"/>
+                <w:i/>
                 <w:color w:val="555555"/>
                 <w:sz w:val="16"/>
               </w:rPr>
@@ -7341,6 +8552,7 @@
             <w:r>
               <w:rPr>
                 <w:rFonts w:ascii="Courier New" w:hAnsi="Courier New"/>
+                <w:i/>
                 <w:color w:val="555555"/>
                 <w:sz w:val="16"/>
               </w:rPr>
@@ -7357,6 +8569,7 @@
             <w:r>
               <w:rPr>
                 <w:rFonts w:ascii="Courier New" w:hAnsi="Courier New"/>
+                <w:i/>
                 <w:color w:val="555555"/>
                 <w:sz w:val="16"/>
               </w:rPr>
@@ -7373,6 +8586,7 @@
             <w:r>
               <w:rPr>
                 <w:rFonts w:ascii="Courier New" w:hAnsi="Courier New"/>
+                <w:i/>
                 <w:color w:val="555555"/>
                 <w:sz w:val="16"/>
               </w:rPr>
@@ -7404,6 +8618,7 @@
             <w:r>
               <w:rPr>
                 <w:rFonts w:ascii="Courier New" w:hAnsi="Courier New"/>
+                <w:i/>
                 <w:color w:val="555555"/>
                 <w:sz w:val="16"/>
               </w:rPr>
@@ -7420,6 +8635,7 @@
             <w:r>
               <w:rPr>
                 <w:rFonts w:ascii="Courier New" w:hAnsi="Courier New"/>
+                <w:i/>
                 <w:color w:val="555555"/>
                 <w:sz w:val="16"/>
               </w:rPr>
@@ -7436,6 +8652,7 @@
             <w:r>
               <w:rPr>
                 <w:rFonts w:ascii="Courier New" w:hAnsi="Courier New"/>
+                <w:i/>
                 <w:color w:val="555555"/>
                 <w:sz w:val="16"/>
               </w:rPr>
@@ -7452,6 +8669,7 @@
             <w:r>
               <w:rPr>
                 <w:rFonts w:ascii="Courier New" w:hAnsi="Courier New"/>
+                <w:i/>
                 <w:color w:val="555555"/>
                 <w:sz w:val="16"/>
               </w:rPr>
@@ -7478,20 +8696,38 @@
         <w:gridCol w:w="2717"/>
       </w:tblGrid>
       <w:tr>
+        <w:trPr>
+          <w:trHeight w:val="453" w:hRule="atLeast"/>
+          <w:tblHeader/>
+        </w:trPr>
         <w:tc>
           <w:tcPr>
             <w:tcW w:type="dxa" w:w="2717"/>
             <w:shd w:val="clear" w:color="auto" w:fill="1A5A6A"/>
+            <w:tcBorders>
+              <w:top w:val="single" w:sz="12" w:color="FFFFFF"/>
+              <w:left w:val="single" w:sz="12" w:color="FFFFFF"/>
+              <w:bottom w:val="single" w:sz="12" w:color="FFFFFF"/>
+              <w:right w:val="single" w:sz="12" w:color="FFFFFF"/>
+            </w:tcBorders>
+            <w:vAlign w:val="center"/>
+            <w:tcMar>
+              <w:top w:w="60" w:type="dxa"/>
+              <w:left w:w="120" w:type="dxa"/>
+              <w:bottom w:w="60" w:type="dxa"/>
+              <w:right w:w="80" w:type="dxa"/>
+            </w:tcMar>
           </w:tcPr>
           <w:p>
             <w:pPr>
+              <w:spacing w:before="0" w:after="0"/>
               <w:jc w:val="center"/>
             </w:pPr>
             <w:r>
               <w:rPr>
                 <w:b/>
                 <w:color w:val="FFFFFF"/>
-                <w:sz w:val="17"/>
+                <w:sz w:val="16"/>
               </w:rPr>
               <w:t>Error</w:t>
             </w:r>
@@ -7501,16 +8737,30 @@
           <w:tcPr>
             <w:tcW w:type="dxa" w:w="2717"/>
             <w:shd w:val="clear" w:color="auto" w:fill="1A5A6A"/>
+            <w:tcBorders>
+              <w:top w:val="single" w:sz="12" w:color="FFFFFF"/>
+              <w:left w:val="single" w:sz="12" w:color="FFFFFF"/>
+              <w:bottom w:val="single" w:sz="12" w:color="FFFFFF"/>
+              <w:right w:val="single" w:sz="12" w:color="FFFFFF"/>
+            </w:tcBorders>
+            <w:vAlign w:val="center"/>
+            <w:tcMar>
+              <w:top w:w="60" w:type="dxa"/>
+              <w:left w:w="120" w:type="dxa"/>
+              <w:bottom w:w="60" w:type="dxa"/>
+              <w:right w:w="80" w:type="dxa"/>
+            </w:tcMar>
           </w:tcPr>
           <w:p>
             <w:pPr>
+              <w:spacing w:before="0" w:after="0"/>
               <w:jc w:val="center"/>
             </w:pPr>
             <w:r>
               <w:rPr>
                 <w:b/>
                 <w:color w:val="FFFFFF"/>
-                <w:sz w:val="17"/>
+                <w:sz w:val="16"/>
               </w:rPr>
               <w:t>Causa</w:t>
             </w:r>
@@ -7520,16 +8770,30 @@
           <w:tcPr>
             <w:tcW w:type="dxa" w:w="2717"/>
             <w:shd w:val="clear" w:color="auto" w:fill="1A5A6A"/>
+            <w:tcBorders>
+              <w:top w:val="single" w:sz="12" w:color="FFFFFF"/>
+              <w:left w:val="single" w:sz="12" w:color="FFFFFF"/>
+              <w:bottom w:val="single" w:sz="12" w:color="FFFFFF"/>
+              <w:right w:val="single" w:sz="12" w:color="FFFFFF"/>
+            </w:tcBorders>
+            <w:vAlign w:val="center"/>
+            <w:tcMar>
+              <w:top w:w="60" w:type="dxa"/>
+              <w:left w:w="120" w:type="dxa"/>
+              <w:bottom w:w="60" w:type="dxa"/>
+              <w:right w:w="80" w:type="dxa"/>
+            </w:tcMar>
           </w:tcPr>
           <w:p>
             <w:pPr>
+              <w:spacing w:before="0" w:after="0"/>
               <w:jc w:val="center"/>
             </w:pPr>
             <w:r>
               <w:rPr>
                 <w:b/>
                 <w:color w:val="FFFFFF"/>
-                <w:sz w:val="17"/>
+                <w:sz w:val="16"/>
               </w:rPr>
               <w:t>Solución</w:t>
             </w:r>
@@ -7537,15 +8801,35 @@
         </w:tc>
       </w:tr>
       <w:tr>
+        <w:trPr>
+          <w:trHeight w:val="283" w:hRule="atLeast"/>
+        </w:trPr>
         <w:tc>
           <w:tcPr>
             <w:tcW w:type="dxa" w:w="2717"/>
-            <w:shd w:val="clear" w:color="auto" w:fill="F8F8F8"/>
+            <w:shd w:val="clear" w:color="auto" w:fill="EAEAEA"/>
+            <w:tcBorders>
+              <w:top w:val="single" w:sz="12" w:color="FFFFFF"/>
+              <w:left w:val="single" w:sz="12" w:color="FFFFFF"/>
+              <w:bottom w:val="single" w:sz="12" w:color="FFFFFF"/>
+              <w:right w:val="single" w:sz="12" w:color="FFFFFF"/>
+            </w:tcBorders>
+            <w:vAlign w:val="center"/>
+            <w:tcMar>
+              <w:top w:w="40" w:type="dxa"/>
+              <w:left w:w="120" w:type="dxa"/>
+              <w:bottom w:w="40" w:type="dxa"/>
+              <w:right w:w="80" w:type="dxa"/>
+            </w:tcMar>
           </w:tcPr>
           <w:p>
-            <w:r>
-              <w:rPr>
-                <w:sz w:val="17"/>
+            <w:pPr>
+              <w:spacing w:before="0" w:after="0"/>
+              <w:jc w:val="center"/>
+            </w:pPr>
+            <w:r>
+              <w:rPr>
+                <w:sz w:val="16"/>
               </w:rPr>
               <w:t>ZRAM no aparece en swapon</w:t>
             </w:r>
@@ -7554,12 +8838,29 @@
         <w:tc>
           <w:tcPr>
             <w:tcW w:type="dxa" w:w="2717"/>
-            <w:shd w:val="clear" w:color="auto" w:fill="F8F8F8"/>
+            <w:shd w:val="clear" w:color="auto" w:fill="EAEAEA"/>
+            <w:tcBorders>
+              <w:top w:val="single" w:sz="12" w:color="FFFFFF"/>
+              <w:left w:val="single" w:sz="12" w:color="FFFFFF"/>
+              <w:bottom w:val="single" w:sz="12" w:color="FFFFFF"/>
+              <w:right w:val="single" w:sz="12" w:color="FFFFFF"/>
+            </w:tcBorders>
+            <w:vAlign w:val="center"/>
+            <w:tcMar>
+              <w:top w:w="40" w:type="dxa"/>
+              <w:left w:w="120" w:type="dxa"/>
+              <w:bottom w:w="40" w:type="dxa"/>
+              <w:right w:w="80" w:type="dxa"/>
+            </w:tcMar>
           </w:tcPr>
           <w:p>
-            <w:r>
-              <w:rPr>
-                <w:sz w:val="17"/>
+            <w:pPr>
+              <w:spacing w:before="0" w:after="0"/>
+              <w:jc w:val="center"/>
+            </w:pPr>
+            <w:r>
+              <w:rPr>
+                <w:sz w:val="16"/>
               </w:rPr>
               <w:t>zram-config no instalado</w:t>
             </w:r>
@@ -7568,12 +8869,29 @@
         <w:tc>
           <w:tcPr>
             <w:tcW w:type="dxa" w:w="2717"/>
-            <w:shd w:val="clear" w:color="auto" w:fill="F8F8F8"/>
+            <w:shd w:val="clear" w:color="auto" w:fill="EAEAEA"/>
+            <w:tcBorders>
+              <w:top w:val="single" w:sz="12" w:color="FFFFFF"/>
+              <w:left w:val="single" w:sz="12" w:color="FFFFFF"/>
+              <w:bottom w:val="single" w:sz="12" w:color="FFFFFF"/>
+              <w:right w:val="single" w:sz="12" w:color="FFFFFF"/>
+            </w:tcBorders>
+            <w:vAlign w:val="center"/>
+            <w:tcMar>
+              <w:top w:w="40" w:type="dxa"/>
+              <w:left w:w="120" w:type="dxa"/>
+              <w:bottom w:w="40" w:type="dxa"/>
+              <w:right w:w="80" w:type="dxa"/>
+            </w:tcMar>
           </w:tcPr>
           <w:p>
-            <w:r>
-              <w:rPr>
-                <w:sz w:val="17"/>
+            <w:pPr>
+              <w:spacing w:before="0" w:after="0"/>
+              <w:jc w:val="both"/>
+            </w:pPr>
+            <w:r>
+              <w:rPr>
+                <w:sz w:val="16"/>
               </w:rPr>
               <w:t>sudo apt install zram-config &amp;&amp; sudo systemctl restart zram-config</w:t>
             </w:r>
@@ -7581,15 +8899,35 @@
         </w:tc>
       </w:tr>
       <w:tr>
+        <w:trPr>
+          <w:trHeight w:val="283" w:hRule="atLeast"/>
+        </w:trPr>
         <w:tc>
           <w:tcPr>
             <w:tcW w:type="dxa" w:w="2717"/>
-            <w:shd w:val="clear" w:color="auto" w:fill="FFFFFF"/>
+            <w:shd w:val="clear" w:color="auto" w:fill="EAEAEA"/>
+            <w:tcBorders>
+              <w:top w:val="single" w:sz="12" w:color="FFFFFF"/>
+              <w:left w:val="single" w:sz="12" w:color="FFFFFF"/>
+              <w:bottom w:val="single" w:sz="12" w:color="FFFFFF"/>
+              <w:right w:val="single" w:sz="12" w:color="FFFFFF"/>
+            </w:tcBorders>
+            <w:vAlign w:val="center"/>
+            <w:tcMar>
+              <w:top w:w="40" w:type="dxa"/>
+              <w:left w:w="120" w:type="dxa"/>
+              <w:bottom w:w="40" w:type="dxa"/>
+              <w:right w:w="80" w:type="dxa"/>
+            </w:tcMar>
           </w:tcPr>
           <w:p>
-            <w:r>
-              <w:rPr>
-                <w:sz w:val="17"/>
+            <w:pPr>
+              <w:spacing w:before="0" w:after="0"/>
+              <w:jc w:val="center"/>
+            </w:pPr>
+            <w:r>
+              <w:rPr>
+                <w:sz w:val="16"/>
               </w:rPr>
               <w:t>/data/swapfile no aparece</w:t>
             </w:r>
@@ -7598,12 +8936,29 @@
         <w:tc>
           <w:tcPr>
             <w:tcW w:type="dxa" w:w="2717"/>
-            <w:shd w:val="clear" w:color="auto" w:fill="FFFFFF"/>
+            <w:shd w:val="clear" w:color="auto" w:fill="EAEAEA"/>
+            <w:tcBorders>
+              <w:top w:val="single" w:sz="12" w:color="FFFFFF"/>
+              <w:left w:val="single" w:sz="12" w:color="FFFFFF"/>
+              <w:bottom w:val="single" w:sz="12" w:color="FFFFFF"/>
+              <w:right w:val="single" w:sz="12" w:color="FFFFFF"/>
+            </w:tcBorders>
+            <w:vAlign w:val="center"/>
+            <w:tcMar>
+              <w:top w:w="40" w:type="dxa"/>
+              <w:left w:w="120" w:type="dxa"/>
+              <w:bottom w:w="40" w:type="dxa"/>
+              <w:right w:w="80" w:type="dxa"/>
+            </w:tcMar>
           </w:tcPr>
           <w:p>
-            <w:r>
-              <w:rPr>
-                <w:sz w:val="17"/>
+            <w:pPr>
+              <w:spacing w:before="0" w:after="0"/>
+              <w:jc w:val="both"/>
+            </w:pPr>
+            <w:r>
+              <w:rPr>
+                <w:sz w:val="16"/>
               </w:rPr>
               <w:t>swapon no ejecutado o fstab sin entrada</w:t>
             </w:r>
@@ -7612,12 +8967,29 @@
         <w:tc>
           <w:tcPr>
             <w:tcW w:type="dxa" w:w="2717"/>
-            <w:shd w:val="clear" w:color="auto" w:fill="FFFFFF"/>
+            <w:shd w:val="clear" w:color="auto" w:fill="EAEAEA"/>
+            <w:tcBorders>
+              <w:top w:val="single" w:sz="12" w:color="FFFFFF"/>
+              <w:left w:val="single" w:sz="12" w:color="FFFFFF"/>
+              <w:bottom w:val="single" w:sz="12" w:color="FFFFFF"/>
+              <w:right w:val="single" w:sz="12" w:color="FFFFFF"/>
+            </w:tcBorders>
+            <w:vAlign w:val="center"/>
+            <w:tcMar>
+              <w:top w:w="40" w:type="dxa"/>
+              <w:left w:w="120" w:type="dxa"/>
+              <w:bottom w:w="40" w:type="dxa"/>
+              <w:right w:w="80" w:type="dxa"/>
+            </w:tcMar>
           </w:tcPr>
           <w:p>
-            <w:r>
-              <w:rPr>
-                <w:sz w:val="17"/>
+            <w:pPr>
+              <w:spacing w:before="0" w:after="0"/>
+              <w:jc w:val="center"/>
+            </w:pPr>
+            <w:r>
+              <w:rPr>
+                <w:sz w:val="16"/>
               </w:rPr>
               <w:t>sudo swapon /data/swapfile</w:t>
             </w:r>
@@ -7625,15 +8997,35 @@
         </w:tc>
       </w:tr>
       <w:tr>
+        <w:trPr>
+          <w:trHeight w:val="283" w:hRule="atLeast"/>
+        </w:trPr>
         <w:tc>
           <w:tcPr>
             <w:tcW w:type="dxa" w:w="2717"/>
-            <w:shd w:val="clear" w:color="auto" w:fill="F8F8F8"/>
+            <w:shd w:val="clear" w:color="auto" w:fill="EAEAEA"/>
+            <w:tcBorders>
+              <w:top w:val="single" w:sz="12" w:color="FFFFFF"/>
+              <w:left w:val="single" w:sz="12" w:color="FFFFFF"/>
+              <w:bottom w:val="single" w:sz="12" w:color="FFFFFF"/>
+              <w:right w:val="single" w:sz="12" w:color="FFFFFF"/>
+            </w:tcBorders>
+            <w:vAlign w:val="center"/>
+            <w:tcMar>
+              <w:top w:w="40" w:type="dxa"/>
+              <w:left w:w="120" w:type="dxa"/>
+              <w:bottom w:w="40" w:type="dxa"/>
+              <w:right w:w="80" w:type="dxa"/>
+            </w:tcMar>
           </w:tcPr>
           <w:p>
-            <w:r>
-              <w:rPr>
-                <w:sz w:val="17"/>
+            <w:pPr>
+              <w:spacing w:before="0" w:after="0"/>
+              <w:jc w:val="center"/>
+            </w:pPr>
+            <w:r>
+              <w:rPr>
+                <w:sz w:val="16"/>
               </w:rPr>
               <w:t>/data no disponible</w:t>
             </w:r>
@@ -7642,12 +9034,29 @@
         <w:tc>
           <w:tcPr>
             <w:tcW w:type="dxa" w:w="2717"/>
-            <w:shd w:val="clear" w:color="auto" w:fill="F8F8F8"/>
+            <w:shd w:val="clear" w:color="auto" w:fill="EAEAEA"/>
+            <w:tcBorders>
+              <w:top w:val="single" w:sz="12" w:color="FFFFFF"/>
+              <w:left w:val="single" w:sz="12" w:color="FFFFFF"/>
+              <w:bottom w:val="single" w:sz="12" w:color="FFFFFF"/>
+              <w:right w:val="single" w:sz="12" w:color="FFFFFF"/>
+            </w:tcBorders>
+            <w:vAlign w:val="center"/>
+            <w:tcMar>
+              <w:top w:w="40" w:type="dxa"/>
+              <w:left w:w="120" w:type="dxa"/>
+              <w:bottom w:w="40" w:type="dxa"/>
+              <w:right w:w="80" w:type="dxa"/>
+            </w:tcMar>
           </w:tcPr>
           <w:p>
-            <w:r>
-              <w:rPr>
-                <w:sz w:val="17"/>
+            <w:pPr>
+              <w:spacing w:before="0" w:after="0"/>
+              <w:jc w:val="center"/>
+            </w:pPr>
+            <w:r>
+              <w:rPr>
+                <w:sz w:val="16"/>
               </w:rPr>
               <w:t>NVMe sin montar</w:t>
             </w:r>
@@ -7656,12 +9065,29 @@
         <w:tc>
           <w:tcPr>
             <w:tcW w:type="dxa" w:w="2717"/>
-            <w:shd w:val="clear" w:color="auto" w:fill="F8F8F8"/>
+            <w:shd w:val="clear" w:color="auto" w:fill="EAEAEA"/>
+            <w:tcBorders>
+              <w:top w:val="single" w:sz="12" w:color="FFFFFF"/>
+              <w:left w:val="single" w:sz="12" w:color="FFFFFF"/>
+              <w:bottom w:val="single" w:sz="12" w:color="FFFFFF"/>
+              <w:right w:val="single" w:sz="12" w:color="FFFFFF"/>
+            </w:tcBorders>
+            <w:vAlign w:val="center"/>
+            <w:tcMar>
+              <w:top w:w="40" w:type="dxa"/>
+              <w:left w:w="120" w:type="dxa"/>
+              <w:bottom w:w="40" w:type="dxa"/>
+              <w:right w:w="80" w:type="dxa"/>
+            </w:tcMar>
           </w:tcPr>
           <w:p>
-            <w:r>
-              <w:rPr>
-                <w:sz w:val="17"/>
+            <w:pPr>
+              <w:spacing w:before="0" w:after="0"/>
+              <w:jc w:val="both"/>
+            </w:pPr>
+            <w:r>
+              <w:rPr>
+                <w:sz w:val="16"/>
               </w:rPr>
               <w:t>Verificar lsblk y ejecutar sección 4.3</w:t>
             </w:r>
@@ -7669,15 +9095,35 @@
         </w:tc>
       </w:tr>
       <w:tr>
+        <w:trPr>
+          <w:trHeight w:val="283" w:hRule="atLeast"/>
+        </w:trPr>
         <w:tc>
           <w:tcPr>
             <w:tcW w:type="dxa" w:w="2717"/>
-            <w:shd w:val="clear" w:color="auto" w:fill="FFFFFF"/>
+            <w:shd w:val="clear" w:color="auto" w:fill="EAEAEA"/>
+            <w:tcBorders>
+              <w:top w:val="single" w:sz="12" w:color="FFFFFF"/>
+              <w:left w:val="single" w:sz="12" w:color="FFFFFF"/>
+              <w:bottom w:val="single" w:sz="12" w:color="FFFFFF"/>
+              <w:right w:val="single" w:sz="12" w:color="FFFFFF"/>
+            </w:tcBorders>
+            <w:vAlign w:val="center"/>
+            <w:tcMar>
+              <w:top w:w="40" w:type="dxa"/>
+              <w:left w:w="120" w:type="dxa"/>
+              <w:bottom w:w="40" w:type="dxa"/>
+              <w:right w:w="80" w:type="dxa"/>
+            </w:tcMar>
           </w:tcPr>
           <w:p>
-            <w:r>
-              <w:rPr>
-                <w:sz w:val="17"/>
+            <w:pPr>
+              <w:spacing w:before="0" w:after="0"/>
+              <w:jc w:val="center"/>
+            </w:pPr>
+            <w:r>
+              <w:rPr>
+                <w:sz w:val="16"/>
               </w:rPr>
               <w:t>vm.swappiness sigue en 60</w:t>
             </w:r>
@@ -7686,12 +9132,29 @@
         <w:tc>
           <w:tcPr>
             <w:tcW w:type="dxa" w:w="2717"/>
-            <w:shd w:val="clear" w:color="auto" w:fill="FFFFFF"/>
+            <w:shd w:val="clear" w:color="auto" w:fill="EAEAEA"/>
+            <w:tcBorders>
+              <w:top w:val="single" w:sz="12" w:color="FFFFFF"/>
+              <w:left w:val="single" w:sz="12" w:color="FFFFFF"/>
+              <w:bottom w:val="single" w:sz="12" w:color="FFFFFF"/>
+              <w:right w:val="single" w:sz="12" w:color="FFFFFF"/>
+            </w:tcBorders>
+            <w:vAlign w:val="center"/>
+            <w:tcMar>
+              <w:top w:w="40" w:type="dxa"/>
+              <w:left w:w="120" w:type="dxa"/>
+              <w:bottom w:w="40" w:type="dxa"/>
+              <w:right w:w="80" w:type="dxa"/>
+            </w:tcMar>
           </w:tcPr>
           <w:p>
-            <w:r>
-              <w:rPr>
-                <w:sz w:val="17"/>
+            <w:pPr>
+              <w:spacing w:before="0" w:after="0"/>
+              <w:jc w:val="center"/>
+            </w:pPr>
+            <w:r>
+              <w:rPr>
+                <w:sz w:val="16"/>
               </w:rPr>
               <w:t>sysctl -p no aplicado</w:t>
             </w:r>
@@ -7700,12 +9163,29 @@
         <w:tc>
           <w:tcPr>
             <w:tcW w:type="dxa" w:w="2717"/>
-            <w:shd w:val="clear" w:color="auto" w:fill="FFFFFF"/>
+            <w:shd w:val="clear" w:color="auto" w:fill="EAEAEA"/>
+            <w:tcBorders>
+              <w:top w:val="single" w:sz="12" w:color="FFFFFF"/>
+              <w:left w:val="single" w:sz="12" w:color="FFFFFF"/>
+              <w:bottom w:val="single" w:sz="12" w:color="FFFFFF"/>
+              <w:right w:val="single" w:sz="12" w:color="FFFFFF"/>
+            </w:tcBorders>
+            <w:vAlign w:val="center"/>
+            <w:tcMar>
+              <w:top w:w="40" w:type="dxa"/>
+              <w:left w:w="120" w:type="dxa"/>
+              <w:bottom w:w="40" w:type="dxa"/>
+              <w:right w:w="80" w:type="dxa"/>
+            </w:tcMar>
           </w:tcPr>
           <w:p>
-            <w:r>
-              <w:rPr>
-                <w:sz w:val="17"/>
+            <w:pPr>
+              <w:spacing w:before="0" w:after="0"/>
+              <w:jc w:val="both"/>
+            </w:pPr>
+            <w:r>
+              <w:rPr>
+                <w:sz w:val="16"/>
               </w:rPr>
               <w:t>sudo sysctl -p /etc/sysctl.d/99-jetson-memory.conf</w:t>
             </w:r>
@@ -7764,7 +9244,7 @@
             <w:r>
               <w:rPr>
                 <w:rFonts w:ascii="Courier New" w:hAnsi="Courier New"/>
-                <w:sz w:val="17"/>
+                <w:sz w:val="16"/>
               </w:rPr>
               <w:t>.bashrc</w:t>
             </w:r>

--- a/book/docx-por-capitulo/capitulo-04-memoria-almacenamiento.docx
+++ b/book/docx-por-capitulo/capitulo-04-memoria-almacenamiento.docx
@@ -26,7 +26,7 @@
       <w:pPr>
         <w:pStyle w:val="Endure-Subhead"/>
         <w:keepNext/>
-        <w:spacing w:before="240" w:after="60"/>
+        <w:spacing w:before="240" w:after="60" w:line="240" w:lineRule="auto"/>
         <w:outlineLvl w:val="1"/>
       </w:pPr>
       <w:r>
@@ -39,7 +39,7 @@
     <w:p>
       <w:pPr>
         <w:pStyle w:val="Endure-FirstParagraphBodyText"/>
-        <w:spacing w:before="100" w:after="100"/>
+        <w:spacing w:before="100" w:after="100" w:line="240" w:lineRule="auto"/>
       </w:pPr>
       <w:r>
         <w:rPr>
@@ -51,7 +51,7 @@
     <w:p>
       <w:pPr>
         <w:pStyle w:val="Endure-ChapterBodyText"/>
-        <w:spacing w:before="100" w:after="100"/>
+        <w:spacing w:before="100" w:after="100" w:line="240" w:lineRule="auto"/>
       </w:pPr>
       <w:r>
         <w:rPr>
@@ -89,7 +89,7 @@
     <w:p>
       <w:pPr>
         <w:pStyle w:val="Endure-ChapterBodyText"/>
-        <w:spacing w:before="100" w:after="100"/>
+        <w:spacing w:before="100" w:after="100" w:line="240" w:lineRule="auto"/>
       </w:pPr>
       <w:r>
         <w:rPr>
@@ -108,7 +108,7 @@
     <w:p>
       <w:pPr>
         <w:pStyle w:val="Endure-ChapterBodyText"/>
-        <w:spacing w:before="100" w:after="100"/>
+        <w:spacing w:before="100" w:after="100" w:line="240" w:lineRule="auto"/>
       </w:pPr>
       <w:r>
         <w:rPr>
@@ -127,7 +127,7 @@
     <w:p>
       <w:pPr>
         <w:pStyle w:val="Endure-ChapterBodyText"/>
-        <w:spacing w:before="100" w:after="100"/>
+        <w:spacing w:before="100" w:after="100" w:line="240" w:lineRule="auto"/>
       </w:pPr>
       <w:r>
         <w:rPr>
@@ -140,7 +140,7 @@
     <w:p>
       <w:pPr>
         <w:pStyle w:val="Endure-ChapterBodyText"/>
-        <w:spacing w:before="40" w:after="40"/>
+        <w:spacing w:before="40" w:after="40" w:line="240" w:lineRule="auto"/>
         <w:ind w:left="360" w:hanging="216"/>
       </w:pPr>
       <w:r>
@@ -159,7 +159,7 @@
     <w:p>
       <w:pPr>
         <w:pStyle w:val="Endure-ChapterBodyText"/>
-        <w:spacing w:before="40" w:after="40"/>
+        <w:spacing w:before="40" w:after="40" w:line="240" w:lineRule="auto"/>
         <w:ind w:left="360" w:hanging="216"/>
       </w:pPr>
       <w:r>
@@ -178,7 +178,7 @@
     <w:p>
       <w:pPr>
         <w:pStyle w:val="Endure-ChapterBodyText"/>
-        <w:spacing w:before="40" w:after="40"/>
+        <w:spacing w:before="40" w:after="40" w:line="240" w:lineRule="auto"/>
         <w:ind w:left="360" w:hanging="216"/>
       </w:pPr>
       <w:r>
@@ -197,7 +197,7 @@
     <w:p>
       <w:pPr>
         <w:pStyle w:val="Endure-ChapterBodyText"/>
-        <w:spacing w:before="40" w:after="40"/>
+        <w:spacing w:before="40" w:after="40" w:line="240" w:lineRule="auto"/>
         <w:ind w:left="360" w:hanging="216"/>
       </w:pPr>
       <w:r>
@@ -223,7 +223,7 @@
     <w:p>
       <w:pPr>
         <w:pStyle w:val="Endure-ChapterBodyText"/>
-        <w:spacing w:before="40" w:after="40"/>
+        <w:spacing w:before="40" w:after="40" w:line="240" w:lineRule="auto"/>
         <w:ind w:left="360" w:hanging="216"/>
       </w:pPr>
       <w:r>
@@ -248,7 +248,7 @@
       <w:pPr>
         <w:pStyle w:val="Endure-Subhead"/>
         <w:keepNext/>
-        <w:spacing w:before="240" w:after="60"/>
+        <w:spacing w:before="240" w:after="60" w:line="240" w:lineRule="auto"/>
         <w:outlineLvl w:val="1"/>
       </w:pPr>
       <w:r>
@@ -278,7 +278,7 @@
                     <pic:cNvPicPr/>
                   </pic:nvPicPr>
                   <pic:blipFill>
-                    <a:blip r:embed="rId46"/>
+                    <a:blip r:embed="rId51"/>
                     <a:stretch>
                       <a:fillRect/>
                     </a:stretch>
@@ -300,7 +300,7 @@
     <w:p>
       <w:pPr>
         <w:pStyle w:val="Endure-CopyrightPage"/>
-        <w:spacing w:before="40" w:after="160"/>
+        <w:spacing w:before="40" w:after="160" w:line="240" w:lineRule="auto"/>
         <w:jc w:val="center"/>
       </w:pPr>
       <w:r>
@@ -314,7 +314,7 @@
     <w:p>
       <w:pPr>
         <w:pStyle w:val="Endure-ChapterBodyText"/>
-        <w:spacing w:before="100" w:after="100"/>
+        <w:spacing w:before="100" w:after="100" w:line="240" w:lineRule="auto"/>
       </w:pPr>
       <w:r>
         <w:rPr>
@@ -751,7 +751,7 @@
       <w:pPr>
         <w:pStyle w:val="Endure-Subhead"/>
         <w:keepNext/>
-        <w:spacing w:before="240" w:after="60"/>
+        <w:spacing w:before="240" w:after="60" w:line="240" w:lineRule="auto"/>
         <w:outlineLvl w:val="1"/>
       </w:pPr>
       <w:r>
@@ -764,7 +764,7 @@
     <w:p>
       <w:pPr>
         <w:pStyle w:val="Endure-FirstParagraphBodyText"/>
-        <w:spacing w:before="100" w:after="100"/>
+        <w:spacing w:before="100" w:after="100" w:line="240" w:lineRule="auto"/>
       </w:pPr>
       <w:r>
         <w:rPr>
@@ -874,7 +874,7 @@
     <w:p>
       <w:pPr>
         <w:pStyle w:val="Endure-ChapterBodyText"/>
-        <w:spacing w:before="100" w:after="100"/>
+        <w:spacing w:before="100" w:after="100" w:line="240" w:lineRule="auto"/>
       </w:pPr>
       <w:r>
         <w:rPr>
@@ -1004,7 +1004,7 @@
     <w:p>
       <w:pPr>
         <w:pStyle w:val="Endure-ChapterBodyText"/>
-        <w:spacing w:before="100" w:after="100"/>
+        <w:spacing w:before="100" w:after="100" w:line="240" w:lineRule="auto"/>
       </w:pPr>
       <w:r>
         <w:rPr>
@@ -1210,7 +1210,7 @@
       <w:pPr>
         <w:pStyle w:val="Endure-Subhead"/>
         <w:keepNext/>
-        <w:spacing w:before="240" w:after="60"/>
+        <w:spacing w:before="240" w:after="60" w:line="240" w:lineRule="auto"/>
         <w:outlineLvl w:val="1"/>
       </w:pPr>
       <w:r>
@@ -1224,7 +1224,7 @@
       <w:pPr>
         <w:pStyle w:val="Endure-Subhead"/>
         <w:keepNext/>
-        <w:spacing w:before="160" w:after="60"/>
+        <w:spacing w:before="160" w:after="60" w:line="240" w:lineRule="auto"/>
         <w:outlineLvl w:val="2"/>
       </w:pPr>
       <w:r>
@@ -1237,7 +1237,7 @@
     <w:p>
       <w:pPr>
         <w:pStyle w:val="Endure-FirstParagraphBodyText"/>
-        <w:spacing w:before="100" w:after="100"/>
+        <w:spacing w:before="100" w:after="100" w:line="240" w:lineRule="auto"/>
       </w:pPr>
       <w:r>
         <w:rPr>
@@ -1689,7 +1689,7 @@
       <w:pPr>
         <w:pStyle w:val="Endure-Subhead"/>
         <w:keepNext/>
-        <w:spacing w:before="160" w:after="60"/>
+        <w:spacing w:before="160" w:after="60" w:line="240" w:lineRule="auto"/>
         <w:outlineLvl w:val="2"/>
       </w:pPr>
       <w:r>
@@ -1702,7 +1702,7 @@
     <w:p>
       <w:pPr>
         <w:pStyle w:val="Endure-FirstParagraphBodyText"/>
-        <w:spacing w:before="100" w:after="100"/>
+        <w:spacing w:before="100" w:after="100" w:line="240" w:lineRule="auto"/>
       </w:pPr>
       <w:r>
         <w:rPr>
@@ -2008,7 +2008,7 @@
     <w:p>
       <w:pPr>
         <w:pStyle w:val="Endure-ChapterBodyText"/>
-        <w:spacing w:before="100" w:after="100"/>
+        <w:spacing w:before="100" w:after="100" w:line="240" w:lineRule="auto"/>
       </w:pPr>
       <w:r>
         <w:rPr>
@@ -2217,7 +2217,7 @@
       <w:pPr>
         <w:pStyle w:val="Endure-Subhead"/>
         <w:keepNext/>
-        <w:spacing w:before="240" w:after="60"/>
+        <w:spacing w:before="240" w:after="60" w:line="240" w:lineRule="auto"/>
         <w:outlineLvl w:val="1"/>
       </w:pPr>
       <w:r>
@@ -2230,7 +2230,7 @@
     <w:p>
       <w:pPr>
         <w:pStyle w:val="Endure-FirstParagraphBodyText"/>
-        <w:spacing w:before="100" w:after="100"/>
+        <w:spacing w:before="100" w:after="100" w:line="240" w:lineRule="auto"/>
       </w:pPr>
       <w:r>
         <w:rPr>
@@ -2242,7 +2242,7 @@
     <w:p>
       <w:pPr>
         <w:pStyle w:val="Endure-ChapterBodyText"/>
-        <w:spacing w:before="100" w:after="100"/>
+        <w:spacing w:before="100" w:after="100" w:line="240" w:lineRule="auto"/>
       </w:pPr>
       <w:r>
         <w:rPr>
@@ -2612,7 +2612,7 @@
     <w:p>
       <w:pPr>
         <w:pStyle w:val="Endure-ChapterBodyText"/>
-        <w:spacing w:before="100" w:after="100"/>
+        <w:spacing w:before="100" w:after="100" w:line="240" w:lineRule="auto"/>
       </w:pPr>
       <w:r>
         <w:rPr>
@@ -2741,7 +2741,7 @@
     <w:p>
       <w:pPr>
         <w:pStyle w:val="Endure-FirstParagraphBodyText"/>
-        <w:spacing w:before="100" w:after="100"/>
+        <w:spacing w:before="100" w:after="100" w:line="240" w:lineRule="auto"/>
       </w:pPr>
       <w:r>
         <w:rPr>
@@ -3522,7 +3522,7 @@
       <w:pPr>
         <w:pStyle w:val="Endure-Subhead"/>
         <w:keepNext/>
-        <w:spacing w:before="240" w:after="60"/>
+        <w:spacing w:before="240" w:after="60" w:line="240" w:lineRule="auto"/>
         <w:outlineLvl w:val="1"/>
       </w:pPr>
       <w:r>
@@ -3535,7 +3535,7 @@
     <w:p>
       <w:pPr>
         <w:pStyle w:val="Endure-FirstParagraphBodyText"/>
-        <w:spacing w:before="100" w:after="100"/>
+        <w:spacing w:before="100" w:after="100" w:line="240" w:lineRule="auto"/>
       </w:pPr>
       <w:r>
         <w:rPr>
@@ -3547,7 +3547,7 @@
     <w:p>
       <w:pPr>
         <w:pStyle w:val="Endure-ChapterBodyText"/>
-        <w:spacing w:before="100" w:after="100"/>
+        <w:spacing w:before="100" w:after="100" w:line="240" w:lineRule="auto"/>
       </w:pPr>
       <w:r>
         <w:rPr>
@@ -3560,7 +3560,7 @@
       <w:pPr>
         <w:pStyle w:val="Endure-Subhead"/>
         <w:keepNext/>
-        <w:spacing w:before="160" w:after="60"/>
+        <w:spacing w:before="160" w:after="60" w:line="240" w:lineRule="auto"/>
         <w:outlineLvl w:val="2"/>
       </w:pPr>
       <w:r>
@@ -3784,7 +3784,7 @@
       <w:pPr>
         <w:pStyle w:val="Endure-Subhead"/>
         <w:keepNext/>
-        <w:spacing w:before="160" w:after="60"/>
+        <w:spacing w:before="160" w:after="60" w:line="240" w:lineRule="auto"/>
         <w:outlineLvl w:val="2"/>
       </w:pPr>
       <w:r>
@@ -3797,7 +3797,7 @@
     <w:p>
       <w:pPr>
         <w:pStyle w:val="Endure-FirstParagraphBodyText"/>
-        <w:spacing w:before="100" w:after="100"/>
+        <w:spacing w:before="100" w:after="100" w:line="240" w:lineRule="auto"/>
       </w:pPr>
       <w:r>
         <w:rPr>
@@ -4097,7 +4097,7 @@
       <w:pPr>
         <w:pStyle w:val="Endure-Subhead"/>
         <w:keepNext/>
-        <w:spacing w:before="160" w:after="60"/>
+        <w:spacing w:before="160" w:after="60" w:line="240" w:lineRule="auto"/>
         <w:outlineLvl w:val="2"/>
       </w:pPr>
       <w:r>
@@ -4425,7 +4425,7 @@
       <w:pPr>
         <w:pStyle w:val="Endure-Subhead"/>
         <w:keepNext/>
-        <w:spacing w:before="240" w:after="60"/>
+        <w:spacing w:before="240" w:after="60" w:line="240" w:lineRule="auto"/>
         <w:outlineLvl w:val="1"/>
       </w:pPr>
       <w:r>
@@ -4438,7 +4438,7 @@
     <w:p>
       <w:pPr>
         <w:pStyle w:val="Endure-FirstParagraphBodyText"/>
-        <w:spacing w:before="100" w:after="100"/>
+        <w:spacing w:before="100" w:after="100" w:line="240" w:lineRule="auto"/>
       </w:pPr>
       <w:r>
         <w:rPr>
@@ -4936,7 +4936,7 @@
           </w:tcPr>
           <w:p>
             <w:pPr>
-              <w:spacing w:before="0" w:after="0"/>
+              <w:spacing w:before="0" w:after="0" w:line="240" w:lineRule="auto"/>
               <w:jc w:val="center"/>
             </w:pPr>
             <w:r>
@@ -4969,7 +4969,7 @@
           </w:tcPr>
           <w:p>
             <w:pPr>
-              <w:spacing w:before="0" w:after="0"/>
+              <w:spacing w:before="0" w:after="0" w:line="240" w:lineRule="auto"/>
               <w:jc w:val="center"/>
             </w:pPr>
             <w:r>
@@ -5002,7 +5002,7 @@
           </w:tcPr>
           <w:p>
             <w:pPr>
-              <w:spacing w:before="0" w:after="0"/>
+              <w:spacing w:before="0" w:after="0" w:line="240" w:lineRule="auto"/>
               <w:jc w:val="center"/>
             </w:pPr>
             <w:r>
@@ -5035,7 +5035,7 @@
           </w:tcPr>
           <w:p>
             <w:pPr>
-              <w:spacing w:before="0" w:after="0"/>
+              <w:spacing w:before="0" w:after="0" w:line="240" w:lineRule="auto"/>
               <w:jc w:val="center"/>
             </w:pPr>
             <w:r>
@@ -5073,7 +5073,7 @@
           </w:tcPr>
           <w:p>
             <w:pPr>
-              <w:spacing w:before="0" w:after="0"/>
+              <w:spacing w:before="0" w:after="0" w:line="240" w:lineRule="auto"/>
               <w:jc w:val="center"/>
             </w:pPr>
             <w:r>
@@ -5104,7 +5104,7 @@
           </w:tcPr>
           <w:p>
             <w:pPr>
-              <w:spacing w:before="0" w:after="0"/>
+              <w:spacing w:before="0" w:after="0" w:line="240" w:lineRule="auto"/>
               <w:jc w:val="center"/>
             </w:pPr>
             <w:r>
@@ -5135,7 +5135,7 @@
           </w:tcPr>
           <w:p>
             <w:pPr>
-              <w:spacing w:before="0" w:after="0"/>
+              <w:spacing w:before="0" w:after="0" w:line="240" w:lineRule="auto"/>
               <w:jc w:val="center"/>
             </w:pPr>
             <w:r>
@@ -5166,7 +5166,7 @@
           </w:tcPr>
           <w:p>
             <w:pPr>
-              <w:spacing w:before="0" w:after="0"/>
+              <w:spacing w:before="0" w:after="0" w:line="240" w:lineRule="auto"/>
               <w:jc w:val="center"/>
             </w:pPr>
             <w:r>
@@ -5202,7 +5202,7 @@
           </w:tcPr>
           <w:p>
             <w:pPr>
-              <w:spacing w:before="0" w:after="0"/>
+              <w:spacing w:before="0" w:after="0" w:line="240" w:lineRule="auto"/>
               <w:jc w:val="center"/>
             </w:pPr>
             <w:r>
@@ -5233,7 +5233,7 @@
           </w:tcPr>
           <w:p>
             <w:pPr>
-              <w:spacing w:before="0" w:after="0"/>
+              <w:spacing w:before="0" w:after="0" w:line="240" w:lineRule="auto"/>
               <w:jc w:val="center"/>
             </w:pPr>
             <w:r>
@@ -5264,7 +5264,7 @@
           </w:tcPr>
           <w:p>
             <w:pPr>
-              <w:spacing w:before="0" w:after="0"/>
+              <w:spacing w:before="0" w:after="0" w:line="240" w:lineRule="auto"/>
               <w:jc w:val="center"/>
             </w:pPr>
             <w:r>
@@ -5295,7 +5295,7 @@
           </w:tcPr>
           <w:p>
             <w:pPr>
-              <w:spacing w:before="0" w:after="0"/>
+              <w:spacing w:before="0" w:after="0" w:line="240" w:lineRule="auto"/>
               <w:jc w:val="both"/>
             </w:pPr>
             <w:r>
@@ -5331,7 +5331,7 @@
           </w:tcPr>
           <w:p>
             <w:pPr>
-              <w:spacing w:before="0" w:after="0"/>
+              <w:spacing w:before="0" w:after="0" w:line="240" w:lineRule="auto"/>
               <w:jc w:val="center"/>
             </w:pPr>
             <w:r>
@@ -5362,7 +5362,7 @@
           </w:tcPr>
           <w:p>
             <w:pPr>
-              <w:spacing w:before="0" w:after="0"/>
+              <w:spacing w:before="0" w:after="0" w:line="240" w:lineRule="auto"/>
               <w:jc w:val="center"/>
             </w:pPr>
             <w:r>
@@ -5393,7 +5393,7 @@
           </w:tcPr>
           <w:p>
             <w:pPr>
-              <w:spacing w:before="0" w:after="0"/>
+              <w:spacing w:before="0" w:after="0" w:line="240" w:lineRule="auto"/>
               <w:jc w:val="center"/>
             </w:pPr>
             <w:r>
@@ -5424,7 +5424,7 @@
           </w:tcPr>
           <w:p>
             <w:pPr>
-              <w:spacing w:before="0" w:after="0"/>
+              <w:spacing w:before="0" w:after="0" w:line="240" w:lineRule="auto"/>
               <w:jc w:val="both"/>
             </w:pPr>
             <w:r>
@@ -5460,7 +5460,7 @@
           </w:tcPr>
           <w:p>
             <w:pPr>
-              <w:spacing w:before="0" w:after="0"/>
+              <w:spacing w:before="0" w:after="0" w:line="240" w:lineRule="auto"/>
               <w:jc w:val="center"/>
             </w:pPr>
             <w:r>
@@ -5491,7 +5491,7 @@
           </w:tcPr>
           <w:p>
             <w:pPr>
-              <w:spacing w:before="0" w:after="0"/>
+              <w:spacing w:before="0" w:after="0" w:line="240" w:lineRule="auto"/>
               <w:jc w:val="center"/>
             </w:pPr>
             <w:r>
@@ -5522,7 +5522,7 @@
           </w:tcPr>
           <w:p>
             <w:pPr>
-              <w:spacing w:before="0" w:after="0"/>
+              <w:spacing w:before="0" w:after="0" w:line="240" w:lineRule="auto"/>
               <w:jc w:val="center"/>
             </w:pPr>
             <w:r>
@@ -5553,7 +5553,7 @@
           </w:tcPr>
           <w:p>
             <w:pPr>
-              <w:spacing w:before="0" w:after="0"/>
+              <w:spacing w:before="0" w:after="0" w:line="240" w:lineRule="auto"/>
               <w:jc w:val="both"/>
             </w:pPr>
             <w:r>
@@ -5575,7 +5575,7 @@
       <w:pPr>
         <w:pStyle w:val="Endure-Subhead"/>
         <w:keepNext/>
-        <w:spacing w:before="240" w:after="60"/>
+        <w:spacing w:before="240" w:after="60" w:line="240" w:lineRule="auto"/>
         <w:outlineLvl w:val="1"/>
       </w:pPr>
       <w:r>
@@ -5588,7 +5588,7 @@
     <w:p>
       <w:pPr>
         <w:pStyle w:val="Endure-FirstParagraphBodyText"/>
-        <w:spacing w:before="100" w:after="100"/>
+        <w:spacing w:before="100" w:after="100" w:line="240" w:lineRule="auto"/>
       </w:pPr>
       <w:r>
         <w:rPr>
@@ -6053,7 +6053,7 @@
       <w:pPr>
         <w:pStyle w:val="Endure-Subhead"/>
         <w:keepNext/>
-        <w:spacing w:before="240" w:after="60"/>
+        <w:spacing w:before="240" w:after="60" w:line="240" w:lineRule="auto"/>
         <w:outlineLvl w:val="1"/>
       </w:pPr>
       <w:r>
@@ -6066,7 +6066,7 @@
     <w:p>
       <w:pPr>
         <w:pStyle w:val="Endure-FirstParagraphBodyText"/>
-        <w:spacing w:before="100" w:after="100"/>
+        <w:spacing w:before="100" w:after="100" w:line="240" w:lineRule="auto"/>
       </w:pPr>
       <w:r>
         <w:rPr>
@@ -6112,7 +6112,7 @@
           </w:tcPr>
           <w:p>
             <w:pPr>
-              <w:spacing w:before="0" w:after="0"/>
+              <w:spacing w:before="0" w:after="0" w:line="240" w:lineRule="auto"/>
               <w:jc w:val="center"/>
             </w:pPr>
             <w:r>
@@ -6145,7 +6145,7 @@
           </w:tcPr>
           <w:p>
             <w:pPr>
-              <w:spacing w:before="0" w:after="0"/>
+              <w:spacing w:before="0" w:after="0" w:line="240" w:lineRule="auto"/>
               <w:jc w:val="center"/>
             </w:pPr>
             <w:r>
@@ -6178,7 +6178,7 @@
           </w:tcPr>
           <w:p>
             <w:pPr>
-              <w:spacing w:before="0" w:after="0"/>
+              <w:spacing w:before="0" w:after="0" w:line="240" w:lineRule="auto"/>
               <w:jc w:val="center"/>
             </w:pPr>
             <w:r>
@@ -6211,7 +6211,7 @@
           </w:tcPr>
           <w:p>
             <w:pPr>
-              <w:spacing w:before="0" w:after="0"/>
+              <w:spacing w:before="0" w:after="0" w:line="240" w:lineRule="auto"/>
               <w:jc w:val="center"/>
             </w:pPr>
             <w:r>
@@ -6249,7 +6249,7 @@
           </w:tcPr>
           <w:p>
             <w:pPr>
-              <w:spacing w:before="0" w:after="0"/>
+              <w:spacing w:before="0" w:after="0" w:line="240" w:lineRule="auto"/>
               <w:jc w:val="center"/>
             </w:pPr>
             <w:r>
@@ -6280,7 +6280,7 @@
           </w:tcPr>
           <w:p>
             <w:pPr>
-              <w:spacing w:before="0" w:after="0"/>
+              <w:spacing w:before="0" w:after="0" w:line="240" w:lineRule="auto"/>
               <w:jc w:val="center"/>
             </w:pPr>
             <w:r>
@@ -6311,7 +6311,7 @@
           </w:tcPr>
           <w:p>
             <w:pPr>
-              <w:spacing w:before="0" w:after="0"/>
+              <w:spacing w:before="0" w:after="0" w:line="240" w:lineRule="auto"/>
               <w:jc w:val="center"/>
             </w:pPr>
             <w:r>
@@ -6342,7 +6342,7 @@
           </w:tcPr>
           <w:p>
             <w:pPr>
-              <w:spacing w:before="0" w:after="0"/>
+              <w:spacing w:before="0" w:after="0" w:line="240" w:lineRule="auto"/>
               <w:jc w:val="center"/>
             </w:pPr>
             <w:r>
@@ -6378,7 +6378,7 @@
           </w:tcPr>
           <w:p>
             <w:pPr>
-              <w:spacing w:before="0" w:after="0"/>
+              <w:spacing w:before="0" w:after="0" w:line="240" w:lineRule="auto"/>
               <w:jc w:val="center"/>
             </w:pPr>
             <w:r>
@@ -6409,7 +6409,7 @@
           </w:tcPr>
           <w:p>
             <w:pPr>
-              <w:spacing w:before="0" w:after="0"/>
+              <w:spacing w:before="0" w:after="0" w:line="240" w:lineRule="auto"/>
               <w:jc w:val="center"/>
             </w:pPr>
             <w:r>
@@ -6440,7 +6440,7 @@
           </w:tcPr>
           <w:p>
             <w:pPr>
-              <w:spacing w:before="0" w:after="0"/>
+              <w:spacing w:before="0" w:after="0" w:line="240" w:lineRule="auto"/>
               <w:jc w:val="center"/>
             </w:pPr>
             <w:r>
@@ -6471,7 +6471,7 @@
           </w:tcPr>
           <w:p>
             <w:pPr>
-              <w:spacing w:before="0" w:after="0"/>
+              <w:spacing w:before="0" w:after="0" w:line="240" w:lineRule="auto"/>
               <w:jc w:val="center"/>
             </w:pPr>
             <w:r>
@@ -6507,7 +6507,7 @@
           </w:tcPr>
           <w:p>
             <w:pPr>
-              <w:spacing w:before="0" w:after="0"/>
+              <w:spacing w:before="0" w:after="0" w:line="240" w:lineRule="auto"/>
               <w:jc w:val="center"/>
             </w:pPr>
             <w:r>
@@ -6538,7 +6538,7 @@
           </w:tcPr>
           <w:p>
             <w:pPr>
-              <w:spacing w:before="0" w:after="0"/>
+              <w:spacing w:before="0" w:after="0" w:line="240" w:lineRule="auto"/>
               <w:jc w:val="center"/>
             </w:pPr>
             <w:r>
@@ -6569,7 +6569,7 @@
           </w:tcPr>
           <w:p>
             <w:pPr>
-              <w:spacing w:before="0" w:after="0"/>
+              <w:spacing w:before="0" w:after="0" w:line="240" w:lineRule="auto"/>
               <w:jc w:val="center"/>
             </w:pPr>
             <w:r>
@@ -6600,7 +6600,7 @@
           </w:tcPr>
           <w:p>
             <w:pPr>
-              <w:spacing w:before="0" w:after="0"/>
+              <w:spacing w:before="0" w:after="0" w:line="240" w:lineRule="auto"/>
               <w:jc w:val="center"/>
             </w:pPr>
             <w:r>
@@ -6636,7 +6636,7 @@
           </w:tcPr>
           <w:p>
             <w:pPr>
-              <w:spacing w:before="0" w:after="0"/>
+              <w:spacing w:before="0" w:after="0" w:line="240" w:lineRule="auto"/>
               <w:jc w:val="center"/>
             </w:pPr>
             <w:r>
@@ -6667,7 +6667,7 @@
           </w:tcPr>
           <w:p>
             <w:pPr>
-              <w:spacing w:before="0" w:after="0"/>
+              <w:spacing w:before="0" w:after="0" w:line="240" w:lineRule="auto"/>
               <w:jc w:val="center"/>
             </w:pPr>
             <w:r>
@@ -6698,7 +6698,7 @@
           </w:tcPr>
           <w:p>
             <w:pPr>
-              <w:spacing w:before="0" w:after="0"/>
+              <w:spacing w:before="0" w:after="0" w:line="240" w:lineRule="auto"/>
               <w:jc w:val="center"/>
             </w:pPr>
             <w:r>
@@ -6729,7 +6729,7 @@
           </w:tcPr>
           <w:p>
             <w:pPr>
-              <w:spacing w:before="0" w:after="0"/>
+              <w:spacing w:before="0" w:after="0" w:line="240" w:lineRule="auto"/>
               <w:jc w:val="center"/>
             </w:pPr>
             <w:r>
@@ -6765,7 +6765,7 @@
           </w:tcPr>
           <w:p>
             <w:pPr>
-              <w:spacing w:before="0" w:after="0"/>
+              <w:spacing w:before="0" w:after="0" w:line="240" w:lineRule="auto"/>
               <w:jc w:val="center"/>
             </w:pPr>
             <w:r>
@@ -6796,7 +6796,7 @@
           </w:tcPr>
           <w:p>
             <w:pPr>
-              <w:spacing w:before="0" w:after="0"/>
+              <w:spacing w:before="0" w:after="0" w:line="240" w:lineRule="auto"/>
               <w:jc w:val="center"/>
             </w:pPr>
             <w:r>
@@ -6827,7 +6827,7 @@
           </w:tcPr>
           <w:p>
             <w:pPr>
-              <w:spacing w:before="0" w:after="0"/>
+              <w:spacing w:before="0" w:after="0" w:line="240" w:lineRule="auto"/>
               <w:jc w:val="center"/>
             </w:pPr>
             <w:r>
@@ -6858,7 +6858,7 @@
           </w:tcPr>
           <w:p>
             <w:pPr>
-              <w:spacing w:before="0" w:after="0"/>
+              <w:spacing w:before="0" w:after="0" w:line="240" w:lineRule="auto"/>
               <w:jc w:val="center"/>
             </w:pPr>
             <w:r>
@@ -6894,7 +6894,7 @@
           </w:tcPr>
           <w:p>
             <w:pPr>
-              <w:spacing w:before="0" w:after="0"/>
+              <w:spacing w:before="0" w:after="0" w:line="240" w:lineRule="auto"/>
               <w:jc w:val="center"/>
             </w:pPr>
             <w:r>
@@ -6925,7 +6925,7 @@
           </w:tcPr>
           <w:p>
             <w:pPr>
-              <w:spacing w:before="0" w:after="0"/>
+              <w:spacing w:before="0" w:after="0" w:line="240" w:lineRule="auto"/>
               <w:jc w:val="center"/>
             </w:pPr>
             <w:r>
@@ -6956,7 +6956,7 @@
           </w:tcPr>
           <w:p>
             <w:pPr>
-              <w:spacing w:before="0" w:after="0"/>
+              <w:spacing w:before="0" w:after="0" w:line="240" w:lineRule="auto"/>
               <w:jc w:val="center"/>
             </w:pPr>
             <w:r>
@@ -6987,7 +6987,7 @@
           </w:tcPr>
           <w:p>
             <w:pPr>
-              <w:spacing w:before="0" w:after="0"/>
+              <w:spacing w:before="0" w:after="0" w:line="240" w:lineRule="auto"/>
               <w:jc w:val="center"/>
             </w:pPr>
             <w:r>
@@ -7023,7 +7023,7 @@
           </w:tcPr>
           <w:p>
             <w:pPr>
-              <w:spacing w:before="0" w:after="0"/>
+              <w:spacing w:before="0" w:after="0" w:line="240" w:lineRule="auto"/>
               <w:jc w:val="both"/>
             </w:pPr>
             <w:r>
@@ -7054,7 +7054,7 @@
           </w:tcPr>
           <w:p>
             <w:pPr>
-              <w:spacing w:before="0" w:after="0"/>
+              <w:spacing w:before="0" w:after="0" w:line="240" w:lineRule="auto"/>
               <w:jc w:val="center"/>
             </w:pPr>
             <w:r>
@@ -7085,7 +7085,7 @@
           </w:tcPr>
           <w:p>
             <w:pPr>
-              <w:spacing w:before="0" w:after="0"/>
+              <w:spacing w:before="0" w:after="0" w:line="240" w:lineRule="auto"/>
               <w:jc w:val="center"/>
             </w:pPr>
             <w:r>
@@ -7116,7 +7116,7 @@
           </w:tcPr>
           <w:p>
             <w:pPr>
-              <w:spacing w:before="0" w:after="0"/>
+              <w:spacing w:before="0" w:after="0" w:line="240" w:lineRule="auto"/>
               <w:jc w:val="center"/>
             </w:pPr>
             <w:r>
@@ -7137,7 +7137,7 @@
     <w:p>
       <w:pPr>
         <w:pStyle w:val="Endure-ChapterBodyText"/>
-        <w:spacing w:before="100" w:after="100"/>
+        <w:spacing w:before="100" w:after="100" w:line="240" w:lineRule="auto"/>
       </w:pPr>
       <w:r>
         <w:rPr>
@@ -7163,7 +7163,7 @@
       <w:pPr>
         <w:pStyle w:val="Endure-Subhead"/>
         <w:keepNext/>
-        <w:spacing w:before="240" w:after="60"/>
+        <w:spacing w:before="240" w:after="60" w:line="240" w:lineRule="auto"/>
         <w:outlineLvl w:val="1"/>
       </w:pPr>
       <w:r>
@@ -7176,7 +7176,7 @@
     <w:p>
       <w:pPr>
         <w:pStyle w:val="Endure-FirstParagraphBodyText"/>
-        <w:spacing w:before="100" w:after="100"/>
+        <w:spacing w:before="100" w:after="100" w:line="240" w:lineRule="auto"/>
       </w:pPr>
       <w:r>
         <w:rPr>
@@ -7660,7 +7660,7 @@
       <w:pPr>
         <w:pStyle w:val="Endure-Subhead"/>
         <w:keepNext/>
-        <w:spacing w:before="240" w:after="60"/>
+        <w:spacing w:before="240" w:after="60" w:line="240" w:lineRule="auto"/>
         <w:outlineLvl w:val="1"/>
       </w:pPr>
       <w:r>
@@ -8720,7 +8720,7 @@
           </w:tcPr>
           <w:p>
             <w:pPr>
-              <w:spacing w:before="0" w:after="0"/>
+              <w:spacing w:before="0" w:after="0" w:line="240" w:lineRule="auto"/>
               <w:jc w:val="center"/>
             </w:pPr>
             <w:r>
@@ -8753,7 +8753,7 @@
           </w:tcPr>
           <w:p>
             <w:pPr>
-              <w:spacing w:before="0" w:after="0"/>
+              <w:spacing w:before="0" w:after="0" w:line="240" w:lineRule="auto"/>
               <w:jc w:val="center"/>
             </w:pPr>
             <w:r>
@@ -8786,7 +8786,7 @@
           </w:tcPr>
           <w:p>
             <w:pPr>
-              <w:spacing w:before="0" w:after="0"/>
+              <w:spacing w:before="0" w:after="0" w:line="240" w:lineRule="auto"/>
               <w:jc w:val="center"/>
             </w:pPr>
             <w:r>
@@ -8824,7 +8824,7 @@
           </w:tcPr>
           <w:p>
             <w:pPr>
-              <w:spacing w:before="0" w:after="0"/>
+              <w:spacing w:before="0" w:after="0" w:line="240" w:lineRule="auto"/>
               <w:jc w:val="center"/>
             </w:pPr>
             <w:r>
@@ -8855,7 +8855,7 @@
           </w:tcPr>
           <w:p>
             <w:pPr>
-              <w:spacing w:before="0" w:after="0"/>
+              <w:spacing w:before="0" w:after="0" w:line="240" w:lineRule="auto"/>
               <w:jc w:val="center"/>
             </w:pPr>
             <w:r>
@@ -8886,7 +8886,7 @@
           </w:tcPr>
           <w:p>
             <w:pPr>
-              <w:spacing w:before="0" w:after="0"/>
+              <w:spacing w:before="0" w:after="0" w:line="240" w:lineRule="auto"/>
               <w:jc w:val="both"/>
             </w:pPr>
             <w:r>
@@ -8922,7 +8922,7 @@
           </w:tcPr>
           <w:p>
             <w:pPr>
-              <w:spacing w:before="0" w:after="0"/>
+              <w:spacing w:before="0" w:after="0" w:line="240" w:lineRule="auto"/>
               <w:jc w:val="center"/>
             </w:pPr>
             <w:r>
@@ -8953,7 +8953,7 @@
           </w:tcPr>
           <w:p>
             <w:pPr>
-              <w:spacing w:before="0" w:after="0"/>
+              <w:spacing w:before="0" w:after="0" w:line="240" w:lineRule="auto"/>
               <w:jc w:val="both"/>
             </w:pPr>
             <w:r>
@@ -8984,7 +8984,7 @@
           </w:tcPr>
           <w:p>
             <w:pPr>
-              <w:spacing w:before="0" w:after="0"/>
+              <w:spacing w:before="0" w:after="0" w:line="240" w:lineRule="auto"/>
               <w:jc w:val="center"/>
             </w:pPr>
             <w:r>
@@ -9020,7 +9020,7 @@
           </w:tcPr>
           <w:p>
             <w:pPr>
-              <w:spacing w:before="0" w:after="0"/>
+              <w:spacing w:before="0" w:after="0" w:line="240" w:lineRule="auto"/>
               <w:jc w:val="center"/>
             </w:pPr>
             <w:r>
@@ -9051,7 +9051,7 @@
           </w:tcPr>
           <w:p>
             <w:pPr>
-              <w:spacing w:before="0" w:after="0"/>
+              <w:spacing w:before="0" w:after="0" w:line="240" w:lineRule="auto"/>
               <w:jc w:val="center"/>
             </w:pPr>
             <w:r>
@@ -9082,7 +9082,7 @@
           </w:tcPr>
           <w:p>
             <w:pPr>
-              <w:spacing w:before="0" w:after="0"/>
+              <w:spacing w:before="0" w:after="0" w:line="240" w:lineRule="auto"/>
               <w:jc w:val="both"/>
             </w:pPr>
             <w:r>
@@ -9118,7 +9118,7 @@
           </w:tcPr>
           <w:p>
             <w:pPr>
-              <w:spacing w:before="0" w:after="0"/>
+              <w:spacing w:before="0" w:after="0" w:line="240" w:lineRule="auto"/>
               <w:jc w:val="center"/>
             </w:pPr>
             <w:r>
@@ -9149,7 +9149,7 @@
           </w:tcPr>
           <w:p>
             <w:pPr>
-              <w:spacing w:before="0" w:after="0"/>
+              <w:spacing w:before="0" w:after="0" w:line="240" w:lineRule="auto"/>
               <w:jc w:val="center"/>
             </w:pPr>
             <w:r>
@@ -9180,7 +9180,7 @@
           </w:tcPr>
           <w:p>
             <w:pPr>
-              <w:spacing w:before="0" w:after="0"/>
+              <w:spacing w:before="0" w:after="0" w:line="240" w:lineRule="auto"/>
               <w:jc w:val="both"/>
             </w:pPr>
             <w:r>
@@ -9262,6 +9262,11 @@
     </w:p>
     <w:sectPr>
       <w:footerReference w:type="first" r:id="rId43"/>
+      <w:headerReference w:type="default" r:id="rId46"/>
+      <w:footerReference w:type="default" r:id="rId47"/>
+      <w:headerReference w:type="even" r:id="rId48"/>
+      <w:footerReference w:type="even" r:id="rId49"/>
+      <w:headerReference w:type="first" r:id="rId50"/>
       <w:type w:val="nextColumn"/>
       <w:pgSz w:w="10080" w:h="14400"/>
       <w:pgMar w:top="794" w:right="851" w:bottom="794" w:left="1077" w:header="454" w:footer="454" w:gutter="0"/>
@@ -10506,6 +10511,26 @@
 </w:ftr>
 </file>
 
+<file path=word/footer34.xml><?xml version="1.0" encoding="utf-8"?>
+<w:ftr xmlns:m="http://schemas.openxmlformats.org/officeDocument/2006/math" xmlns:mc="http://schemas.openxmlformats.org/markup-compatibility/2006" xmlns:mo="http://schemas.microsoft.com/office/mac/office/2008/main" xmlns:mv="urn:schemas-microsoft-com:mac:vml" xmlns:o="urn:schemas-microsoft-com:office:office" xmlns:r="http://schemas.openxmlformats.org/officeDocument/2006/relationships" xmlns:v="urn:schemas-microsoft-com:vml" xmlns:w10="urn:schemas-microsoft-com:office:word" xmlns:w14="http://schemas.microsoft.com/office/word/2010/wordml" xmlns:w="http://schemas.openxmlformats.org/wordprocessingml/2006/main" xmlns:wne="http://schemas.microsoft.com/office/word/2006/wordml" xmlns:wp14="http://schemas.microsoft.com/office/word/2010/wordprocessingDrawing" xmlns:wp="http://schemas.openxmlformats.org/drawingml/2006/wordprocessingDrawing" xmlns:wpc="http://schemas.microsoft.com/office/word/2010/wordprocessingCanvas" xmlns:wpg="http://schemas.microsoft.com/office/word/2010/wordprocessingGroup" xmlns:wpi="http://schemas.microsoft.com/office/word/2010/wordprocessingInk" xmlns:wps="http://schemas.microsoft.com/office/word/2010/wordprocessingShape" mc:Ignorable="w14 wp14">
+  <w:p>
+    <w:pPr>
+      <w:pStyle w:val="Footer"/>
+    </w:pPr>
+  </w:p>
+</w:ftr>
+</file>
+
+<file path=word/footer35.xml><?xml version="1.0" encoding="utf-8"?>
+<w:ftr xmlns:m="http://schemas.openxmlformats.org/officeDocument/2006/math" xmlns:mc="http://schemas.openxmlformats.org/markup-compatibility/2006" xmlns:mo="http://schemas.microsoft.com/office/mac/office/2008/main" xmlns:mv="urn:schemas-microsoft-com:mac:vml" xmlns:o="urn:schemas-microsoft-com:office:office" xmlns:r="http://schemas.openxmlformats.org/officeDocument/2006/relationships" xmlns:v="urn:schemas-microsoft-com:vml" xmlns:w10="urn:schemas-microsoft-com:office:word" xmlns:w14="http://schemas.microsoft.com/office/word/2010/wordml" xmlns:w="http://schemas.openxmlformats.org/wordprocessingml/2006/main" xmlns:wne="http://schemas.microsoft.com/office/word/2006/wordml" xmlns:wp14="http://schemas.microsoft.com/office/word/2010/wordprocessingDrawing" xmlns:wp="http://schemas.openxmlformats.org/drawingml/2006/wordprocessingDrawing" xmlns:wpc="http://schemas.microsoft.com/office/word/2010/wordprocessingCanvas" xmlns:wpg="http://schemas.microsoft.com/office/word/2010/wordprocessingGroup" xmlns:wpi="http://schemas.microsoft.com/office/word/2010/wordprocessingInk" xmlns:wps="http://schemas.microsoft.com/office/word/2010/wordprocessingShape" mc:Ignorable="w14 wp14">
+  <w:p>
+    <w:pPr>
+      <w:pStyle w:val="Footer"/>
+    </w:pPr>
+  </w:p>
+</w:ftr>
+</file>
+
 <file path=word/footer4.xml><?xml version="1.0" encoding="utf-8"?>
 <w:ftr xmlns:wpc="http://schemas.microsoft.com/office/word/2010/wordprocessingCanvas" xmlns:cx="http://schemas.microsoft.com/office/drawing/2014/chartex" xmlns:cx1="http://schemas.microsoft.com/office/drawing/2015/9/8/chartex" xmlns:cx2="http://schemas.microsoft.com/office/drawing/2015/10/21/chartex" xmlns:cx3="http://schemas.microsoft.com/office/drawing/2016/5/9/chartex" xmlns:cx4="http://schemas.microsoft.com/office/drawing/2016/5/10/chartex" xmlns:cx5="http://schemas.microsoft.com/office/drawing/2016/5/11/chartex" xmlns:cx6="http://schemas.microsoft.com/office/drawing/2016/5/12/chartex" xmlns:cx7="http://schemas.microsoft.com/office/drawing/2016/5/13/chartex" xmlns:cx8="http://schemas.microsoft.com/office/drawing/2016/5/14/chartex" xmlns:mc="http://schemas.openxmlformats.org/markup-compatibility/2006" xmlns:aink="http://schemas.microsoft.com/office/drawing/2016/ink" xmlns:am3d="http://schemas.microsoft.com/office/drawing/2017/model3d" xmlns:o="urn:schemas-microsoft-com:office:office" xmlns:oel="http://schemas.microsoft.com/office/2019/extlst" xmlns:r="http://schemas.openxmlformats.org/officeDocument/2006/relationships" xmlns:m="http://schemas.openxmlformats.org/officeDocument/2006/math" xmlns:v="urn:schemas-microsoft-com:vml" xmlns:wp14="http://schemas.microsoft.com/office/word/2010/wordprocessingDrawing" xmlns:wp="http://schemas.openxmlformats.org/drawingml/2006/wordprocessingDrawing" xmlns:w10="urn:schemas-microsoft-com:office:word" xmlns:w="http://schemas.openxmlformats.org/wordprocessingml/2006/main" xmlns:w14="http://schemas.microsoft.com/office/word/2010/wordml" xmlns:w15="http://schemas.microsoft.com/office/word/2012/wordml" xmlns:w16cex="http://schemas.microsoft.com/office/word/2018/wordml/cex" xmlns:w16cid="http://schemas.microsoft.com/office/word/2016/wordml/cid" xmlns:w16="http://schemas.microsoft.com/office/word/2018/wordml" xmlns:w16du="http://schemas.microsoft.com/office/word/2023/wordml/word16du" xmlns:w16sdtdh="http://schemas.microsoft.com/office/word/2020/wordml/sdtdatahash" xmlns:w16sdtfl="http://schemas.microsoft.com/office/word/2024/wordml/sdtformatlock" xmlns:w16se="http://schemas.microsoft.com/office/word/2015/wordml/symex" xmlns:wpg="http://schemas.microsoft.com/office/word/2010/wordprocessingGroup" xmlns:wpi="http://schemas.microsoft.com/office/word/2010/wordprocessingInk" xmlns:wne="http://schemas.microsoft.com/office/word/2006/wordml" xmlns:wps="http://schemas.microsoft.com/office/word/2010/wordprocessingShape" mc:Ignorable="w14 w15 w16se w16cid w16 w16cex w16sdtdh w16sdtfl w16du wp14">
   <w:p>
@@ -10763,6 +10788,36 @@
     <w:r>
       <w:t>TÍTULO DEL LIBRO</w:t>
     </w:r>
+  </w:p>
+</w:hdr>
+</file>
+
+<file path=word/header3.xml><?xml version="1.0" encoding="utf-8"?>
+<w:hdr xmlns:m="http://schemas.openxmlformats.org/officeDocument/2006/math" xmlns:mc="http://schemas.openxmlformats.org/markup-compatibility/2006" xmlns:mo="http://schemas.microsoft.com/office/mac/office/2008/main" xmlns:mv="urn:schemas-microsoft-com:mac:vml" xmlns:o="urn:schemas-microsoft-com:office:office" xmlns:r="http://schemas.openxmlformats.org/officeDocument/2006/relationships" xmlns:v="urn:schemas-microsoft-com:vml" xmlns:w10="urn:schemas-microsoft-com:office:word" xmlns:w14="http://schemas.microsoft.com/office/word/2010/wordml" xmlns:w="http://schemas.openxmlformats.org/wordprocessingml/2006/main" xmlns:wne="http://schemas.microsoft.com/office/word/2006/wordml" xmlns:wp14="http://schemas.microsoft.com/office/word/2010/wordprocessingDrawing" xmlns:wp="http://schemas.openxmlformats.org/drawingml/2006/wordprocessingDrawing" xmlns:wpc="http://schemas.microsoft.com/office/word/2010/wordprocessingCanvas" xmlns:wpg="http://schemas.microsoft.com/office/word/2010/wordprocessingGroup" xmlns:wpi="http://schemas.microsoft.com/office/word/2010/wordprocessingInk" xmlns:wps="http://schemas.microsoft.com/office/word/2010/wordprocessingShape" mc:Ignorable="w14 wp14">
+  <w:p>
+    <w:pPr>
+      <w:pStyle w:val="Header"/>
+    </w:pPr>
+  </w:p>
+</w:hdr>
+</file>
+
+<file path=word/header4.xml><?xml version="1.0" encoding="utf-8"?>
+<w:hdr xmlns:m="http://schemas.openxmlformats.org/officeDocument/2006/math" xmlns:mc="http://schemas.openxmlformats.org/markup-compatibility/2006" xmlns:mo="http://schemas.microsoft.com/office/mac/office/2008/main" xmlns:mv="urn:schemas-microsoft-com:mac:vml" xmlns:o="urn:schemas-microsoft-com:office:office" xmlns:r="http://schemas.openxmlformats.org/officeDocument/2006/relationships" xmlns:v="urn:schemas-microsoft-com:vml" xmlns:w10="urn:schemas-microsoft-com:office:word" xmlns:w14="http://schemas.microsoft.com/office/word/2010/wordml" xmlns:w="http://schemas.openxmlformats.org/wordprocessingml/2006/main" xmlns:wne="http://schemas.microsoft.com/office/word/2006/wordml" xmlns:wp14="http://schemas.microsoft.com/office/word/2010/wordprocessingDrawing" xmlns:wp="http://schemas.openxmlformats.org/drawingml/2006/wordprocessingDrawing" xmlns:wpc="http://schemas.microsoft.com/office/word/2010/wordprocessingCanvas" xmlns:wpg="http://schemas.microsoft.com/office/word/2010/wordprocessingGroup" xmlns:wpi="http://schemas.microsoft.com/office/word/2010/wordprocessingInk" xmlns:wps="http://schemas.microsoft.com/office/word/2010/wordprocessingShape" mc:Ignorable="w14 wp14">
+  <w:p>
+    <w:pPr>
+      <w:pStyle w:val="Header"/>
+    </w:pPr>
+  </w:p>
+</w:hdr>
+</file>
+
+<file path=word/header5.xml><?xml version="1.0" encoding="utf-8"?>
+<w:hdr xmlns:m="http://schemas.openxmlformats.org/officeDocument/2006/math" xmlns:mc="http://schemas.openxmlformats.org/markup-compatibility/2006" xmlns:mo="http://schemas.microsoft.com/office/mac/office/2008/main" xmlns:mv="urn:schemas-microsoft-com:mac:vml" xmlns:o="urn:schemas-microsoft-com:office:office" xmlns:r="http://schemas.openxmlformats.org/officeDocument/2006/relationships" xmlns:v="urn:schemas-microsoft-com:vml" xmlns:w10="urn:schemas-microsoft-com:office:word" xmlns:w14="http://schemas.microsoft.com/office/word/2010/wordml" xmlns:w="http://schemas.openxmlformats.org/wordprocessingml/2006/main" xmlns:wne="http://schemas.microsoft.com/office/word/2006/wordml" xmlns:wp14="http://schemas.microsoft.com/office/word/2010/wordprocessingDrawing" xmlns:wp="http://schemas.openxmlformats.org/drawingml/2006/wordprocessingDrawing" xmlns:wpc="http://schemas.microsoft.com/office/word/2010/wordprocessingCanvas" xmlns:wpg="http://schemas.microsoft.com/office/word/2010/wordprocessingGroup" xmlns:wpi="http://schemas.microsoft.com/office/word/2010/wordprocessingInk" xmlns:wps="http://schemas.microsoft.com/office/word/2010/wordprocessingShape" mc:Ignorable="w14 wp14">
+  <w:p>
+    <w:pPr>
+      <w:pStyle w:val="Header"/>
+    </w:pPr>
   </w:p>
 </w:hdr>
 </file>
